--- a/旅游规划智能体系统_Java技术方案.docx
+++ b/旅游规划智能体系统_Java技术方案.docx
@@ -43,11 +43,11 @@
       </w:r>
       <w:r>
         <w:br/>
-        <w:t>编制日期：2026-09-13</w:t>
+        <w:t>编制日期：2026-09-15</w:t>
       </w:r>
       <w:r>
         <w:br/>
-        <w:t>技术路线：Spring Boot + Spring AI + PostgreSQL</w:t>
+        <w:t>技术路线：前后端分离（Vue 3 SPA + Spring Boot REST API）+ Spring AI + MyBatis-Plus + Flyway + PostgreSQL + RabbitMQ + Docker</w:t>
       </w:r>
     </w:p>
     <w:p>
@@ -97,6 +97,11 @@
     <w:p>
       <w:r>
         <w:t>本方案以 Java 为主要开发语言，采用 Spring Boot 构建后端业务平台，通过 Spring AI 接入大模型，通过工具层连接地图、天气、交通、酒店和餐饮等数据源。</w:t>
+      </w:r>
+    </w:p>
+    <w:p>
+      <w:r>
+        <w:t>系统采用前后端分离架构：前端是以 Vue 3 + TypeScript 构建的单页应用，只负责界面与交互；后端是以 Spring Boot 构建的 REST 服务，只负责业务与数据；两端通过 /api 接口契约通信，独立构建、独立部署。</w:t>
       </w:r>
     </w:p>
     <w:p>
@@ -205,7 +210,7 @@
         <w:keepNext/>
       </w:pPr>
       <w:r>
-        <w:t>2. 总体技术架构</w:t>
+        <w:t>2. 总体技术架构与前后端分离</w:t>
       </w:r>
     </w:p>
     <w:p>
@@ -214,13 +219,19 @@
         <w:spacing w:before="80" w:after="160"/>
       </w:pPr>
       <w:r>
-        <w:t>Vue 3 / React / 小程序</w:t>
+        <w:t>前端：Vue 3 SPA（独立构建、独立部署，产物为静态资源）</w:t>
+        <w:br/>
+        <w:t xml:space="preserve">          │  HTTPS + JSON，统一 /api 前缀</w:t>
+        <w:br/>
+        <w:t xml:space="preserve">          ▼</w:t>
+        <w:br/>
+        <w:t>Nginx / CDN（静态资源托管 + /api 反向代理）</w:t>
         <w:br/>
         <w:t xml:space="preserve">          │</w:t>
         <w:br/>
         <w:t xml:space="preserve">          ▼</w:t>
         <w:br/>
-        <w:t>Spring Boot API 网关与业务接口</w:t>
+        <w:t>后端：Spring Boot REST API（独立进程、无状态、可水平扩展）</w:t>
         <w:br/>
         <w:t xml:space="preserve">          │</w:t>
         <w:br/>
@@ -367,25 +378,25 @@
               <w:rPr>
                 <w:b w:val="0"/>
               </w:rPr>
-              <w:t>Java 21、Spring Boot 3</w:t>
-            </w:r>
-          </w:p>
-        </w:tc>
-        <w:tc>
-          <w:tcPr>
-            <w:tcW w:type="dxa" w:w="3264"/>
-            <w:vAlign w:val="center"/>
-          </w:tcPr>
-          <w:p>
-            <w:pPr>
-              <w:spacing w:after="0"/>
-            </w:pPr>
-            <w:r/>
-            <w:r>
-              <w:rPr>
-                <w:b w:val="0"/>
-              </w:rPr>
-              <w:t>业务接口、权限、事务和企业级服务</w:t>
+              <w:t>Java 21、Spring Boot 3（REST）</w:t>
+            </w:r>
+          </w:p>
+        </w:tc>
+        <w:tc>
+          <w:tcPr>
+            <w:tcW w:type="dxa" w:w="3264"/>
+            <w:vAlign w:val="center"/>
+          </w:tcPr>
+          <w:p>
+            <w:pPr>
+              <w:spacing w:after="0"/>
+            </w:pPr>
+            <w:r/>
+            <w:r>
+              <w:rPr>
+                <w:b w:val="0"/>
+              </w:rPr>
+              <w:t>只提供 JSON 接口：业务逻辑、权限、事务和企业级服务</w:t>
             </w:r>
           </w:p>
         </w:tc>
@@ -405,43 +416,43 @@
               <w:rPr>
                 <w:b w:val="0"/>
               </w:rPr>
-              <w:t>AI 编排</w:t>
-            </w:r>
-          </w:p>
-        </w:tc>
-        <w:tc>
-          <w:tcPr>
-            <w:tcW w:type="dxa" w:w="3264"/>
-            <w:vAlign w:val="center"/>
-          </w:tcPr>
-          <w:p>
-            <w:pPr>
-              <w:spacing w:after="0"/>
-            </w:pPr>
-            <w:r/>
-            <w:r>
-              <w:rPr>
-                <w:b w:val="0"/>
-              </w:rPr>
-              <w:t>Spring AI</w:t>
-            </w:r>
-          </w:p>
-        </w:tc>
-        <w:tc>
-          <w:tcPr>
-            <w:tcW w:type="dxa" w:w="3264"/>
-            <w:vAlign w:val="center"/>
-          </w:tcPr>
-          <w:p>
-            <w:pPr>
-              <w:spacing w:after="0"/>
-            </w:pPr>
-            <w:r/>
-            <w:r>
-              <w:rPr>
-                <w:b w:val="0"/>
-              </w:rPr>
-              <w:t>统一封装模型调用、结构化输出和工具调用</w:t>
+              <w:t>前端</w:t>
+            </w:r>
+          </w:p>
+        </w:tc>
+        <w:tc>
+          <w:tcPr>
+            <w:tcW w:type="dxa" w:w="3264"/>
+            <w:vAlign w:val="center"/>
+          </w:tcPr>
+          <w:p>
+            <w:pPr>
+              <w:spacing w:after="0"/>
+            </w:pPr>
+            <w:r/>
+            <w:r>
+              <w:rPr>
+                <w:b w:val="0"/>
+              </w:rPr>
+              <w:t>Vue 3 + TypeScript + Vite（SPA）</w:t>
+            </w:r>
+          </w:p>
+        </w:tc>
+        <w:tc>
+          <w:tcPr>
+            <w:tcW w:type="dxa" w:w="3264"/>
+            <w:vAlign w:val="center"/>
+          </w:tcPr>
+          <w:p>
+            <w:pPr>
+              <w:spacing w:after="0"/>
+            </w:pPr>
+            <w:r/>
+            <w:r>
+              <w:rPr>
+                <w:b w:val="0"/>
+              </w:rPr>
+              <w:t>独立工程，只通过 HTTP 调用后端，构建产物为静态资源</w:t>
             </w:r>
           </w:p>
         </w:tc>
@@ -461,43 +472,43 @@
               <w:rPr>
                 <w:b w:val="0"/>
               </w:rPr>
-              <w:t>前端</w:t>
-            </w:r>
-          </w:p>
-        </w:tc>
-        <w:tc>
-          <w:tcPr>
-            <w:tcW w:type="dxa" w:w="3264"/>
-            <w:vAlign w:val="center"/>
-          </w:tcPr>
-          <w:p>
-            <w:pPr>
-              <w:spacing w:after="0"/>
-            </w:pPr>
-            <w:r/>
-            <w:r>
-              <w:rPr>
-                <w:b w:val="0"/>
-              </w:rPr>
-              <w:t>Vue 3 + TypeScript</w:t>
-            </w:r>
-          </w:p>
-        </w:tc>
-        <w:tc>
-          <w:tcPr>
-            <w:tcW w:type="dxa" w:w="3264"/>
-            <w:vAlign w:val="center"/>
-          </w:tcPr>
-          <w:p>
-            <w:pPr>
-              <w:spacing w:after="0"/>
-            </w:pPr>
-            <w:r/>
-            <w:r>
-              <w:rPr>
-                <w:b w:val="0"/>
-              </w:rPr>
-              <w:t>用户端、对话界面和管理后台</w:t>
+              <w:t>前后端通信</w:t>
+            </w:r>
+          </w:p>
+        </w:tc>
+        <w:tc>
+          <w:tcPr>
+            <w:tcW w:type="dxa" w:w="3264"/>
+            <w:vAlign w:val="center"/>
+          </w:tcPr>
+          <w:p>
+            <w:pPr>
+              <w:spacing w:after="0"/>
+            </w:pPr>
+            <w:r/>
+            <w:r>
+              <w:rPr>
+                <w:b w:val="0"/>
+              </w:rPr>
+              <w:t>REST + JSON、SpringDoc OpenAPI</w:t>
+            </w:r>
+          </w:p>
+        </w:tc>
+        <w:tc>
+          <w:tcPr>
+            <w:tcW w:type="dxa" w:w="3264"/>
+            <w:vAlign w:val="center"/>
+          </w:tcPr>
+          <w:p>
+            <w:pPr>
+              <w:spacing w:after="0"/>
+            </w:pPr>
+            <w:r/>
+            <w:r>
+              <w:rPr>
+                <w:b w:val="0"/>
+              </w:rPr>
+              <w:t>契约先行，统一 /api 前缀、统一响应结构与接口文档</w:t>
             </w:r>
           </w:p>
         </w:tc>
@@ -517,43 +528,43 @@
               <w:rPr>
                 <w:b w:val="0"/>
               </w:rPr>
-              <w:t>数据库</w:t>
-            </w:r>
-          </w:p>
-        </w:tc>
-        <w:tc>
-          <w:tcPr>
-            <w:tcW w:type="dxa" w:w="3264"/>
-            <w:vAlign w:val="center"/>
-          </w:tcPr>
-          <w:p>
-            <w:pPr>
-              <w:spacing w:after="0"/>
-            </w:pPr>
-            <w:r/>
-            <w:r>
-              <w:rPr>
-                <w:b w:val="0"/>
-              </w:rPr>
-              <w:t>PostgreSQL + PostGIS</w:t>
-            </w:r>
-          </w:p>
-        </w:tc>
-        <w:tc>
-          <w:tcPr>
-            <w:tcW w:type="dxa" w:w="3264"/>
-            <w:vAlign w:val="center"/>
-          </w:tcPr>
-          <w:p>
-            <w:pPr>
-              <w:spacing w:after="0"/>
-            </w:pPr>
-            <w:r/>
-            <w:r>
-              <w:rPr>
-                <w:b w:val="0"/>
-              </w:rPr>
-              <w:t>业务数据、地理位置和空间距离计算</w:t>
+              <w:t>AI 编排</w:t>
+            </w:r>
+          </w:p>
+        </w:tc>
+        <w:tc>
+          <w:tcPr>
+            <w:tcW w:type="dxa" w:w="3264"/>
+            <w:vAlign w:val="center"/>
+          </w:tcPr>
+          <w:p>
+            <w:pPr>
+              <w:spacing w:after="0"/>
+            </w:pPr>
+            <w:r/>
+            <w:r>
+              <w:rPr>
+                <w:b w:val="0"/>
+              </w:rPr>
+              <w:t>Spring AI</w:t>
+            </w:r>
+          </w:p>
+        </w:tc>
+        <w:tc>
+          <w:tcPr>
+            <w:tcW w:type="dxa" w:w="3264"/>
+            <w:vAlign w:val="center"/>
+          </w:tcPr>
+          <w:p>
+            <w:pPr>
+              <w:spacing w:after="0"/>
+            </w:pPr>
+            <w:r/>
+            <w:r>
+              <w:rPr>
+                <w:b w:val="0"/>
+              </w:rPr>
+              <w:t>统一封装模型调用、结构化输出和工具调用</w:t>
             </w:r>
           </w:p>
         </w:tc>
@@ -573,43 +584,43 @@
               <w:rPr>
                 <w:b w:val="0"/>
               </w:rPr>
-              <w:t>缓存</w:t>
-            </w:r>
-          </w:p>
-        </w:tc>
-        <w:tc>
-          <w:tcPr>
-            <w:tcW w:type="dxa" w:w="3264"/>
-            <w:vAlign w:val="center"/>
-          </w:tcPr>
-          <w:p>
-            <w:pPr>
-              <w:spacing w:after="0"/>
-            </w:pPr>
-            <w:r/>
-            <w:r>
-              <w:rPr>
-                <w:b w:val="0"/>
-              </w:rPr>
-              <w:t>Redis</w:t>
-            </w:r>
-          </w:p>
-        </w:tc>
-        <w:tc>
-          <w:tcPr>
-            <w:tcW w:type="dxa" w:w="3264"/>
-            <w:vAlign w:val="center"/>
-          </w:tcPr>
-          <w:p>
-            <w:pPr>
-              <w:spacing w:after="0"/>
-            </w:pPr>
-            <w:r/>
-            <w:r>
-              <w:rPr>
-                <w:b w:val="0"/>
-              </w:rPr>
-              <w:t>会话、热点数据、限流和任务状态</w:t>
+              <w:t>持久层</w:t>
+            </w:r>
+          </w:p>
+        </w:tc>
+        <w:tc>
+          <w:tcPr>
+            <w:tcW w:type="dxa" w:w="3264"/>
+            <w:vAlign w:val="center"/>
+          </w:tcPr>
+          <w:p>
+            <w:pPr>
+              <w:spacing w:after="0"/>
+            </w:pPr>
+            <w:r/>
+            <w:r>
+              <w:rPr>
+                <w:b w:val="0"/>
+              </w:rPr>
+              <w:t>MyBatis-Plus</w:t>
+            </w:r>
+          </w:p>
+        </w:tc>
+        <w:tc>
+          <w:tcPr>
+            <w:tcW w:type="dxa" w:w="3264"/>
+            <w:vAlign w:val="center"/>
+          </w:tcPr>
+          <w:p>
+            <w:pPr>
+              <w:spacing w:after="0"/>
+            </w:pPr>
+            <w:r/>
+            <w:r>
+              <w:rPr>
+                <w:b w:val="0"/>
+              </w:rPr>
+              <w:t>单表 CRUD 与分页开箱可用，复杂查询写 XML</w:t>
             </w:r>
           </w:p>
         </w:tc>
@@ -629,43 +640,43 @@
               <w:rPr>
                 <w:b w:val="0"/>
               </w:rPr>
-              <w:t>消息队列</w:t>
-            </w:r>
-          </w:p>
-        </w:tc>
-        <w:tc>
-          <w:tcPr>
-            <w:tcW w:type="dxa" w:w="3264"/>
-            <w:vAlign w:val="center"/>
-          </w:tcPr>
-          <w:p>
-            <w:pPr>
-              <w:spacing w:after="0"/>
-            </w:pPr>
-            <w:r/>
-            <w:r>
-              <w:rPr>
-                <w:b w:val="0"/>
-              </w:rPr>
-              <w:t>RabbitMQ 或 Kafka</w:t>
-            </w:r>
-          </w:p>
-        </w:tc>
-        <w:tc>
-          <w:tcPr>
-            <w:tcW w:type="dxa" w:w="3264"/>
-            <w:vAlign w:val="center"/>
-          </w:tcPr>
-          <w:p>
-            <w:pPr>
-              <w:spacing w:after="0"/>
-            </w:pPr>
-            <w:r/>
-            <w:r>
-              <w:rPr>
-                <w:b w:val="0"/>
-              </w:rPr>
-              <w:t>异步查询、导出任务和数据同步</w:t>
+              <w:t>数据库</w:t>
+            </w:r>
+          </w:p>
+        </w:tc>
+        <w:tc>
+          <w:tcPr>
+            <w:tcW w:type="dxa" w:w="3264"/>
+            <w:vAlign w:val="center"/>
+          </w:tcPr>
+          <w:p>
+            <w:pPr>
+              <w:spacing w:after="0"/>
+            </w:pPr>
+            <w:r/>
+            <w:r>
+              <w:rPr>
+                <w:b w:val="0"/>
+              </w:rPr>
+              <w:t>PostgreSQL + PostGIS</w:t>
+            </w:r>
+          </w:p>
+        </w:tc>
+        <w:tc>
+          <w:tcPr>
+            <w:tcW w:type="dxa" w:w="3264"/>
+            <w:vAlign w:val="center"/>
+          </w:tcPr>
+          <w:p>
+            <w:pPr>
+              <w:spacing w:after="0"/>
+            </w:pPr>
+            <w:r/>
+            <w:r>
+              <w:rPr>
+                <w:b w:val="0"/>
+              </w:rPr>
+              <w:t>业务数据、地理位置和空间距离计算</w:t>
             </w:r>
           </w:p>
         </w:tc>
@@ -685,43 +696,43 @@
               <w:rPr>
                 <w:b w:val="0"/>
               </w:rPr>
-              <w:t>文件存储</w:t>
-            </w:r>
-          </w:p>
-        </w:tc>
-        <w:tc>
-          <w:tcPr>
-            <w:tcW w:type="dxa" w:w="3264"/>
-            <w:vAlign w:val="center"/>
-          </w:tcPr>
-          <w:p>
-            <w:pPr>
-              <w:spacing w:after="0"/>
-            </w:pPr>
-            <w:r/>
-            <w:r>
-              <w:rPr>
-                <w:b w:val="0"/>
-              </w:rPr>
-              <w:t>MinIO / OSS / S3</w:t>
-            </w:r>
-          </w:p>
-        </w:tc>
-        <w:tc>
-          <w:tcPr>
-            <w:tcW w:type="dxa" w:w="3264"/>
-            <w:vAlign w:val="center"/>
-          </w:tcPr>
-          <w:p>
-            <w:pPr>
-              <w:spacing w:after="0"/>
-            </w:pPr>
-            <w:r/>
-            <w:r>
-              <w:rPr>
-                <w:b w:val="0"/>
-              </w:rPr>
-              <w:t>Word、PDF、图片和原始数据文件</w:t>
+              <w:t>数据库版本管理</w:t>
+            </w:r>
+          </w:p>
+        </w:tc>
+        <w:tc>
+          <w:tcPr>
+            <w:tcW w:type="dxa" w:w="3264"/>
+            <w:vAlign w:val="center"/>
+          </w:tcPr>
+          <w:p>
+            <w:pPr>
+              <w:spacing w:after="0"/>
+            </w:pPr>
+            <w:r/>
+            <w:r>
+              <w:rPr>
+                <w:b w:val="0"/>
+              </w:rPr>
+              <w:t>Flyway</w:t>
+            </w:r>
+          </w:p>
+        </w:tc>
+        <w:tc>
+          <w:tcPr>
+            <w:tcW w:type="dxa" w:w="3264"/>
+            <w:vAlign w:val="center"/>
+          </w:tcPr>
+          <w:p>
+            <w:pPr>
+              <w:spacing w:after="0"/>
+            </w:pPr>
+            <w:r/>
+            <w:r>
+              <w:rPr>
+                <w:b w:val="0"/>
+              </w:rPr>
+              <w:t>建表与数据变更全部走迁移脚本，禁止手工改库</w:t>
             </w:r>
           </w:p>
         </w:tc>
@@ -741,43 +752,43 @@
               <w:rPr>
                 <w:b w:val="0"/>
               </w:rPr>
-              <w:t>认证</w:t>
-            </w:r>
-          </w:p>
-        </w:tc>
-        <w:tc>
-          <w:tcPr>
-            <w:tcW w:type="dxa" w:w="3264"/>
-            <w:vAlign w:val="center"/>
-          </w:tcPr>
-          <w:p>
-            <w:pPr>
-              <w:spacing w:after="0"/>
-            </w:pPr>
-            <w:r/>
-            <w:r>
-              <w:rPr>
-                <w:b w:val="0"/>
-              </w:rPr>
-              <w:t>Spring Security + JWT</w:t>
-            </w:r>
-          </w:p>
-        </w:tc>
-        <w:tc>
-          <w:tcPr>
-            <w:tcW w:type="dxa" w:w="3264"/>
-            <w:vAlign w:val="center"/>
-          </w:tcPr>
-          <w:p>
-            <w:pPr>
-              <w:spacing w:after="0"/>
-            </w:pPr>
-            <w:r/>
-            <w:r>
-              <w:rPr>
-                <w:b w:val="0"/>
-              </w:rPr>
-              <w:t>用户登录、权限和企业版角色控制</w:t>
+              <w:t>连接池</w:t>
+            </w:r>
+          </w:p>
+        </w:tc>
+        <w:tc>
+          <w:tcPr>
+            <w:tcW w:type="dxa" w:w="3264"/>
+            <w:vAlign w:val="center"/>
+          </w:tcPr>
+          <w:p>
+            <w:pPr>
+              <w:spacing w:after="0"/>
+            </w:pPr>
+            <w:r/>
+            <w:r>
+              <w:rPr>
+                <w:b w:val="0"/>
+              </w:rPr>
+              <w:t>HikariCP（默认），Druid 可选</w:t>
+            </w:r>
+          </w:p>
+        </w:tc>
+        <w:tc>
+          <w:tcPr>
+            <w:tcW w:type="dxa" w:w="3264"/>
+            <w:vAlign w:val="center"/>
+          </w:tcPr>
+          <w:p>
+            <w:pPr>
+              <w:spacing w:after="0"/>
+            </w:pPr>
+            <w:r/>
+            <w:r>
+              <w:rPr>
+                <w:b w:val="0"/>
+              </w:rPr>
+              <w:t>需要 SQL 监控与慢 SQL 统计时再替换为 Druid</w:t>
             </w:r>
           </w:p>
         </w:tc>
@@ -797,43 +808,491 @@
               <w:rPr>
                 <w:b w:val="0"/>
               </w:rPr>
-              <w:t>部署</w:t>
-            </w:r>
-          </w:p>
-        </w:tc>
-        <w:tc>
-          <w:tcPr>
-            <w:tcW w:type="dxa" w:w="3264"/>
-            <w:vAlign w:val="center"/>
-          </w:tcPr>
-          <w:p>
-            <w:pPr>
-              <w:spacing w:after="0"/>
-            </w:pPr>
-            <w:r/>
-            <w:r>
-              <w:rPr>
-                <w:b w:val="0"/>
-              </w:rPr>
-              <w:t>Docker Compose / Kubernetes</w:t>
-            </w:r>
-          </w:p>
-        </w:tc>
-        <w:tc>
-          <w:tcPr>
-            <w:tcW w:type="dxa" w:w="3264"/>
-            <w:vAlign w:val="center"/>
-          </w:tcPr>
-          <w:p>
-            <w:pPr>
-              <w:spacing w:after="0"/>
-            </w:pPr>
-            <w:r/>
-            <w:r>
-              <w:rPr>
-                <w:b w:val="0"/>
-              </w:rPr>
-              <w:t>开发环境和生产环境部署</w:t>
+              <w:t>缓存</w:t>
+            </w:r>
+          </w:p>
+        </w:tc>
+        <w:tc>
+          <w:tcPr>
+            <w:tcW w:type="dxa" w:w="3264"/>
+            <w:vAlign w:val="center"/>
+          </w:tcPr>
+          <w:p>
+            <w:pPr>
+              <w:spacing w:after="0"/>
+            </w:pPr>
+            <w:r/>
+            <w:r>
+              <w:rPr>
+                <w:b w:val="0"/>
+              </w:rPr>
+              <w:t>Redis</w:t>
+            </w:r>
+          </w:p>
+        </w:tc>
+        <w:tc>
+          <w:tcPr>
+            <w:tcW w:type="dxa" w:w="3264"/>
+            <w:vAlign w:val="center"/>
+          </w:tcPr>
+          <w:p>
+            <w:pPr>
+              <w:spacing w:after="0"/>
+            </w:pPr>
+            <w:r/>
+            <w:r>
+              <w:rPr>
+                <w:b w:val="0"/>
+              </w:rPr>
+              <w:t>会话、热点数据、限流和任务状态</w:t>
+            </w:r>
+          </w:p>
+        </w:tc>
+      </w:tr>
+      <w:tr>
+        <w:tc>
+          <w:tcPr>
+            <w:tcW w:type="dxa" w:w="3264"/>
+            <w:vAlign w:val="center"/>
+          </w:tcPr>
+          <w:p>
+            <w:pPr>
+              <w:spacing w:after="0"/>
+            </w:pPr>
+            <w:r/>
+            <w:r>
+              <w:rPr>
+                <w:b w:val="0"/>
+              </w:rPr>
+              <w:t>消息队列</w:t>
+            </w:r>
+          </w:p>
+        </w:tc>
+        <w:tc>
+          <w:tcPr>
+            <w:tcW w:type="dxa" w:w="3264"/>
+            <w:vAlign w:val="center"/>
+          </w:tcPr>
+          <w:p>
+            <w:pPr>
+              <w:spacing w:after="0"/>
+            </w:pPr>
+            <w:r/>
+            <w:r>
+              <w:rPr>
+                <w:b w:val="0"/>
+              </w:rPr>
+              <w:t>RabbitMQ</w:t>
+            </w:r>
+          </w:p>
+        </w:tc>
+        <w:tc>
+          <w:tcPr>
+            <w:tcW w:type="dxa" w:w="3264"/>
+            <w:vAlign w:val="center"/>
+          </w:tcPr>
+          <w:p>
+            <w:pPr>
+              <w:spacing w:after="0"/>
+            </w:pPr>
+            <w:r/>
+            <w:r>
+              <w:rPr>
+                <w:b w:val="0"/>
+              </w:rPr>
+              <w:t>异步查询、导出任务、通知与数据同步（定版说明见 3.1）</w:t>
+            </w:r>
+          </w:p>
+        </w:tc>
+      </w:tr>
+      <w:tr>
+        <w:tc>
+          <w:tcPr>
+            <w:tcW w:type="dxa" w:w="3264"/>
+            <w:vAlign w:val="center"/>
+          </w:tcPr>
+          <w:p>
+            <w:pPr>
+              <w:spacing w:after="0"/>
+            </w:pPr>
+            <w:r/>
+            <w:r>
+              <w:rPr>
+                <w:b w:val="0"/>
+              </w:rPr>
+              <w:t>实时通信</w:t>
+            </w:r>
+          </w:p>
+        </w:tc>
+        <w:tc>
+          <w:tcPr>
+            <w:tcW w:type="dxa" w:w="3264"/>
+            <w:vAlign w:val="center"/>
+          </w:tcPr>
+          <w:p>
+            <w:pPr>
+              <w:spacing w:after="0"/>
+            </w:pPr>
+            <w:r/>
+            <w:r>
+              <w:rPr>
+                <w:b w:val="0"/>
+              </w:rPr>
+              <w:t>Spring WebSocket(STOMP) + SSE</w:t>
+            </w:r>
+          </w:p>
+        </w:tc>
+        <w:tc>
+          <w:tcPr>
+            <w:tcW w:type="dxa" w:w="3264"/>
+            <w:vAlign w:val="center"/>
+          </w:tcPr>
+          <w:p>
+            <w:pPr>
+              <w:spacing w:after="0"/>
+            </w:pPr>
+            <w:r/>
+            <w:r>
+              <w:rPr>
+                <w:b w:val="0"/>
+              </w:rPr>
+              <w:t>对话进度与协作消息自建，不接第三方 IM SDK</w:t>
+            </w:r>
+          </w:p>
+        </w:tc>
+      </w:tr>
+      <w:tr>
+        <w:tc>
+          <w:tcPr>
+            <w:tcW w:type="dxa" w:w="3264"/>
+            <w:vAlign w:val="center"/>
+          </w:tcPr>
+          <w:p>
+            <w:pPr>
+              <w:spacing w:after="0"/>
+            </w:pPr>
+            <w:r/>
+            <w:r>
+              <w:rPr>
+                <w:b w:val="0"/>
+              </w:rPr>
+              <w:t>文件存储</w:t>
+            </w:r>
+          </w:p>
+        </w:tc>
+        <w:tc>
+          <w:tcPr>
+            <w:tcW w:type="dxa" w:w="3264"/>
+            <w:vAlign w:val="center"/>
+          </w:tcPr>
+          <w:p>
+            <w:pPr>
+              <w:spacing w:after="0"/>
+            </w:pPr>
+            <w:r/>
+            <w:r>
+              <w:rPr>
+                <w:b w:val="0"/>
+              </w:rPr>
+              <w:t>MinIO / OSS / S3</w:t>
+            </w:r>
+          </w:p>
+        </w:tc>
+        <w:tc>
+          <w:tcPr>
+            <w:tcW w:type="dxa" w:w="3264"/>
+            <w:vAlign w:val="center"/>
+          </w:tcPr>
+          <w:p>
+            <w:pPr>
+              <w:spacing w:after="0"/>
+            </w:pPr>
+            <w:r/>
+            <w:r>
+              <w:rPr>
+                <w:b w:val="0"/>
+              </w:rPr>
+              <w:t>Word、PDF、图片和原始数据文件</w:t>
+            </w:r>
+          </w:p>
+        </w:tc>
+      </w:tr>
+      <w:tr>
+        <w:tc>
+          <w:tcPr>
+            <w:tcW w:type="dxa" w:w="3264"/>
+            <w:vAlign w:val="center"/>
+          </w:tcPr>
+          <w:p>
+            <w:pPr>
+              <w:spacing w:after="0"/>
+            </w:pPr>
+            <w:r/>
+            <w:r>
+              <w:rPr>
+                <w:b w:val="0"/>
+              </w:rPr>
+              <w:t>认证与鉴权</w:t>
+            </w:r>
+          </w:p>
+        </w:tc>
+        <w:tc>
+          <w:tcPr>
+            <w:tcW w:type="dxa" w:w="3264"/>
+            <w:vAlign w:val="center"/>
+          </w:tcPr>
+          <w:p>
+            <w:pPr>
+              <w:spacing w:after="0"/>
+            </w:pPr>
+            <w:r/>
+            <w:r>
+              <w:rPr>
+                <w:b w:val="0"/>
+              </w:rPr>
+              <w:t>Spring Security + JWT</w:t>
+            </w:r>
+          </w:p>
+        </w:tc>
+        <w:tc>
+          <w:tcPr>
+            <w:tcW w:type="dxa" w:w="3264"/>
+            <w:vAlign w:val="center"/>
+          </w:tcPr>
+          <w:p>
+            <w:pPr>
+              <w:spacing w:after="0"/>
+            </w:pPr>
+            <w:r/>
+            <w:r>
+              <w:rPr>
+                <w:b w:val="0"/>
+              </w:rPr>
+              <w:t>用户登录、接口权限和企业版角色控制（不使用 Shiro）</w:t>
+            </w:r>
+          </w:p>
+        </w:tc>
+      </w:tr>
+      <w:tr>
+        <w:tc>
+          <w:tcPr>
+            <w:tcW w:type="dxa" w:w="3264"/>
+            <w:vAlign w:val="center"/>
+          </w:tcPr>
+          <w:p>
+            <w:pPr>
+              <w:spacing w:after="0"/>
+            </w:pPr>
+            <w:r/>
+            <w:r>
+              <w:rPr>
+                <w:b w:val="0"/>
+              </w:rPr>
+              <w:t>日志</w:t>
+            </w:r>
+          </w:p>
+        </w:tc>
+        <w:tc>
+          <w:tcPr>
+            <w:tcW w:type="dxa" w:w="3264"/>
+            <w:vAlign w:val="center"/>
+          </w:tcPr>
+          <w:p>
+            <w:pPr>
+              <w:spacing w:after="0"/>
+            </w:pPr>
+            <w:r/>
+            <w:r>
+              <w:rPr>
+                <w:b w:val="0"/>
+              </w:rPr>
+              <w:t>SLF4J + Logback（可换 Log4j2）</w:t>
+            </w:r>
+          </w:p>
+        </w:tc>
+        <w:tc>
+          <w:tcPr>
+            <w:tcW w:type="dxa" w:w="3264"/>
+            <w:vAlign w:val="center"/>
+          </w:tcPr>
+          <w:p>
+            <w:pPr>
+              <w:spacing w:after="0"/>
+            </w:pPr>
+            <w:r/>
+            <w:r>
+              <w:rPr>
+                <w:b w:val="0"/>
+              </w:rPr>
+              <w:t>门面统一用 SLF4J，实现可替换，Log4j2 要求 2.17 以上</w:t>
+            </w:r>
+          </w:p>
+        </w:tc>
+      </w:tr>
+      <w:tr>
+        <w:tc>
+          <w:tcPr>
+            <w:tcW w:type="dxa" w:w="3264"/>
+            <w:vAlign w:val="center"/>
+          </w:tcPr>
+          <w:p>
+            <w:pPr>
+              <w:spacing w:after="0"/>
+            </w:pPr>
+            <w:r/>
+            <w:r>
+              <w:rPr>
+                <w:b w:val="0"/>
+              </w:rPr>
+              <w:t>数据可视化</w:t>
+            </w:r>
+          </w:p>
+        </w:tc>
+        <w:tc>
+          <w:tcPr>
+            <w:tcW w:type="dxa" w:w="3264"/>
+            <w:vAlign w:val="center"/>
+          </w:tcPr>
+          <w:p>
+            <w:pPr>
+              <w:spacing w:after="0"/>
+            </w:pPr>
+            <w:r/>
+            <w:r>
+              <w:rPr>
+                <w:b w:val="0"/>
+              </w:rPr>
+              <w:t>ECharts</w:t>
+            </w:r>
+          </w:p>
+        </w:tc>
+        <w:tc>
+          <w:tcPr>
+            <w:tcW w:type="dxa" w:w="3264"/>
+            <w:vAlign w:val="center"/>
+          </w:tcPr>
+          <w:p>
+            <w:pPr>
+              <w:spacing w:after="0"/>
+            </w:pPr>
+            <w:r/>
+            <w:r>
+              <w:rPr>
+                <w:b w:val="0"/>
+              </w:rPr>
+              <w:t>企业后台的数据大屏与统计图表</w:t>
+            </w:r>
+          </w:p>
+        </w:tc>
+      </w:tr>
+      <w:tr>
+        <w:tc>
+          <w:tcPr>
+            <w:tcW w:type="dxa" w:w="3264"/>
+            <w:vAlign w:val="center"/>
+          </w:tcPr>
+          <w:p>
+            <w:pPr>
+              <w:spacing w:after="0"/>
+            </w:pPr>
+            <w:r/>
+            <w:r>
+              <w:rPr>
+                <w:b w:val="0"/>
+              </w:rPr>
+              <w:t>前端测试</w:t>
+            </w:r>
+          </w:p>
+        </w:tc>
+        <w:tc>
+          <w:tcPr>
+            <w:tcW w:type="dxa" w:w="3264"/>
+            <w:vAlign w:val="center"/>
+          </w:tcPr>
+          <w:p>
+            <w:pPr>
+              <w:spacing w:after="0"/>
+            </w:pPr>
+            <w:r/>
+            <w:r>
+              <w:rPr>
+                <w:b w:val="0"/>
+              </w:rPr>
+              <w:t>Vitest + Vue Test Utils</w:t>
+            </w:r>
+          </w:p>
+        </w:tc>
+        <w:tc>
+          <w:tcPr>
+            <w:tcW w:type="dxa" w:w="3264"/>
+            <w:vAlign w:val="center"/>
+          </w:tcPr>
+          <w:p>
+            <w:pPr>
+              <w:spacing w:after="0"/>
+            </w:pPr>
+            <w:r/>
+            <w:r>
+              <w:rPr>
+                <w:b w:val="0"/>
+              </w:rPr>
+              <w:t>组件与工具函数单元测试，端到端测试预留 Playwright</w:t>
+            </w:r>
+          </w:p>
+        </w:tc>
+      </w:tr>
+      <w:tr>
+        <w:tc>
+          <w:tcPr>
+            <w:tcW w:type="dxa" w:w="3264"/>
+            <w:vAlign w:val="center"/>
+          </w:tcPr>
+          <w:p>
+            <w:pPr>
+              <w:spacing w:after="0"/>
+            </w:pPr>
+            <w:r/>
+            <w:r>
+              <w:rPr>
+                <w:b w:val="0"/>
+              </w:rPr>
+              <w:t>部署与交付</w:t>
+            </w:r>
+          </w:p>
+        </w:tc>
+        <w:tc>
+          <w:tcPr>
+            <w:tcW w:type="dxa" w:w="3264"/>
+            <w:vAlign w:val="center"/>
+          </w:tcPr>
+          <w:p>
+            <w:pPr>
+              <w:spacing w:after="0"/>
+            </w:pPr>
+            <w:r/>
+            <w:r>
+              <w:rPr>
+                <w:b w:val="0"/>
+              </w:rPr>
+              <w:t>Docker + GitHub Actions / Jenkins</w:t>
+            </w:r>
+          </w:p>
+        </w:tc>
+        <w:tc>
+          <w:tcPr>
+            <w:tcW w:type="dxa" w:w="3264"/>
+            <w:vAlign w:val="center"/>
+          </w:tcPr>
+          <w:p>
+            <w:pPr>
+              <w:spacing w:after="0"/>
+            </w:pPr>
+            <w:r/>
+            <w:r>
+              <w:rPr>
+                <w:b w:val="0"/>
+              </w:rPr>
+              <w:t>后端容器镜像 + 前端静态产物，两端流水线独立</w:t>
             </w:r>
           </w:p>
         </w:tc>
@@ -850,7 +1309,417 @@
         <w:keepNext/>
       </w:pPr>
       <w:r>
-        <w:t>2.2 Java 项目模块结构</w:t>
+        <w:t>2.2 前后端分离原则</w:t>
+      </w:r>
+    </w:p>
+    <w:p>
+      <w:r>
+        <w:t>本项目要求前后端分离：前端只负责界面与交互，后端只负责数据与业务，两端通过 HTTP + JSON 接口通信，各自独立开发、独立构建、独立部署。前端不嵌入任何后端代码，后端不输出任何页面模板。</w:t>
+      </w:r>
+    </w:p>
+    <w:tbl>
+      <w:tblPr>
+        <w:tblStyle w:val="TableGrid"/>
+        <w:tblW w:type="auto" w:w="0"/>
+        <w:tblLayout w:type="autofit"/>
+        <w:tblLook w:firstColumn="1" w:firstRow="1" w:lastColumn="0" w:lastRow="0" w:noHBand="0" w:noVBand="1" w:val="04A0"/>
+      </w:tblPr>
+      <w:tblGrid>
+        <w:gridCol w:w="3264"/>
+        <w:gridCol w:w="3264"/>
+        <w:gridCol w:w="3264"/>
+      </w:tblGrid>
+      <w:tr>
+        <w:tc>
+          <w:tcPr>
+            <w:tcW w:type="dxa" w:w="3264"/>
+            <w:vAlign w:val="center"/>
+            <w:shd w:fill="1F4E79"/>
+          </w:tcPr>
+          <w:p>
+            <w:pPr>
+              <w:spacing w:after="0"/>
+            </w:pPr>
+            <w:r/>
+            <w:r>
+              <w:rPr>
+                <w:b/>
+                <w:color w:val="FFFFFF"/>
+              </w:rPr>
+              <w:t>维度</w:t>
+            </w:r>
+          </w:p>
+        </w:tc>
+        <w:tc>
+          <w:tcPr>
+            <w:tcW w:type="dxa" w:w="3264"/>
+            <w:vAlign w:val="center"/>
+            <w:shd w:fill="1F4E79"/>
+          </w:tcPr>
+          <w:p>
+            <w:pPr>
+              <w:spacing w:after="0"/>
+            </w:pPr>
+            <w:r/>
+            <w:r>
+              <w:rPr>
+                <w:b/>
+                <w:color w:val="FFFFFF"/>
+              </w:rPr>
+              <w:t>前端（Vue 3 SPA）</w:t>
+            </w:r>
+          </w:p>
+        </w:tc>
+        <w:tc>
+          <w:tcPr>
+            <w:tcW w:type="dxa" w:w="3264"/>
+            <w:vAlign w:val="center"/>
+            <w:shd w:fill="1F4E79"/>
+          </w:tcPr>
+          <w:p>
+            <w:pPr>
+              <w:spacing w:after="0"/>
+            </w:pPr>
+            <w:r/>
+            <w:r>
+              <w:rPr>
+                <w:b/>
+                <w:color w:val="FFFFFF"/>
+              </w:rPr>
+              <w:t>后端（Spring Boot REST API）</w:t>
+            </w:r>
+          </w:p>
+        </w:tc>
+      </w:tr>
+      <w:tr>
+        <w:tc>
+          <w:tcPr>
+            <w:tcW w:type="dxa" w:w="3264"/>
+            <w:vAlign w:val="center"/>
+          </w:tcPr>
+          <w:p>
+            <w:pPr>
+              <w:spacing w:after="0"/>
+            </w:pPr>
+            <w:r/>
+            <w:r>
+              <w:rPr>
+                <w:b w:val="0"/>
+              </w:rPr>
+              <w:t>运行形态</w:t>
+            </w:r>
+          </w:p>
+        </w:tc>
+        <w:tc>
+          <w:tcPr>
+            <w:tcW w:type="dxa" w:w="3264"/>
+            <w:vAlign w:val="center"/>
+          </w:tcPr>
+          <w:p>
+            <w:pPr>
+              <w:spacing w:after="0"/>
+            </w:pPr>
+            <w:r/>
+            <w:r>
+              <w:rPr>
+                <w:b w:val="0"/>
+              </w:rPr>
+              <w:t>构建为静态资源（HTML/JS/CSS），部署到 Nginx 或 CDN</w:t>
+            </w:r>
+          </w:p>
+        </w:tc>
+        <w:tc>
+          <w:tcPr>
+            <w:tcW w:type="dxa" w:w="3264"/>
+            <w:vAlign w:val="center"/>
+          </w:tcPr>
+          <w:p>
+            <w:pPr>
+              <w:spacing w:after="0"/>
+            </w:pPr>
+            <w:r/>
+            <w:r>
+              <w:rPr>
+                <w:b w:val="0"/>
+              </w:rPr>
+              <w:t>独立 JVM 进程，对外只暴露 JSON 接口，不渲染页面</w:t>
+            </w:r>
+          </w:p>
+        </w:tc>
+      </w:tr>
+      <w:tr>
+        <w:tc>
+          <w:tcPr>
+            <w:tcW w:type="dxa" w:w="3264"/>
+            <w:vAlign w:val="center"/>
+          </w:tcPr>
+          <w:p>
+            <w:pPr>
+              <w:spacing w:after="0"/>
+            </w:pPr>
+            <w:r/>
+            <w:r>
+              <w:rPr>
+                <w:b w:val="0"/>
+              </w:rPr>
+              <w:t>数据访问</w:t>
+            </w:r>
+          </w:p>
+        </w:tc>
+        <w:tc>
+          <w:tcPr>
+            <w:tcW w:type="dxa" w:w="3264"/>
+            <w:vAlign w:val="center"/>
+          </w:tcPr>
+          <w:p>
+            <w:pPr>
+              <w:spacing w:after="0"/>
+            </w:pPr>
+            <w:r/>
+            <w:r>
+              <w:rPr>
+                <w:b w:val="0"/>
+              </w:rPr>
+              <w:t>只能通过 /api 调用后端，不直连数据库</w:t>
+            </w:r>
+          </w:p>
+        </w:tc>
+        <w:tc>
+          <w:tcPr>
+            <w:tcW w:type="dxa" w:w="3264"/>
+            <w:vAlign w:val="center"/>
+          </w:tcPr>
+          <w:p>
+            <w:pPr>
+              <w:spacing w:after="0"/>
+            </w:pPr>
+            <w:r/>
+            <w:r>
+              <w:rPr>
+                <w:b w:val="0"/>
+              </w:rPr>
+              <w:t>访问数据库、缓存和外部数据源</w:t>
+            </w:r>
+          </w:p>
+        </w:tc>
+      </w:tr>
+      <w:tr>
+        <w:tc>
+          <w:tcPr>
+            <w:tcW w:type="dxa" w:w="3264"/>
+            <w:vAlign w:val="center"/>
+          </w:tcPr>
+          <w:p>
+            <w:pPr>
+              <w:spacing w:after="0"/>
+            </w:pPr>
+            <w:r/>
+            <w:r>
+              <w:rPr>
+                <w:b w:val="0"/>
+              </w:rPr>
+              <w:t>业务职责</w:t>
+            </w:r>
+          </w:p>
+        </w:tc>
+        <w:tc>
+          <w:tcPr>
+            <w:tcW w:type="dxa" w:w="3264"/>
+            <w:vAlign w:val="center"/>
+          </w:tcPr>
+          <w:p>
+            <w:pPr>
+              <w:spacing w:after="0"/>
+            </w:pPr>
+            <w:r/>
+            <w:r>
+              <w:rPr>
+                <w:b w:val="0"/>
+              </w:rPr>
+              <w:t>页面渲染、交互状态、表单校验、结果展示</w:t>
+            </w:r>
+          </w:p>
+        </w:tc>
+        <w:tc>
+          <w:tcPr>
+            <w:tcW w:type="dxa" w:w="3264"/>
+            <w:vAlign w:val="center"/>
+          </w:tcPr>
+          <w:p>
+            <w:pPr>
+              <w:spacing w:after="0"/>
+            </w:pPr>
+            <w:r/>
+            <w:r>
+              <w:rPr>
+                <w:b w:val="0"/>
+              </w:rPr>
+              <w:t>业务规则、路线与预算计算、事务、权限、入参校验</w:t>
+            </w:r>
+          </w:p>
+        </w:tc>
+      </w:tr>
+      <w:tr>
+        <w:tc>
+          <w:tcPr>
+            <w:tcW w:type="dxa" w:w="3264"/>
+            <w:vAlign w:val="center"/>
+          </w:tcPr>
+          <w:p>
+            <w:pPr>
+              <w:spacing w:after="0"/>
+            </w:pPr>
+            <w:r/>
+            <w:r>
+              <w:rPr>
+                <w:b w:val="0"/>
+              </w:rPr>
+              <w:t>状态管理</w:t>
+            </w:r>
+          </w:p>
+        </w:tc>
+        <w:tc>
+          <w:tcPr>
+            <w:tcW w:type="dxa" w:w="3264"/>
+            <w:vAlign w:val="center"/>
+          </w:tcPr>
+          <w:p>
+            <w:pPr>
+              <w:spacing w:after="0"/>
+            </w:pPr>
+            <w:r/>
+            <w:r>
+              <w:rPr>
+                <w:b w:val="0"/>
+              </w:rPr>
+              <w:t>只保存界面状态（Pinia）和临时缓存</w:t>
+            </w:r>
+          </w:p>
+        </w:tc>
+        <w:tc>
+          <w:tcPr>
+            <w:tcW w:type="dxa" w:w="3264"/>
+            <w:vAlign w:val="center"/>
+          </w:tcPr>
+          <w:p>
+            <w:pPr>
+              <w:spacing w:after="0"/>
+            </w:pPr>
+            <w:r/>
+            <w:r>
+              <w:rPr>
+                <w:b w:val="0"/>
+              </w:rPr>
+              <w:t>保存业务状态、对话上下文和行程版本</w:t>
+            </w:r>
+          </w:p>
+        </w:tc>
+      </w:tr>
+      <w:tr>
+        <w:tc>
+          <w:tcPr>
+            <w:tcW w:type="dxa" w:w="3264"/>
+            <w:vAlign w:val="center"/>
+          </w:tcPr>
+          <w:p>
+            <w:pPr>
+              <w:spacing w:after="0"/>
+            </w:pPr>
+            <w:r/>
+            <w:r>
+              <w:rPr>
+                <w:b w:val="0"/>
+              </w:rPr>
+              <w:t>交付方式</w:t>
+            </w:r>
+          </w:p>
+        </w:tc>
+        <w:tc>
+          <w:tcPr>
+            <w:tcW w:type="dxa" w:w="3264"/>
+            <w:vAlign w:val="center"/>
+          </w:tcPr>
+          <w:p>
+            <w:pPr>
+              <w:spacing w:after="0"/>
+            </w:pPr>
+            <w:r/>
+            <w:r>
+              <w:rPr>
+                <w:b w:val="0"/>
+              </w:rPr>
+              <w:t>独立构建产物 dist，独立发版</w:t>
+            </w:r>
+          </w:p>
+        </w:tc>
+        <w:tc>
+          <w:tcPr>
+            <w:tcW w:type="dxa" w:w="3264"/>
+            <w:vAlign w:val="center"/>
+          </w:tcPr>
+          <w:p>
+            <w:pPr>
+              <w:spacing w:after="0"/>
+            </w:pPr>
+            <w:r/>
+            <w:r>
+              <w:rPr>
+                <w:b w:val="0"/>
+              </w:rPr>
+              <w:t>独立构建产物 jar 或容器镜像，独立发版</w:t>
+            </w:r>
+          </w:p>
+        </w:tc>
+      </w:tr>
+    </w:tbl>
+    <w:p>
+      <w:pPr>
+        <w:spacing w:after="40"/>
+      </w:pPr>
+    </w:p>
+    <w:p>
+      <w:pPr>
+        <w:pStyle w:val="ListBullet"/>
+        <w:spacing w:after="60"/>
+      </w:pPr>
+      <w:r>
+        <w:t>前端禁止：直连数据库或第三方密钥服务、硬编码后端地址、在组件里复制业务规则、在代码中保存密钥。</w:t>
+      </w:r>
+    </w:p>
+    <w:p>
+      <w:pPr>
+        <w:pStyle w:val="ListBullet"/>
+        <w:spacing w:after="60"/>
+      </w:pPr>
+      <w:r>
+        <w:t>后端禁止：返回 HTML 页面或依赖前端模板、信任前端传入的计算结果、把界面文案写进业务逻辑。</w:t>
+      </w:r>
+    </w:p>
+    <w:p>
+      <w:pPr>
+        <w:pStyle w:val="ListBullet"/>
+        <w:spacing w:after="60"/>
+      </w:pPr>
+      <w:r>
+        <w:t>接口变更必须先改契约（OpenAPI）再改实现，并保持向后兼容；破坏性变更走 /api/v2 并同步修改前端。</w:t>
+      </w:r>
+    </w:p>
+    <w:p>
+      <w:pPr>
+        <w:pStyle w:val="ListBullet"/>
+        <w:spacing w:after="60"/>
+      </w:pPr>
+      <w:r>
+        <w:t>业务规则只存在后端一处，前端只做体验层的即时校验，最终以服务端校验结果为准。</w:t>
+      </w:r>
+    </w:p>
+    <w:p>
+      <w:pPr>
+        <w:pStyle w:val="Heading2"/>
+        <w:keepNext/>
+      </w:pPr>
+      <w:r>
+        <w:t>2.3 项目结构与目录约定</w:t>
       </w:r>
     </w:p>
     <w:p>
@@ -859,25 +1728,550 @@
         <w:spacing w:before="80" w:after="160"/>
       </w:pPr>
       <w:r>
-        <w:t>travel-agent/</w:t>
+        <w:t>travel-planner/</w:t>
         <w:br/>
-        <w:t>├── travel-common/          # 通用响应、异常、枚举和工具</w:t>
+        <w:t>├── backend/                         Spring Boot REST 服务（独立构建、独立部署）</w:t>
         <w:br/>
-        <w:t>├── travel-user/            # 用户、偏好、认证和权限</w:t>
+        <w:t>│   ├── pom.xml</w:t>
         <w:br/>
-        <w:t>├── travel-conversation/    # 对话、消息和会话上下文</w:t>
+        <w:t>│   └── src/main/java/com/travelagent/travelplanner/</w:t>
         <w:br/>
-        <w:t>├── travel-agent-core/      # Agent 状态、工作流和 Prompt</w:t>
+        <w:t>│       ├── api/                   Controller：参数校验、权限注解、响应封装</w:t>
         <w:br/>
-        <w:t>├── travel-tools/           # 景点、交通、酒店、天气和地图工具</w:t>
+        <w:t>│       ├── application/           应用服务：用例编排（对话、行程生成、导出）</w:t>
         <w:br/>
-        <w:t>├── travel-itinerary/       # 行程模型、路线和预算优化</w:t>
+        <w:t>│       ├── domain/                领域模型与业务规则（纯 Java，不依赖框架）</w:t>
         <w:br/>
-        <w:t>├── travel-export/          # Word、PDF、图片和微信长文导出</w:t>
+        <w:t>│       └── infrastructure/        工具层与外部适配（地图、天气、酒店、大模型、持久化）</w:t>
         <w:br/>
-        <w:t>├── travel-admin/           # 线路库、Prompt 配置和统计后台</w:t>
+        <w:t>└── frontend/                        Vue 3 SPA（独立构建、独立部署）</w:t>
         <w:br/>
-        <w:t>└── travel-api/             # Spring Boot 启动模块和 API 聚合</w:t>
+        <w:t xml:space="preserve">    ├── package.json</w:t>
+        <w:br/>
+        <w:t xml:space="preserve">    ├── vite.config.ts             开发代理：/api -&gt; http://localhost:8080</w:t>
+        <w:br/>
+        <w:t xml:space="preserve">    └── src/</w:t>
+        <w:br/>
+        <w:t xml:space="preserve">        ├── api/                   axios 实例与按模块划分的接口封装</w:t>
+        <w:br/>
+        <w:t xml:space="preserve">        ├── views/                 对话页、行程详情页、行程编辑页、企业后台</w:t>
+        <w:br/>
+        <w:t xml:space="preserve">        ├── stores/                Pinia 状态</w:t>
+        <w:br/>
+        <w:t xml:space="preserve">        └── router/                前端路由</w:t>
+      </w:r>
+    </w:p>
+    <w:p>
+      <w:r>
+        <w:t>后端分层依赖方向固定为 api → application → domain，infrastructure 实现 domain 定义的接口；前端组件只允许通过 src/api 调用接口，不允许在页面里直接拼接 URL。</w:t>
+      </w:r>
+    </w:p>
+    <w:p>
+      <w:pPr>
+        <w:pStyle w:val="Heading2"/>
+        <w:keepNext/>
+      </w:pPr>
+      <w:r>
+        <w:t>2.4 接口契约</w:t>
+      </w:r>
+    </w:p>
+    <w:p>
+      <w:pPr>
+        <w:pStyle w:val="ListBullet"/>
+        <w:spacing w:after="60"/>
+      </w:pPr>
+      <w:r>
+        <w:t>统一前缀 /api，主版本写在路径里（/api/v1/...），版本升级不影响老前端。</w:t>
+      </w:r>
+    </w:p>
+    <w:p>
+      <w:pPr>
+        <w:pStyle w:val="ListBullet"/>
+        <w:spacing w:after="60"/>
+      </w:pPr>
+      <w:r>
+        <w:t>统一响应结构：code（业务码）、message（提示文案）、data（业务数据）；分页统一为 page、size、total、items。</w:t>
+      </w:r>
+    </w:p>
+    <w:p>
+      <w:pPr>
+        <w:pStyle w:val="ListBullet"/>
+        <w:spacing w:after="60"/>
+      </w:pPr>
+      <w:r>
+        <w:t>错误处理：HTTP 状态码表达类别，业务码表达细节，错误响应不带堆栈信息，参数校验错误返回字段级说明。</w:t>
+      </w:r>
+    </w:p>
+    <w:p>
+      <w:pPr>
+        <w:pStyle w:val="ListBullet"/>
+        <w:spacing w:after="60"/>
+      </w:pPr>
+      <w:r>
+        <w:t>接口文档：后端用 SpringDoc / Swagger UI 自动生成 OpenAPI 文档，作为前后端联调和自动化测试的唯一依据。</w:t>
+      </w:r>
+    </w:p>
+    <w:p>
+      <w:pPr>
+        <w:pStyle w:val="ListBullet"/>
+        <w:spacing w:after="60"/>
+      </w:pPr>
+      <w:r>
+        <w:t>前端约定：请求集中在 src/api 封装，统一处理 token、超时、错误提示和重试，组件不直接调用 axios。</w:t>
+      </w:r>
+    </w:p>
+    <w:p>
+      <w:pPr>
+        <w:pStyle w:val="CodeBlock"/>
+        <w:spacing w:before="80" w:after="160"/>
+      </w:pPr>
+      <w:r>
+        <w:t>GET /api/v1/trips/{tripId}</w:t>
+        <w:br/>
+        <w:t>{</w:t>
+        <w:br/>
+        <w:t xml:space="preserve">  "code": 0,</w:t>
+        <w:br/>
+        <w:t xml:space="preserve">  "message": "ok",</w:t>
+        <w:br/>
+        <w:t xml:space="preserve">  "data": {</w:t>
+        <w:br/>
+        <w:t xml:space="preserve">    "tripId": "T20260915001",</w:t>
+        <w:br/>
+        <w:t xml:space="preserve">    "days": 5,</w:t>
+        <w:br/>
+        <w:t xml:space="preserve">    "itinerary": [ { "dayNumber": 1, "items": [ ... ] } ]</w:t>
+        <w:br/>
+        <w:t xml:space="preserve">  }</w:t>
+        <w:br/>
+        <w:t>}</w:t>
+      </w:r>
+    </w:p>
+    <w:p>
+      <w:pPr>
+        <w:pStyle w:val="Heading2"/>
+        <w:keepNext/>
+      </w:pPr>
+      <w:r>
+        <w:t>2.5 联调、构建与独立部署</w:t>
+      </w:r>
+    </w:p>
+    <w:tbl>
+      <w:tblPr>
+        <w:tblStyle w:val="TableGrid"/>
+        <w:tblW w:type="auto" w:w="0"/>
+        <w:tblLayout w:type="autofit"/>
+        <w:tblLook w:firstColumn="1" w:firstRow="1" w:lastColumn="0" w:lastRow="0" w:noHBand="0" w:noVBand="1" w:val="04A0"/>
+      </w:tblPr>
+      <w:tblGrid>
+        <w:gridCol w:w="2448"/>
+        <w:gridCol w:w="2448"/>
+        <w:gridCol w:w="2448"/>
+        <w:gridCol w:w="2448"/>
+      </w:tblGrid>
+      <w:tr>
+        <w:tc>
+          <w:tcPr>
+            <w:tcW w:type="dxa" w:w="2448"/>
+            <w:vAlign w:val="center"/>
+            <w:shd w:fill="1F4E79"/>
+          </w:tcPr>
+          <w:p>
+            <w:pPr>
+              <w:spacing w:after="0"/>
+            </w:pPr>
+            <w:r/>
+            <w:r>
+              <w:rPr>
+                <w:b/>
+                <w:color w:val="FFFFFF"/>
+              </w:rPr>
+              <w:t>环境</w:t>
+            </w:r>
+          </w:p>
+        </w:tc>
+        <w:tc>
+          <w:tcPr>
+            <w:tcW w:type="dxa" w:w="2448"/>
+            <w:vAlign w:val="center"/>
+            <w:shd w:fill="1F4E79"/>
+          </w:tcPr>
+          <w:p>
+            <w:pPr>
+              <w:spacing w:after="0"/>
+            </w:pPr>
+            <w:r/>
+            <w:r>
+              <w:rPr>
+                <w:b/>
+                <w:color w:val="FFFFFF"/>
+              </w:rPr>
+              <w:t>前端</w:t>
+            </w:r>
+          </w:p>
+        </w:tc>
+        <w:tc>
+          <w:tcPr>
+            <w:tcW w:type="dxa" w:w="2448"/>
+            <w:vAlign w:val="center"/>
+            <w:shd w:fill="1F4E79"/>
+          </w:tcPr>
+          <w:p>
+            <w:pPr>
+              <w:spacing w:after="0"/>
+            </w:pPr>
+            <w:r/>
+            <w:r>
+              <w:rPr>
+                <w:b/>
+                <w:color w:val="FFFFFF"/>
+              </w:rPr>
+              <w:t>后端</w:t>
+            </w:r>
+          </w:p>
+        </w:tc>
+        <w:tc>
+          <w:tcPr>
+            <w:tcW w:type="dxa" w:w="2448"/>
+            <w:vAlign w:val="center"/>
+            <w:shd w:fill="1F4E79"/>
+          </w:tcPr>
+          <w:p>
+            <w:pPr>
+              <w:spacing w:after="0"/>
+            </w:pPr>
+            <w:r/>
+            <w:r>
+              <w:rPr>
+                <w:b/>
+                <w:color w:val="FFFFFF"/>
+              </w:rPr>
+              <w:t>连接方式</w:t>
+            </w:r>
+          </w:p>
+        </w:tc>
+      </w:tr>
+      <w:tr>
+        <w:tc>
+          <w:tcPr>
+            <w:tcW w:type="dxa" w:w="2448"/>
+            <w:vAlign w:val="center"/>
+          </w:tcPr>
+          <w:p>
+            <w:pPr>
+              <w:spacing w:after="0"/>
+            </w:pPr>
+            <w:r/>
+            <w:r>
+              <w:rPr>
+                <w:b w:val="0"/>
+              </w:rPr>
+              <w:t>本地开发</w:t>
+            </w:r>
+          </w:p>
+        </w:tc>
+        <w:tc>
+          <w:tcPr>
+            <w:tcW w:type="dxa" w:w="2448"/>
+            <w:vAlign w:val="center"/>
+          </w:tcPr>
+          <w:p>
+            <w:pPr>
+              <w:spacing w:after="0"/>
+            </w:pPr>
+            <w:r/>
+            <w:r>
+              <w:rPr>
+                <w:b w:val="0"/>
+              </w:rPr>
+              <w:t>npm run dev（5173）</w:t>
+            </w:r>
+          </w:p>
+        </w:tc>
+        <w:tc>
+          <w:tcPr>
+            <w:tcW w:type="dxa" w:w="2448"/>
+            <w:vAlign w:val="center"/>
+          </w:tcPr>
+          <w:p>
+            <w:pPr>
+              <w:spacing w:after="0"/>
+            </w:pPr>
+            <w:r/>
+            <w:r>
+              <w:rPr>
+                <w:b w:val="0"/>
+              </w:rPr>
+              <w:t>mvn spring-boot:run（8080）</w:t>
+            </w:r>
+          </w:p>
+        </w:tc>
+        <w:tc>
+          <w:tcPr>
+            <w:tcW w:type="dxa" w:w="2448"/>
+            <w:vAlign w:val="center"/>
+          </w:tcPr>
+          <w:p>
+            <w:pPr>
+              <w:spacing w:after="0"/>
+            </w:pPr>
+            <w:r/>
+            <w:r>
+              <w:rPr>
+                <w:b w:val="0"/>
+              </w:rPr>
+              <w:t>Vite 代理 /api 到 localhost:8080，开发期不涉及跨域</w:t>
+            </w:r>
+          </w:p>
+        </w:tc>
+      </w:tr>
+      <w:tr>
+        <w:tc>
+          <w:tcPr>
+            <w:tcW w:type="dxa" w:w="2448"/>
+            <w:vAlign w:val="center"/>
+          </w:tcPr>
+          <w:p>
+            <w:pPr>
+              <w:spacing w:after="0"/>
+            </w:pPr>
+            <w:r/>
+            <w:r>
+              <w:rPr>
+                <w:b w:val="0"/>
+              </w:rPr>
+              <w:t>测试环境</w:t>
+            </w:r>
+          </w:p>
+        </w:tc>
+        <w:tc>
+          <w:tcPr>
+            <w:tcW w:type="dxa" w:w="2448"/>
+            <w:vAlign w:val="center"/>
+          </w:tcPr>
+          <w:p>
+            <w:pPr>
+              <w:spacing w:after="0"/>
+            </w:pPr>
+            <w:r/>
+            <w:r>
+              <w:rPr>
+                <w:b w:val="0"/>
+              </w:rPr>
+              <w:t>npm run build 产出 dist，部署到 Nginx</w:t>
+            </w:r>
+          </w:p>
+        </w:tc>
+        <w:tc>
+          <w:tcPr>
+            <w:tcW w:type="dxa" w:w="2448"/>
+            <w:vAlign w:val="center"/>
+          </w:tcPr>
+          <w:p>
+            <w:pPr>
+              <w:spacing w:after="0"/>
+            </w:pPr>
+            <w:r/>
+            <w:r>
+              <w:rPr>
+                <w:b w:val="0"/>
+              </w:rPr>
+              <w:t>jar 或容器镜像部署到测试机</w:t>
+            </w:r>
+          </w:p>
+        </w:tc>
+        <w:tc>
+          <w:tcPr>
+            <w:tcW w:type="dxa" w:w="2448"/>
+            <w:vAlign w:val="center"/>
+          </w:tcPr>
+          <w:p>
+            <w:pPr>
+              <w:spacing w:after="0"/>
+            </w:pPr>
+            <w:r/>
+            <w:r>
+              <w:rPr>
+                <w:b w:val="0"/>
+              </w:rPr>
+              <w:t>Nginx 反向代理 /api 到后端，对外单一域名</w:t>
+            </w:r>
+          </w:p>
+        </w:tc>
+      </w:tr>
+      <w:tr>
+        <w:tc>
+          <w:tcPr>
+            <w:tcW w:type="dxa" w:w="2448"/>
+            <w:vAlign w:val="center"/>
+          </w:tcPr>
+          <w:p>
+            <w:pPr>
+              <w:spacing w:after="0"/>
+            </w:pPr>
+            <w:r/>
+            <w:r>
+              <w:rPr>
+                <w:b w:val="0"/>
+              </w:rPr>
+              <w:t>生产环境</w:t>
+            </w:r>
+          </w:p>
+        </w:tc>
+        <w:tc>
+          <w:tcPr>
+            <w:tcW w:type="dxa" w:w="2448"/>
+            <w:vAlign w:val="center"/>
+          </w:tcPr>
+          <w:p>
+            <w:pPr>
+              <w:spacing w:after="0"/>
+            </w:pPr>
+            <w:r/>
+            <w:r>
+              <w:rPr>
+                <w:b w:val="0"/>
+              </w:rPr>
+              <w:t>dist 上传 CDN 或 Nginx，独立发版</w:t>
+            </w:r>
+          </w:p>
+        </w:tc>
+        <w:tc>
+          <w:tcPr>
+            <w:tcW w:type="dxa" w:w="2448"/>
+            <w:vAlign w:val="center"/>
+          </w:tcPr>
+          <w:p>
+            <w:pPr>
+              <w:spacing w:after="0"/>
+            </w:pPr>
+            <w:r/>
+            <w:r>
+              <w:rPr>
+                <w:b w:val="0"/>
+              </w:rPr>
+              <w:t>多实例部署加负载均衡，独立发版</w:t>
+            </w:r>
+          </w:p>
+        </w:tc>
+        <w:tc>
+          <w:tcPr>
+            <w:tcW w:type="dxa" w:w="2448"/>
+            <w:vAlign w:val="center"/>
+          </w:tcPr>
+          <w:p>
+            <w:pPr>
+              <w:spacing w:after="0"/>
+            </w:pPr>
+            <w:r/>
+            <w:r>
+              <w:rPr>
+                <w:b w:val="0"/>
+              </w:rPr>
+              <w:t>同域反向代理，或独立 API 域名加 CORS 白名单</w:t>
+            </w:r>
+          </w:p>
+        </w:tc>
+      </w:tr>
+    </w:tbl>
+    <w:p>
+      <w:pPr>
+        <w:spacing w:after="40"/>
+      </w:pPr>
+    </w:p>
+    <w:p>
+      <w:pPr>
+        <w:pStyle w:val="ListBullet"/>
+        <w:spacing w:after="60"/>
+      </w:pPr>
+      <w:r>
+        <w:t>前端通过环境变量配置后端地址（VITE_API_BASE_URL）：开发走代理，生产读环境变量，代码中不写死 IP 或域名。</w:t>
+      </w:r>
+    </w:p>
+    <w:p>
+      <w:pPr>
+        <w:pStyle w:val="ListBullet"/>
+        <w:spacing w:after="60"/>
+      </w:pPr>
+      <w:r>
+        <w:t>后端通过配置项控制允许来源（CORS 白名单）、超时和限流：开发放开本地端口，生产只允许正式域名。</w:t>
+      </w:r>
+    </w:p>
+    <w:p>
+      <w:pPr>
+        <w:pStyle w:val="ListBullet"/>
+        <w:spacing w:after="60"/>
+      </w:pPr>
+      <w:r>
+        <w:t>两端独立流水线：前端产出静态资源，后端产出可执行 jar 或镜像；任一端升级都不需要重新构建另一端。</w:t>
+      </w:r>
+    </w:p>
+    <w:p>
+      <w:pPr>
+        <w:pStyle w:val="ListBullet"/>
+        <w:spacing w:after="60"/>
+      </w:pPr>
+      <w:r>
+        <w:t>发布顺序：接口保持向后兼容的前提下后端先发布，前端随后发布；出问题时前端可回滚到上一个静态版本。</w:t>
+      </w:r>
+    </w:p>
+    <w:p>
+      <w:r>
+        <w:t>完整的容器化、镜像构建与 CI/CD 流程见第 13 章。</w:t>
+      </w:r>
+    </w:p>
+    <w:p>
+      <w:pPr>
+        <w:pStyle w:val="Heading2"/>
+        <w:keepNext/>
+      </w:pPr>
+      <w:r>
+        <w:t>2.6 跨域、鉴权与安全边界</w:t>
+      </w:r>
+    </w:p>
+    <w:p>
+      <w:pPr>
+        <w:pStyle w:val="ListBullet"/>
+        <w:spacing w:after="60"/>
+      </w:pPr>
+      <w:r>
+        <w:t>跨域：开发环境用 Vite 代理规避；生产环境用 Nginx 同域反向代理，或后端配置精确的 CORS 白名单，不使用通配符。</w:t>
+      </w:r>
+    </w:p>
+    <w:p>
+      <w:pPr>
+        <w:pStyle w:val="ListBullet"/>
+        <w:spacing w:after="60"/>
+      </w:pPr>
+      <w:r>
+        <w:t>鉴权：登录后由后端签发 JWT，前端在请求头携带 Authorization: Bearer token；SSE 流式接口通过请求头或一次性票据传递凭证。</w:t>
+      </w:r>
+    </w:p>
+    <w:p>
+      <w:pPr>
+        <w:pStyle w:val="ListBullet"/>
+        <w:spacing w:after="60"/>
+      </w:pPr>
+      <w:r>
+        <w:t>越权防护：所有资源接口在后端校验数据归属，前端传入的 tripId、用户标识一律不可信。</w:t>
+      </w:r>
+    </w:p>
+    <w:p>
+      <w:pPr>
+        <w:pStyle w:val="ListBullet"/>
+        <w:spacing w:after="60"/>
+      </w:pPr>
+      <w:r>
+        <w:t>敏感信息：密钥和模型 API Key 只放在后端，前端只能调用后端封装的接口，不直连大模型或第三方数据服务。</w:t>
+      </w:r>
+    </w:p>
+    <w:p>
+      <w:pPr>
+        <w:pStyle w:val="ListBullet"/>
+        <w:spacing w:after="60"/>
+      </w:pPr>
+      <w:r>
+        <w:t>日志与审计：接口层记录请求 ID 便于前后端联调排查，敏感字段脱敏，错误响应不暴露内部实现。</w:t>
       </w:r>
     </w:p>
     <w:p>
@@ -886,7 +2280,12 @@
         <w:keepNext/>
       </w:pPr>
       <w:r>
-        <w:t>3. 功能模块设计</w:t>
+        <w:t>3. 技术栈选型与替换说明</w:t>
+      </w:r>
+    </w:p>
+    <w:p>
+      <w:r>
+        <w:t>本章逐项说明候选技术在本项目中的取舍：哪些采纳、哪些暂缓、哪些可以按运维条件替换。这些结论已经落在脚手架 scaffold-cli 的依赖目录里，生成项目时按 id 选择即可，脚手架会把版本号、配置文件和示例代码一并写好。</w:t>
       </w:r>
     </w:p>
     <w:p>
@@ -895,7 +2294,3287 @@
         <w:keepNext/>
       </w:pPr>
       <w:r>
-        <w:t>3.1 用户与对话模块</w:t>
+        <w:t>3.1 选型结论总览</w:t>
+      </w:r>
+    </w:p>
+    <w:tbl>
+      <w:tblPr>
+        <w:tblStyle w:val="TableGrid"/>
+        <w:tblW w:type="auto" w:w="0"/>
+        <w:tblLayout w:type="autofit"/>
+        <w:tblLook w:firstColumn="1" w:firstRow="1" w:lastColumn="0" w:lastRow="0" w:noHBand="0" w:noVBand="1" w:val="04A0"/>
+      </w:tblPr>
+      <w:tblGrid>
+        <w:gridCol w:w="3264"/>
+        <w:gridCol w:w="3264"/>
+        <w:gridCol w:w="3264"/>
+      </w:tblGrid>
+      <w:tr>
+        <w:tc>
+          <w:tcPr>
+            <w:tcW w:type="dxa" w:w="3264"/>
+            <w:vAlign w:val="center"/>
+            <w:shd w:fill="1F4E79"/>
+          </w:tcPr>
+          <w:p>
+            <w:pPr>
+              <w:spacing w:after="0"/>
+            </w:pPr>
+            <w:r/>
+            <w:r>
+              <w:rPr>
+                <w:b/>
+                <w:color w:val="FFFFFF"/>
+              </w:rPr>
+              <w:t>候选技术</w:t>
+            </w:r>
+          </w:p>
+        </w:tc>
+        <w:tc>
+          <w:tcPr>
+            <w:tcW w:type="dxa" w:w="3264"/>
+            <w:vAlign w:val="center"/>
+            <w:shd w:fill="1F4E79"/>
+          </w:tcPr>
+          <w:p>
+            <w:pPr>
+              <w:spacing w:after="0"/>
+            </w:pPr>
+            <w:r/>
+            <w:r>
+              <w:rPr>
+                <w:b/>
+                <w:color w:val="FFFFFF"/>
+              </w:rPr>
+              <w:t>结论</w:t>
+            </w:r>
+          </w:p>
+        </w:tc>
+        <w:tc>
+          <w:tcPr>
+            <w:tcW w:type="dxa" w:w="3264"/>
+            <w:vAlign w:val="center"/>
+            <w:shd w:fill="1F4E79"/>
+          </w:tcPr>
+          <w:p>
+            <w:pPr>
+              <w:spacing w:after="0"/>
+            </w:pPr>
+            <w:r/>
+            <w:r>
+              <w:rPr>
+                <w:b/>
+                <w:color w:val="FFFFFF"/>
+              </w:rPr>
+              <w:t>本项目落地方式</w:t>
+            </w:r>
+          </w:p>
+        </w:tc>
+      </w:tr>
+      <w:tr>
+        <w:tc>
+          <w:tcPr>
+            <w:tcW w:type="dxa" w:w="3264"/>
+            <w:vAlign w:val="center"/>
+          </w:tcPr>
+          <w:p>
+            <w:pPr>
+              <w:spacing w:after="0"/>
+            </w:pPr>
+            <w:r/>
+            <w:r>
+              <w:rPr>
+                <w:b w:val="0"/>
+              </w:rPr>
+              <w:t>Vue 3 / React</w:t>
+            </w:r>
+          </w:p>
+        </w:tc>
+        <w:tc>
+          <w:tcPr>
+            <w:tcW w:type="dxa" w:w="3264"/>
+            <w:vAlign w:val="center"/>
+          </w:tcPr>
+          <w:p>
+            <w:pPr>
+              <w:spacing w:after="0"/>
+            </w:pPr>
+            <w:r/>
+            <w:r>
+              <w:rPr>
+                <w:b w:val="0"/>
+              </w:rPr>
+              <w:t>采纳 Vue 3</w:t>
+            </w:r>
+          </w:p>
+        </w:tc>
+        <w:tc>
+          <w:tcPr>
+            <w:tcW w:type="dxa" w:w="3264"/>
+            <w:vAlign w:val="center"/>
+          </w:tcPr>
+          <w:p>
+            <w:pPr>
+              <w:spacing w:after="0"/>
+            </w:pPr>
+            <w:r/>
+            <w:r>
+              <w:rPr>
+                <w:b w:val="0"/>
+              </w:rPr>
+              <w:t>前端骨架已是 Vue 3 + TypeScript + Vite，不换 React：与 Vite、Pinia、ECharts 组合成熟，团队上手成本低</w:t>
+            </w:r>
+          </w:p>
+        </w:tc>
+      </w:tr>
+      <w:tr>
+        <w:tc>
+          <w:tcPr>
+            <w:tcW w:type="dxa" w:w="3264"/>
+            <w:vAlign w:val="center"/>
+          </w:tcPr>
+          <w:p>
+            <w:pPr>
+              <w:spacing w:after="0"/>
+            </w:pPr>
+            <w:r/>
+            <w:r>
+              <w:rPr>
+                <w:b w:val="0"/>
+              </w:rPr>
+              <w:t>MI 即时通信（IM）</w:t>
+            </w:r>
+          </w:p>
+        </w:tc>
+        <w:tc>
+          <w:tcPr>
+            <w:tcW w:type="dxa" w:w="3264"/>
+            <w:vAlign w:val="center"/>
+          </w:tcPr>
+          <w:p>
+            <w:pPr>
+              <w:spacing w:after="0"/>
+            </w:pPr>
+            <w:r/>
+            <w:r>
+              <w:rPr>
+                <w:b w:val="0"/>
+              </w:rPr>
+              <w:t>自建，不接第三方 IM SDK</w:t>
+            </w:r>
+          </w:p>
+        </w:tc>
+        <w:tc>
+          <w:tcPr>
+            <w:tcW w:type="dxa" w:w="3264"/>
+            <w:vAlign w:val="center"/>
+          </w:tcPr>
+          <w:p>
+            <w:pPr>
+              <w:spacing w:after="0"/>
+            </w:pPr>
+            <w:r/>
+            <w:r>
+              <w:rPr>
+                <w:b w:val="0"/>
+              </w:rPr>
+              <w:t>后端 Spring WebSocket(STOMP) + SSE，前端 stomp 客户端订阅；消息、审计与合规都在自有后端完成</w:t>
+            </w:r>
+          </w:p>
+        </w:tc>
+      </w:tr>
+      <w:tr>
+        <w:tc>
+          <w:tcPr>
+            <w:tcW w:type="dxa" w:w="3264"/>
+            <w:vAlign w:val="center"/>
+          </w:tcPr>
+          <w:p>
+            <w:pPr>
+              <w:spacing w:after="0"/>
+            </w:pPr>
+            <w:r/>
+            <w:r>
+              <w:rPr>
+                <w:b w:val="0"/>
+              </w:rPr>
+              <w:t>ECharts 数据大屏</w:t>
+            </w:r>
+          </w:p>
+        </w:tc>
+        <w:tc>
+          <w:tcPr>
+            <w:tcW w:type="dxa" w:w="3264"/>
+            <w:vAlign w:val="center"/>
+          </w:tcPr>
+          <w:p>
+            <w:pPr>
+              <w:spacing w:after="0"/>
+            </w:pPr>
+            <w:r/>
+            <w:r>
+              <w:rPr>
+                <w:b w:val="0"/>
+              </w:rPr>
+              <w:t>采纳</w:t>
+            </w:r>
+          </w:p>
+        </w:tc>
+        <w:tc>
+          <w:tcPr>
+            <w:tcW w:type="dxa" w:w="3264"/>
+            <w:vAlign w:val="center"/>
+          </w:tcPr>
+          <w:p>
+            <w:pPr>
+              <w:spacing w:after="0"/>
+            </w:pPr>
+            <w:r/>
+            <w:r>
+              <w:rPr>
+                <w:b w:val="0"/>
+              </w:rPr>
+              <w:t>企业后台统计与数据大屏统一用 ECharts，图表数据全部来自后端统计接口，前端不做业务计算</w:t>
+            </w:r>
+          </w:p>
+        </w:tc>
+      </w:tr>
+      <w:tr>
+        <w:tc>
+          <w:tcPr>
+            <w:tcW w:type="dxa" w:w="3264"/>
+            <w:vAlign w:val="center"/>
+          </w:tcPr>
+          <w:p>
+            <w:pPr>
+              <w:spacing w:after="0"/>
+            </w:pPr>
+            <w:r/>
+            <w:r>
+              <w:rPr>
+                <w:b w:val="0"/>
+              </w:rPr>
+              <w:t>前端应用安全</w:t>
+            </w:r>
+          </w:p>
+        </w:tc>
+        <w:tc>
+          <w:tcPr>
+            <w:tcW w:type="dxa" w:w="3264"/>
+            <w:vAlign w:val="center"/>
+          </w:tcPr>
+          <w:p>
+            <w:pPr>
+              <w:spacing w:after="0"/>
+            </w:pPr>
+            <w:r/>
+            <w:r>
+              <w:rPr>
+                <w:b w:val="0"/>
+              </w:rPr>
+              <w:t>采纳为规范条款</w:t>
+            </w:r>
+          </w:p>
+        </w:tc>
+        <w:tc>
+          <w:tcPr>
+            <w:tcW w:type="dxa" w:w="3264"/>
+            <w:vAlign w:val="center"/>
+          </w:tcPr>
+          <w:p>
+            <w:pPr>
+              <w:spacing w:after="0"/>
+            </w:pPr>
+            <w:r/>
+            <w:r>
+              <w:rPr>
+                <w:b w:val="0"/>
+              </w:rPr>
+              <w:t>CSP、XSS/CSRF 防护、依赖漏洞扫描、密钥不落前端，写成强制规范，不额外引入框架</w:t>
+            </w:r>
+          </w:p>
+        </w:tc>
+      </w:tr>
+      <w:tr>
+        <w:tc>
+          <w:tcPr>
+            <w:tcW w:type="dxa" w:w="3264"/>
+            <w:vAlign w:val="center"/>
+          </w:tcPr>
+          <w:p>
+            <w:pPr>
+              <w:spacing w:after="0"/>
+            </w:pPr>
+            <w:r/>
+            <w:r>
+              <w:rPr>
+                <w:b w:val="0"/>
+              </w:rPr>
+              <w:t>Vite + ESLint</w:t>
+            </w:r>
+          </w:p>
+        </w:tc>
+        <w:tc>
+          <w:tcPr>
+            <w:tcW w:type="dxa" w:w="3264"/>
+            <w:vAlign w:val="center"/>
+          </w:tcPr>
+          <w:p>
+            <w:pPr>
+              <w:spacing w:after="0"/>
+            </w:pPr>
+            <w:r/>
+            <w:r>
+              <w:rPr>
+                <w:b w:val="0"/>
+              </w:rPr>
+              <w:t>已在用，补齐测试</w:t>
+            </w:r>
+          </w:p>
+        </w:tc>
+        <w:tc>
+          <w:tcPr>
+            <w:tcW w:type="dxa" w:w="3264"/>
+            <w:vAlign w:val="center"/>
+          </w:tcPr>
+          <w:p>
+            <w:pPr>
+              <w:spacing w:after="0"/>
+            </w:pPr>
+            <w:r/>
+            <w:r>
+              <w:rPr>
+                <w:b w:val="0"/>
+              </w:rPr>
+              <w:t>补 Vitest + Vue Test Utils 单元测试与覆盖率；端到端测试预留 Playwright</w:t>
+            </w:r>
+          </w:p>
+        </w:tc>
+      </w:tr>
+      <w:tr>
+        <w:tc>
+          <w:tcPr>
+            <w:tcW w:type="dxa" w:w="3264"/>
+            <w:vAlign w:val="center"/>
+          </w:tcPr>
+          <w:p>
+            <w:pPr>
+              <w:spacing w:after="0"/>
+            </w:pPr>
+            <w:r/>
+            <w:r>
+              <w:rPr>
+                <w:b w:val="0"/>
+              </w:rPr>
+              <w:t>Spring Cloud + Nacos</w:t>
+            </w:r>
+          </w:p>
+        </w:tc>
+        <w:tc>
+          <w:tcPr>
+            <w:tcW w:type="dxa" w:w="3264"/>
+            <w:vAlign w:val="center"/>
+          </w:tcPr>
+          <w:p>
+            <w:pPr>
+              <w:spacing w:after="0"/>
+            </w:pPr>
+            <w:r/>
+            <w:r>
+              <w:rPr>
+                <w:b w:val="0"/>
+              </w:rPr>
+              <w:t>暂缓</w:t>
+            </w:r>
+          </w:p>
+        </w:tc>
+        <w:tc>
+          <w:tcPr>
+            <w:tcW w:type="dxa" w:w="3264"/>
+            <w:vAlign w:val="center"/>
+          </w:tcPr>
+          <w:p>
+            <w:pPr>
+              <w:spacing w:after="0"/>
+            </w:pPr>
+            <w:r/>
+            <w:r>
+              <w:rPr>
+                <w:b w:val="0"/>
+              </w:rPr>
+              <w:t>第一版做单体模块化（包分层），出现多实例治理、灰度与集中配置需求时再引入注册与配置中心</w:t>
+            </w:r>
+          </w:p>
+        </w:tc>
+      </w:tr>
+      <w:tr>
+        <w:tc>
+          <w:tcPr>
+            <w:tcW w:type="dxa" w:w="3264"/>
+            <w:vAlign w:val="center"/>
+          </w:tcPr>
+          <w:p>
+            <w:pPr>
+              <w:spacing w:after="0"/>
+            </w:pPr>
+            <w:r/>
+            <w:r>
+              <w:rPr>
+                <w:b w:val="0"/>
+              </w:rPr>
+              <w:t>RabbitMQ / Kafka</w:t>
+            </w:r>
+          </w:p>
+        </w:tc>
+        <w:tc>
+          <w:tcPr>
+            <w:tcW w:type="dxa" w:w="3264"/>
+            <w:vAlign w:val="center"/>
+          </w:tcPr>
+          <w:p>
+            <w:pPr>
+              <w:spacing w:after="0"/>
+            </w:pPr>
+            <w:r/>
+            <w:r>
+              <w:rPr>
+                <w:b w:val="0"/>
+              </w:rPr>
+              <w:t>定为 RabbitMQ</w:t>
+            </w:r>
+          </w:p>
+        </w:tc>
+        <w:tc>
+          <w:tcPr>
+            <w:tcW w:type="dxa" w:w="3264"/>
+            <w:vAlign w:val="center"/>
+          </w:tcPr>
+          <w:p>
+            <w:pPr>
+              <w:spacing w:after="0"/>
+            </w:pPr>
+            <w:r/>
+            <w:r>
+              <w:rPr>
+                <w:b w:val="0"/>
+              </w:rPr>
+              <w:t>本项目消息场景是导出、通知、异步查询，RabbitMQ 的路由与延迟队列更贴合，运维成本低于 Kafka</w:t>
+            </w:r>
+          </w:p>
+        </w:tc>
+      </w:tr>
+      <w:tr>
+        <w:tc>
+          <w:tcPr>
+            <w:tcW w:type="dxa" w:w="3264"/>
+            <w:vAlign w:val="center"/>
+          </w:tcPr>
+          <w:p>
+            <w:pPr>
+              <w:spacing w:after="0"/>
+            </w:pPr>
+            <w:r/>
+            <w:r>
+              <w:rPr>
+                <w:b w:val="0"/>
+              </w:rPr>
+              <w:t>Spring Security / Shiro</w:t>
+            </w:r>
+          </w:p>
+        </w:tc>
+        <w:tc>
+          <w:tcPr>
+            <w:tcW w:type="dxa" w:w="3264"/>
+            <w:vAlign w:val="center"/>
+          </w:tcPr>
+          <w:p>
+            <w:pPr>
+              <w:spacing w:after="0"/>
+            </w:pPr>
+            <w:r/>
+            <w:r>
+              <w:rPr>
+                <w:b w:val="0"/>
+              </w:rPr>
+              <w:t>采纳 Spring Security</w:t>
+            </w:r>
+          </w:p>
+        </w:tc>
+        <w:tc>
+          <w:tcPr>
+            <w:tcW w:type="dxa" w:w="3264"/>
+            <w:vAlign w:val="center"/>
+          </w:tcPr>
+          <w:p>
+            <w:pPr>
+              <w:spacing w:after="0"/>
+            </w:pPr>
+            <w:r/>
+            <w:r>
+              <w:rPr>
+                <w:b w:val="0"/>
+              </w:rPr>
+              <w:t>不使用 Shiro：与 Spring Boot 自动配置、JWT、方法级注解、OAuth2 扩展的集成度更好</w:t>
+            </w:r>
+          </w:p>
+        </w:tc>
+      </w:tr>
+      <w:tr>
+        <w:tc>
+          <w:tcPr>
+            <w:tcW w:type="dxa" w:w="3264"/>
+            <w:vAlign w:val="center"/>
+          </w:tcPr>
+          <w:p>
+            <w:pPr>
+              <w:spacing w:after="0"/>
+            </w:pPr>
+            <w:r/>
+            <w:r>
+              <w:rPr>
+                <w:b w:val="0"/>
+              </w:rPr>
+              <w:t>SLF4J + Log4j / Log4j2</w:t>
+            </w:r>
+          </w:p>
+        </w:tc>
+        <w:tc>
+          <w:tcPr>
+            <w:tcW w:type="dxa" w:w="3264"/>
+            <w:vAlign w:val="center"/>
+          </w:tcPr>
+          <w:p>
+            <w:pPr>
+              <w:spacing w:after="0"/>
+            </w:pPr>
+            <w:r/>
+            <w:r>
+              <w:rPr>
+                <w:b w:val="0"/>
+              </w:rPr>
+              <w:t>SLF4J 门面 + Logback 默认，可换 Log4j2</w:t>
+            </w:r>
+          </w:p>
+        </w:tc>
+        <w:tc>
+          <w:tcPr>
+            <w:tcW w:type="dxa" w:w="3264"/>
+            <w:vAlign w:val="center"/>
+          </w:tcPr>
+          <w:p>
+            <w:pPr>
+              <w:spacing w:after="0"/>
+            </w:pPr>
+            <w:r/>
+            <w:r>
+              <w:rPr>
+                <w:b w:val="0"/>
+              </w:rPr>
+              <w:t>门面统一 SLF4J；默认实现 Logback，需要异步日志或更高吞吐时换 Log4j2（2.17 以上），禁止 Log4j 1.x</w:t>
+            </w:r>
+          </w:p>
+        </w:tc>
+      </w:tr>
+      <w:tr>
+        <w:tc>
+          <w:tcPr>
+            <w:tcW w:type="dxa" w:w="3264"/>
+            <w:vAlign w:val="center"/>
+          </w:tcPr>
+          <w:p>
+            <w:pPr>
+              <w:spacing w:after="0"/>
+            </w:pPr>
+            <w:r/>
+            <w:r>
+              <w:rPr>
+                <w:b w:val="0"/>
+              </w:rPr>
+              <w:t>Elasticsearch 全文搜索</w:t>
+            </w:r>
+          </w:p>
+        </w:tc>
+        <w:tc>
+          <w:tcPr>
+            <w:tcW w:type="dxa" w:w="3264"/>
+            <w:vAlign w:val="center"/>
+          </w:tcPr>
+          <w:p>
+            <w:pPr>
+              <w:spacing w:after="0"/>
+            </w:pPr>
+            <w:r/>
+            <w:r>
+              <w:rPr>
+                <w:b w:val="0"/>
+              </w:rPr>
+              <w:t>暂缓，预留扩展点</w:t>
+            </w:r>
+          </w:p>
+        </w:tc>
+        <w:tc>
+          <w:tcPr>
+            <w:tcW w:type="dxa" w:w="3264"/>
+            <w:vAlign w:val="center"/>
+          </w:tcPr>
+          <w:p>
+            <w:pPr>
+              <w:spacing w:after="0"/>
+            </w:pPr>
+            <w:r/>
+            <w:r>
+              <w:rPr>
+                <w:b w:val="0"/>
+              </w:rPr>
+              <w:t>第一版用 PostgreSQL 全文检索覆盖景点与线路搜索；搜索能力按接口抽象，后续可平滑替换为 ES</w:t>
+            </w:r>
+          </w:p>
+        </w:tc>
+      </w:tr>
+      <w:tr>
+        <w:tc>
+          <w:tcPr>
+            <w:tcW w:type="dxa" w:w="3264"/>
+            <w:vAlign w:val="center"/>
+          </w:tcPr>
+          <w:p>
+            <w:pPr>
+              <w:spacing w:after="0"/>
+            </w:pPr>
+            <w:r/>
+            <w:r>
+              <w:rPr>
+                <w:b w:val="0"/>
+              </w:rPr>
+              <w:t>接口安全</w:t>
+            </w:r>
+          </w:p>
+        </w:tc>
+        <w:tc>
+          <w:tcPr>
+            <w:tcW w:type="dxa" w:w="3264"/>
+            <w:vAlign w:val="center"/>
+          </w:tcPr>
+          <w:p>
+            <w:pPr>
+              <w:spacing w:after="0"/>
+            </w:pPr>
+            <w:r/>
+            <w:r>
+              <w:rPr>
+                <w:b w:val="0"/>
+              </w:rPr>
+              <w:t>采纳并细化</w:t>
+            </w:r>
+          </w:p>
+        </w:tc>
+        <w:tc>
+          <w:tcPr>
+            <w:tcW w:type="dxa" w:w="3264"/>
+            <w:vAlign w:val="center"/>
+          </w:tcPr>
+          <w:p>
+            <w:pPr>
+              <w:spacing w:after="0"/>
+            </w:pPr>
+            <w:r/>
+            <w:r>
+              <w:rPr>
+                <w:b w:val="0"/>
+              </w:rPr>
+              <w:t>签名 + 时间戳 + nonce 防重放、幂等键、限流、入参校验、审计日志（见 3.3）</w:t>
+            </w:r>
+          </w:p>
+        </w:tc>
+      </w:tr>
+      <w:tr>
+        <w:tc>
+          <w:tcPr>
+            <w:tcW w:type="dxa" w:w="3264"/>
+            <w:vAlign w:val="center"/>
+          </w:tcPr>
+          <w:p>
+            <w:pPr>
+              <w:spacing w:after="0"/>
+            </w:pPr>
+            <w:r/>
+            <w:r>
+              <w:rPr>
+                <w:b w:val="0"/>
+              </w:rPr>
+              <w:t>MyBatis</w:t>
+            </w:r>
+          </w:p>
+        </w:tc>
+        <w:tc>
+          <w:tcPr>
+            <w:tcW w:type="dxa" w:w="3264"/>
+            <w:vAlign w:val="center"/>
+          </w:tcPr>
+          <w:p>
+            <w:pPr>
+              <w:spacing w:after="0"/>
+            </w:pPr>
+            <w:r/>
+            <w:r>
+              <w:rPr>
+                <w:b w:val="0"/>
+              </w:rPr>
+              <w:t>采纳 MyBatis-Plus</w:t>
+            </w:r>
+          </w:p>
+        </w:tc>
+        <w:tc>
+          <w:tcPr>
+            <w:tcW w:type="dxa" w:w="3264"/>
+            <w:vAlign w:val="center"/>
+          </w:tcPr>
+          <w:p>
+            <w:pPr>
+              <w:spacing w:after="0"/>
+            </w:pPr>
+            <w:r/>
+            <w:r>
+              <w:rPr>
+                <w:b w:val="0"/>
+              </w:rPr>
+              <w:t>单表 CRUD 与分页由 MyBatis-Plus 提供，复杂查询保留 XML；表结构变更统一走 Flyway</w:t>
+            </w:r>
+          </w:p>
+        </w:tc>
+      </w:tr>
+      <w:tr>
+        <w:tc>
+          <w:tcPr>
+            <w:tcW w:type="dxa" w:w="3264"/>
+            <w:vAlign w:val="center"/>
+          </w:tcPr>
+          <w:p>
+            <w:pPr>
+              <w:spacing w:after="0"/>
+            </w:pPr>
+            <w:r/>
+            <w:r>
+              <w:rPr>
+                <w:b w:val="0"/>
+              </w:rPr>
+              <w:t>Druid / HikariCP</w:t>
+            </w:r>
+          </w:p>
+        </w:tc>
+        <w:tc>
+          <w:tcPr>
+            <w:tcW w:type="dxa" w:w="3264"/>
+            <w:vAlign w:val="center"/>
+          </w:tcPr>
+          <w:p>
+            <w:pPr>
+              <w:spacing w:after="0"/>
+            </w:pPr>
+            <w:r/>
+            <w:r>
+              <w:rPr>
+                <w:b w:val="0"/>
+              </w:rPr>
+              <w:t>默认 HikariCP，Druid 可选</w:t>
+            </w:r>
+          </w:p>
+        </w:tc>
+        <w:tc>
+          <w:tcPr>
+            <w:tcW w:type="dxa" w:w="3264"/>
+            <w:vAlign w:val="center"/>
+          </w:tcPr>
+          <w:p>
+            <w:pPr>
+              <w:spacing w:after="0"/>
+            </w:pPr>
+            <w:r/>
+            <w:r>
+              <w:rPr>
+                <w:b w:val="0"/>
+              </w:rPr>
+              <w:t>只有需要 SQL 监控与慢 SQL 统计时才替换为 Druid，且监控页必须鉴权并限制来源 IP</w:t>
+            </w:r>
+          </w:p>
+        </w:tc>
+      </w:tr>
+      <w:tr>
+        <w:tc>
+          <w:tcPr>
+            <w:tcW w:type="dxa" w:w="3264"/>
+            <w:vAlign w:val="center"/>
+          </w:tcPr>
+          <w:p>
+            <w:pPr>
+              <w:spacing w:after="0"/>
+            </w:pPr>
+            <w:r/>
+            <w:r>
+              <w:rPr>
+                <w:b w:val="0"/>
+              </w:rPr>
+              <w:t>Docker + Jenkins</w:t>
+            </w:r>
+          </w:p>
+        </w:tc>
+        <w:tc>
+          <w:tcPr>
+            <w:tcW w:type="dxa" w:w="3264"/>
+            <w:vAlign w:val="center"/>
+          </w:tcPr>
+          <w:p>
+            <w:pPr>
+              <w:spacing w:after="0"/>
+            </w:pPr>
+            <w:r/>
+            <w:r>
+              <w:rPr>
+                <w:b w:val="0"/>
+              </w:rPr>
+              <w:t>采纳容器化，CI 用 GitHub Actions</w:t>
+            </w:r>
+          </w:p>
+        </w:tc>
+        <w:tc>
+          <w:tcPr>
+            <w:tcW w:type="dxa" w:w="3264"/>
+            <w:vAlign w:val="center"/>
+          </w:tcPr>
+          <w:p>
+            <w:pPr>
+              <w:spacing w:after="0"/>
+            </w:pPr>
+            <w:r/>
+            <w:r>
+              <w:rPr>
+                <w:b w:val="0"/>
+              </w:rPr>
+              <w:t>仓库托管在 GitHub，优先 GitHub Actions；企业内部已有 Jenkins 时复用同一份 Dockerfile</w:t>
+            </w:r>
+          </w:p>
+        </w:tc>
+      </w:tr>
+    </w:tbl>
+    <w:p>
+      <w:pPr>
+        <w:spacing w:after="40"/>
+      </w:pPr>
+    </w:p>
+    <w:p>
+      <w:pPr>
+        <w:pStyle w:val="Heading2"/>
+        <w:keepNext/>
+      </w:pPr>
+      <w:r>
+        <w:t>3.2 即时通信与实时推送</w:t>
+      </w:r>
+    </w:p>
+    <w:p>
+      <w:r>
+        <w:t>即时通信在本项目里承担两类不同的事情，方案上分开处理：一类是 Agent 生成进度的单向推送，一类是多轮对话的消息收发。</w:t>
+      </w:r>
+    </w:p>
+    <w:p>
+      <w:pPr>
+        <w:pStyle w:val="ListBullet"/>
+        <w:spacing w:after="60"/>
+      </w:pPr>
+      <w:r>
+        <w:t>进度推送用 SSE：单向、实现成本最低、便于排查，前端凭 tripId 断线重连。</w:t>
+      </w:r>
+    </w:p>
+    <w:p>
+      <w:pPr>
+        <w:pStyle w:val="ListBullet"/>
+        <w:spacing w:after="60"/>
+      </w:pPr>
+      <w:r>
+        <w:t>会话消息用 WebSocket + STOMP：服务端按 /topic/trips/{tripId} 广播，前端订阅对应主题。</w:t>
+      </w:r>
+    </w:p>
+    <w:p>
+      <w:pPr>
+        <w:pStyle w:val="ListBullet"/>
+        <w:spacing w:after="60"/>
+      </w:pPr>
+      <w:r>
+        <w:t>不引入第三方 IM SDK：用户体系、消息落库、审计和敏感内容过滤都在自有后端完成；手机端离线推送等需求再叠加厂商推送通道。</w:t>
+      </w:r>
+    </w:p>
+    <w:p>
+      <w:pPr>
+        <w:pStyle w:val="ListBullet"/>
+        <w:spacing w:after="60"/>
+      </w:pPr>
+      <w:r>
+        <w:t>消息一律先落库再推送：messages 表保存发送方、内容、时间和投递状态，SSE 与 WebSocket 只承担传输职责。</w:t>
+      </w:r>
+    </w:p>
+    <w:p>
+      <w:pPr>
+        <w:pStyle w:val="ListBullet"/>
+        <w:spacing w:after="60"/>
+      </w:pPr>
+      <w:r>
+        <w:t>连接鉴权与限流：WebSocket 握手阶段校验 JWT，限制单用户连接数与消息频率，断线重连复用会话 ID。</w:t>
+      </w:r>
+    </w:p>
+    <w:p>
+      <w:pPr>
+        <w:pStyle w:val="CodeBlock"/>
+        <w:spacing w:before="80" w:after="160"/>
+      </w:pPr>
+      <w:r>
+        <w:t>// 前端：订阅行程消息主题（stomp 客户端按需引入）</w:t>
+        <w:br/>
+        <w:t>const client = new Client({</w:t>
+        <w:br/>
+        <w:t xml:space="preserve">  brokerURL: import.meta.env.VITE_WS_BASE_URL,</w:t>
+        <w:br/>
+        <w:t xml:space="preserve">  connectHeaders: { Authorization: `Bearer ${token}` }</w:t>
+        <w:br/>
+        <w:t>})</w:t>
+        <w:br/>
+        <w:t>client.onConnect = () =&gt; client.subscribe(`/topic/trips/${tripId}`, (frame) =&gt; onMessage(frame.body))</w:t>
+        <w:br/>
+        <w:br/>
+        <w:t>// 后端：推送</w:t>
+        <w:br/>
+        <w:t>messagingTemplate.convertAndSend("/topic/trips/" + tripId, payload);</w:t>
+      </w:r>
+    </w:p>
+    <w:p>
+      <w:pPr>
+        <w:pStyle w:val="Heading2"/>
+        <w:keepNext/>
+      </w:pPr>
+      <w:r>
+        <w:t>3.3 权限控制与接口安全</w:t>
+      </w:r>
+    </w:p>
+    <w:p>
+      <w:r>
+        <w:t>权限控制统一使用 Spring Security：登录签发 JWT，接口按角色和数据归属双重校验，企业后台再叠加角色与菜单权限。接口安全在网关与业务层同时设防。</w:t>
+      </w:r>
+    </w:p>
+    <w:tbl>
+      <w:tblPr>
+        <w:tblStyle w:val="TableGrid"/>
+        <w:tblW w:type="auto" w:w="0"/>
+        <w:tblLayout w:type="autofit"/>
+        <w:tblLook w:firstColumn="1" w:firstRow="1" w:lastColumn="0" w:lastRow="0" w:noHBand="0" w:noVBand="1" w:val="04A0"/>
+      </w:tblPr>
+      <w:tblGrid>
+        <w:gridCol w:w="3264"/>
+        <w:gridCol w:w="3264"/>
+        <w:gridCol w:w="3264"/>
+      </w:tblGrid>
+      <w:tr>
+        <w:tc>
+          <w:tcPr>
+            <w:tcW w:type="dxa" w:w="3264"/>
+            <w:vAlign w:val="center"/>
+            <w:shd w:fill="1F4E79"/>
+          </w:tcPr>
+          <w:p>
+            <w:pPr>
+              <w:spacing w:after="0"/>
+            </w:pPr>
+            <w:r/>
+            <w:r>
+              <w:rPr>
+                <w:b/>
+                <w:color w:val="FFFFFF"/>
+              </w:rPr>
+              <w:t>安全措施</w:t>
+            </w:r>
+          </w:p>
+        </w:tc>
+        <w:tc>
+          <w:tcPr>
+            <w:tcW w:type="dxa" w:w="3264"/>
+            <w:vAlign w:val="center"/>
+            <w:shd w:fill="1F4E79"/>
+          </w:tcPr>
+          <w:p>
+            <w:pPr>
+              <w:spacing w:after="0"/>
+            </w:pPr>
+            <w:r/>
+            <w:r>
+              <w:rPr>
+                <w:b/>
+                <w:color w:val="FFFFFF"/>
+              </w:rPr>
+              <w:t>落地方式</w:t>
+            </w:r>
+          </w:p>
+        </w:tc>
+        <w:tc>
+          <w:tcPr>
+            <w:tcW w:type="dxa" w:w="3264"/>
+            <w:vAlign w:val="center"/>
+            <w:shd w:fill="1F4E79"/>
+          </w:tcPr>
+          <w:p>
+            <w:pPr>
+              <w:spacing w:after="0"/>
+            </w:pPr>
+            <w:r/>
+            <w:r>
+              <w:rPr>
+                <w:b/>
+                <w:color w:val="FFFFFF"/>
+              </w:rPr>
+              <w:t>说明</w:t>
+            </w:r>
+          </w:p>
+        </w:tc>
+      </w:tr>
+      <w:tr>
+        <w:tc>
+          <w:tcPr>
+            <w:tcW w:type="dxa" w:w="3264"/>
+            <w:vAlign w:val="center"/>
+          </w:tcPr>
+          <w:p>
+            <w:pPr>
+              <w:spacing w:after="0"/>
+            </w:pPr>
+            <w:r/>
+            <w:r>
+              <w:rPr>
+                <w:b w:val="0"/>
+              </w:rPr>
+              <w:t>身份认证</w:t>
+            </w:r>
+          </w:p>
+        </w:tc>
+        <w:tc>
+          <w:tcPr>
+            <w:tcW w:type="dxa" w:w="3264"/>
+            <w:vAlign w:val="center"/>
+          </w:tcPr>
+          <w:p>
+            <w:pPr>
+              <w:spacing w:after="0"/>
+            </w:pPr>
+            <w:r/>
+            <w:r>
+              <w:rPr>
+                <w:b w:val="0"/>
+              </w:rPr>
+              <w:t>Spring Security + JWT</w:t>
+            </w:r>
+          </w:p>
+        </w:tc>
+        <w:tc>
+          <w:tcPr>
+            <w:tcW w:type="dxa" w:w="3264"/>
+            <w:vAlign w:val="center"/>
+          </w:tcPr>
+          <w:p>
+            <w:pPr>
+              <w:spacing w:after="0"/>
+            </w:pPr>
+            <w:r/>
+            <w:r>
+              <w:rPr>
+                <w:b w:val="0"/>
+              </w:rPr>
+              <w:t>登录换取 access token，刷新 token 单独域校验；密码使用 BCrypt 存储</w:t>
+            </w:r>
+          </w:p>
+        </w:tc>
+      </w:tr>
+      <w:tr>
+        <w:tc>
+          <w:tcPr>
+            <w:tcW w:type="dxa" w:w="3264"/>
+            <w:vAlign w:val="center"/>
+          </w:tcPr>
+          <w:p>
+            <w:pPr>
+              <w:spacing w:after="0"/>
+            </w:pPr>
+            <w:r/>
+            <w:r>
+              <w:rPr>
+                <w:b w:val="0"/>
+              </w:rPr>
+              <w:t>接口授权</w:t>
+            </w:r>
+          </w:p>
+        </w:tc>
+        <w:tc>
+          <w:tcPr>
+            <w:tcW w:type="dxa" w:w="3264"/>
+            <w:vAlign w:val="center"/>
+          </w:tcPr>
+          <w:p>
+            <w:pPr>
+              <w:spacing w:after="0"/>
+            </w:pPr>
+            <w:r/>
+            <w:r>
+              <w:rPr>
+                <w:b w:val="0"/>
+              </w:rPr>
+              <w:t>注解 + 方法级校验</w:t>
+            </w:r>
+          </w:p>
+        </w:tc>
+        <w:tc>
+          <w:tcPr>
+            <w:tcW w:type="dxa" w:w="3264"/>
+            <w:vAlign w:val="center"/>
+          </w:tcPr>
+          <w:p>
+            <w:pPr>
+              <w:spacing w:after="0"/>
+            </w:pPr>
+            <w:r/>
+            <w:r>
+              <w:rPr>
+                <w:b w:val="0"/>
+              </w:rPr>
+              <w:t>@PreAuthorize 按角色控制，资源接口额外校验数据归属，防止改 ID 越权</w:t>
+            </w:r>
+          </w:p>
+        </w:tc>
+      </w:tr>
+      <w:tr>
+        <w:tc>
+          <w:tcPr>
+            <w:tcW w:type="dxa" w:w="3264"/>
+            <w:vAlign w:val="center"/>
+          </w:tcPr>
+          <w:p>
+            <w:pPr>
+              <w:spacing w:after="0"/>
+            </w:pPr>
+            <w:r/>
+            <w:r>
+              <w:rPr>
+                <w:b w:val="0"/>
+              </w:rPr>
+              <w:t>防重放</w:t>
+            </w:r>
+          </w:p>
+        </w:tc>
+        <w:tc>
+          <w:tcPr>
+            <w:tcW w:type="dxa" w:w="3264"/>
+            <w:vAlign w:val="center"/>
+          </w:tcPr>
+          <w:p>
+            <w:pPr>
+              <w:spacing w:after="0"/>
+            </w:pPr>
+            <w:r/>
+            <w:r>
+              <w:rPr>
+                <w:b w:val="0"/>
+              </w:rPr>
+              <w:t>签名 + 时间戳 + nonce</w:t>
+            </w:r>
+          </w:p>
+        </w:tc>
+        <w:tc>
+          <w:tcPr>
+            <w:tcW w:type="dxa" w:w="3264"/>
+            <w:vAlign w:val="center"/>
+          </w:tcPr>
+          <w:p>
+            <w:pPr>
+              <w:spacing w:after="0"/>
+            </w:pPr>
+            <w:r/>
+            <w:r>
+              <w:rPr>
+                <w:b w:val="0"/>
+              </w:rPr>
+              <w:t>对外接口校验签名与 5 分钟内时间戳，nonce 放 Redis 去重</w:t>
+            </w:r>
+          </w:p>
+        </w:tc>
+      </w:tr>
+      <w:tr>
+        <w:tc>
+          <w:tcPr>
+            <w:tcW w:type="dxa" w:w="3264"/>
+            <w:vAlign w:val="center"/>
+          </w:tcPr>
+          <w:p>
+            <w:pPr>
+              <w:spacing w:after="0"/>
+            </w:pPr>
+            <w:r/>
+            <w:r>
+              <w:rPr>
+                <w:b w:val="0"/>
+              </w:rPr>
+              <w:t>幂等</w:t>
+            </w:r>
+          </w:p>
+        </w:tc>
+        <w:tc>
+          <w:tcPr>
+            <w:tcW w:type="dxa" w:w="3264"/>
+            <w:vAlign w:val="center"/>
+          </w:tcPr>
+          <w:p>
+            <w:pPr>
+              <w:spacing w:after="0"/>
+            </w:pPr>
+            <w:r/>
+            <w:r>
+              <w:rPr>
+                <w:b w:val="0"/>
+              </w:rPr>
+              <w:t>幂等键 Idempotency-Key</w:t>
+            </w:r>
+          </w:p>
+        </w:tc>
+        <w:tc>
+          <w:tcPr>
+            <w:tcW w:type="dxa" w:w="3264"/>
+            <w:vAlign w:val="center"/>
+          </w:tcPr>
+          <w:p>
+            <w:pPr>
+              <w:spacing w:after="0"/>
+            </w:pPr>
+            <w:r/>
+            <w:r>
+              <w:rPr>
+                <w:b w:val="0"/>
+              </w:rPr>
+              <w:t>创建行程、下单类接口按幂等键返回同一结果，避免重复提交产生多份行程</w:t>
+            </w:r>
+          </w:p>
+        </w:tc>
+      </w:tr>
+      <w:tr>
+        <w:tc>
+          <w:tcPr>
+            <w:tcW w:type="dxa" w:w="3264"/>
+            <w:vAlign w:val="center"/>
+          </w:tcPr>
+          <w:p>
+            <w:pPr>
+              <w:spacing w:after="0"/>
+            </w:pPr>
+            <w:r/>
+            <w:r>
+              <w:rPr>
+                <w:b w:val="0"/>
+              </w:rPr>
+              <w:t>限流</w:t>
+            </w:r>
+          </w:p>
+        </w:tc>
+        <w:tc>
+          <w:tcPr>
+            <w:tcW w:type="dxa" w:w="3264"/>
+            <w:vAlign w:val="center"/>
+          </w:tcPr>
+          <w:p>
+            <w:pPr>
+              <w:spacing w:after="0"/>
+            </w:pPr>
+            <w:r/>
+            <w:r>
+              <w:rPr>
+                <w:b w:val="0"/>
+              </w:rPr>
+              <w:t>Redis + 令牌桶</w:t>
+            </w:r>
+          </w:p>
+        </w:tc>
+        <w:tc>
+          <w:tcPr>
+            <w:tcW w:type="dxa" w:w="3264"/>
+            <w:vAlign w:val="center"/>
+          </w:tcPr>
+          <w:p>
+            <w:pPr>
+              <w:spacing w:after="0"/>
+            </w:pPr>
+            <w:r/>
+            <w:r>
+              <w:rPr>
+                <w:b w:val="0"/>
+              </w:rPr>
+              <w:t>按用户与 IP 限流；大模型调用、导出、外部数据源查询单独设配额</w:t>
+            </w:r>
+          </w:p>
+        </w:tc>
+      </w:tr>
+      <w:tr>
+        <w:tc>
+          <w:tcPr>
+            <w:tcW w:type="dxa" w:w="3264"/>
+            <w:vAlign w:val="center"/>
+          </w:tcPr>
+          <w:p>
+            <w:pPr>
+              <w:spacing w:after="0"/>
+            </w:pPr>
+            <w:r/>
+            <w:r>
+              <w:rPr>
+                <w:b w:val="0"/>
+              </w:rPr>
+              <w:t>入参校验</w:t>
+            </w:r>
+          </w:p>
+        </w:tc>
+        <w:tc>
+          <w:tcPr>
+            <w:tcW w:type="dxa" w:w="3264"/>
+            <w:vAlign w:val="center"/>
+          </w:tcPr>
+          <w:p>
+            <w:pPr>
+              <w:spacing w:after="0"/>
+            </w:pPr>
+            <w:r/>
+            <w:r>
+              <w:rPr>
+                <w:b w:val="0"/>
+              </w:rPr>
+              <w:t>Bean Validation + 白名单</w:t>
+            </w:r>
+          </w:p>
+        </w:tc>
+        <w:tc>
+          <w:tcPr>
+            <w:tcW w:type="dxa" w:w="3264"/>
+            <w:vAlign w:val="center"/>
+          </w:tcPr>
+          <w:p>
+            <w:pPr>
+              <w:spacing w:after="0"/>
+            </w:pPr>
+            <w:r/>
+            <w:r>
+              <w:rPr>
+                <w:b w:val="0"/>
+              </w:rPr>
+              <w:t>所有入参在 Controller 层校验，枚举类字段只接受白名单值，禁止拼接 SQL</w:t>
+            </w:r>
+          </w:p>
+        </w:tc>
+      </w:tr>
+      <w:tr>
+        <w:tc>
+          <w:tcPr>
+            <w:tcW w:type="dxa" w:w="3264"/>
+            <w:vAlign w:val="center"/>
+          </w:tcPr>
+          <w:p>
+            <w:pPr>
+              <w:spacing w:after="0"/>
+            </w:pPr>
+            <w:r/>
+            <w:r>
+              <w:rPr>
+                <w:b w:val="0"/>
+              </w:rPr>
+              <w:t>异常处理</w:t>
+            </w:r>
+          </w:p>
+        </w:tc>
+        <w:tc>
+          <w:tcPr>
+            <w:tcW w:type="dxa" w:w="3264"/>
+            <w:vAlign w:val="center"/>
+          </w:tcPr>
+          <w:p>
+            <w:pPr>
+              <w:spacing w:after="0"/>
+            </w:pPr>
+            <w:r/>
+            <w:r>
+              <w:rPr>
+                <w:b w:val="0"/>
+              </w:rPr>
+              <w:t>统一异常处理 + 错误码</w:t>
+            </w:r>
+          </w:p>
+        </w:tc>
+        <w:tc>
+          <w:tcPr>
+            <w:tcW w:type="dxa" w:w="3264"/>
+            <w:vAlign w:val="center"/>
+          </w:tcPr>
+          <w:p>
+            <w:pPr>
+              <w:spacing w:after="0"/>
+            </w:pPr>
+            <w:r/>
+            <w:r>
+              <w:rPr>
+                <w:b w:val="0"/>
+              </w:rPr>
+              <w:t>对外只返回业务码与提示，不返回堆栈、SQL 和内部类名</w:t>
+            </w:r>
+          </w:p>
+        </w:tc>
+      </w:tr>
+      <w:tr>
+        <w:tc>
+          <w:tcPr>
+            <w:tcW w:type="dxa" w:w="3264"/>
+            <w:vAlign w:val="center"/>
+          </w:tcPr>
+          <w:p>
+            <w:pPr>
+              <w:spacing w:after="0"/>
+            </w:pPr>
+            <w:r/>
+            <w:r>
+              <w:rPr>
+                <w:b w:val="0"/>
+              </w:rPr>
+              <w:t>审计日志</w:t>
+            </w:r>
+          </w:p>
+        </w:tc>
+        <w:tc>
+          <w:tcPr>
+            <w:tcW w:type="dxa" w:w="3264"/>
+            <w:vAlign w:val="center"/>
+          </w:tcPr>
+          <w:p>
+            <w:pPr>
+              <w:spacing w:after="0"/>
+            </w:pPr>
+            <w:r/>
+            <w:r>
+              <w:rPr>
+                <w:b w:val="0"/>
+              </w:rPr>
+              <w:t>关键操作留痕</w:t>
+            </w:r>
+          </w:p>
+        </w:tc>
+        <w:tc>
+          <w:tcPr>
+            <w:tcW w:type="dxa" w:w="3264"/>
+            <w:vAlign w:val="center"/>
+          </w:tcPr>
+          <w:p>
+            <w:pPr>
+              <w:spacing w:after="0"/>
+            </w:pPr>
+            <w:r/>
+            <w:r>
+              <w:rPr>
+                <w:b w:val="0"/>
+              </w:rPr>
+              <w:t>记录操作人、时间、对象、结果与请求 ID，敏感字段脱敏后入库</w:t>
+            </w:r>
+          </w:p>
+        </w:tc>
+      </w:tr>
+    </w:tbl>
+    <w:p>
+      <w:pPr>
+        <w:spacing w:after="40"/>
+      </w:pPr>
+    </w:p>
+    <w:p>
+      <w:pPr>
+        <w:pStyle w:val="Heading2"/>
+        <w:keepNext/>
+      </w:pPr>
+      <w:r>
+        <w:t>3.4 日志与可观测性</w:t>
+      </w:r>
+    </w:p>
+    <w:p>
+      <w:pPr>
+        <w:pStyle w:val="ListBullet"/>
+        <w:spacing w:after="60"/>
+      </w:pPr>
+      <w:r>
+        <w:t>门面统一 SLF4J：业务代码只依赖 SLF4J，不直接调用具体实现类，替换日志实现不影响业务代码。</w:t>
+      </w:r>
+    </w:p>
+    <w:p>
+      <w:pPr>
+        <w:pStyle w:val="ListBullet"/>
+        <w:spacing w:after="60"/>
+      </w:pPr>
+      <w:r>
+        <w:t>实现默认 Logback（与 Spring Boot 默认一致）；需要异步日志或更高吞吐时替换为 Log4j2，版本必须 2.17 以上，禁止引入 Log4j 1.x。</w:t>
+      </w:r>
+    </w:p>
+    <w:p>
+      <w:pPr>
+        <w:pStyle w:val="ListBullet"/>
+        <w:spacing w:after="60"/>
+      </w:pPr>
+      <w:r>
+        <w:t>日志格式固定包含时间、级别、线程、请求 ID 与消息；请求 ID 由过滤器生成并透传到前端，便于前后端联调定位。</w:t>
+      </w:r>
+    </w:p>
+    <w:p>
+      <w:pPr>
+        <w:pStyle w:val="ListBullet"/>
+        <w:spacing w:after="60"/>
+      </w:pPr>
+      <w:r>
+        <w:t>敏感信息治理：手机号、身份证、地址在日志中脱敏，密钥与 token 禁止打印。</w:t>
+      </w:r>
+    </w:p>
+    <w:p>
+      <w:pPr>
+        <w:pStyle w:val="ListBullet"/>
+        <w:spacing w:after="60"/>
+      </w:pPr>
+      <w:r>
+        <w:t>可观测性预留 Micrometer + Actuator：暴露健康检查与指标端点（仅内网或加鉴权），后续接 Prometheus + Grafana。</w:t>
+      </w:r>
+    </w:p>
+    <w:p>
+      <w:pPr>
+        <w:pStyle w:val="CodeBlock"/>
+        <w:spacing w:before="80" w:after="160"/>
+      </w:pPr>
+      <w:r>
+        <w:t>%d{yyyy-MM-dd HH:mm:ss.SSS} %-5level [%thread] [%X{traceId}] %logger{36} - %msg%n</w:t>
+      </w:r>
+    </w:p>
+    <w:p>
+      <w:pPr>
+        <w:pStyle w:val="Heading2"/>
+        <w:keepNext/>
+      </w:pPr>
+      <w:r>
+        <w:t>3.5 持久层与数据库变更</w:t>
+      </w:r>
+    </w:p>
+    <w:p>
+      <w:r>
+        <w:t>持久层采用 MyBatis-Plus + Flyway：前者负责单表 CRUD、分页与代码量控制，后者负责表结构版本管理，两者边界清晰。</w:t>
+      </w:r>
+    </w:p>
+    <w:p>
+      <w:pPr>
+        <w:pStyle w:val="ListBullet"/>
+        <w:spacing w:after="60"/>
+      </w:pPr>
+      <w:r>
+        <w:t>MyBatis-Plus：实体与 Mapper 集中在 infrastructure 层，应用服务只依赖领域接口；复杂查询写 XML，不做字符串拼接 SQL。</w:t>
+      </w:r>
+    </w:p>
+    <w:p>
+      <w:pPr>
+        <w:pStyle w:val="ListBullet"/>
+        <w:spacing w:after="60"/>
+      </w:pPr>
+      <w:r>
+        <w:t>Flyway：建表与数据变更以 V{版本}__{说明}.sql 放在 src/main/resources/db/migration，禁止直接在数据库手工改表。</w:t>
+      </w:r>
+    </w:p>
+    <w:p>
+      <w:pPr>
+        <w:pStyle w:val="ListBullet"/>
+        <w:spacing w:after="60"/>
+      </w:pPr>
+      <w:r>
+        <w:t>连接池：默认 HikariCP（Spring Boot 内置，性能足够）；需要 SQL 监控、慢 SQL 统计与防火墙时替换为 Druid，监控页必须加鉴权并限制来源 IP。</w:t>
+      </w:r>
+    </w:p>
+    <w:p>
+      <w:pPr>
+        <w:pStyle w:val="ListBullet"/>
+        <w:spacing w:after="60"/>
+      </w:pPr>
+      <w:r>
+        <w:t>分页统一使用 MyBatis-Plus 分页插件，接口层返回统一分页结构（page、size、total、items）。</w:t>
+      </w:r>
+    </w:p>
+    <w:p>
+      <w:pPr>
+        <w:pStyle w:val="ListBullet"/>
+        <w:spacing w:after="60"/>
+      </w:pPr>
+      <w:r>
+        <w:t>时区与字符集：数据库统一 UTC 存储，接口用 ISO-8601 时间，字符集统一 UTF-8。</w:t>
+      </w:r>
+    </w:p>
+    <w:p>
+      <w:pPr>
+        <w:pStyle w:val="CodeBlock"/>
+        <w:spacing w:before="80" w:after="160"/>
+      </w:pPr>
+      <w:r>
+        <w:t>-- backend/src/main/resources/db/migration/V1__init.sql</w:t>
+        <w:br/>
+        <w:t>CREATE TABLE IF NOT EXISTS users (</w:t>
+        <w:br/>
+        <w:t xml:space="preserve">    id         BIGINT GENERATED BY DEFAULT AS IDENTITY PRIMARY KEY,</w:t>
+        <w:br/>
+        <w:t xml:space="preserve">    phone      VARCHAR(32) NOT NULL UNIQUE,</w:t>
+        <w:br/>
+        <w:t xml:space="preserve">    nickname   VARCHAR(64),</w:t>
+        <w:br/>
+        <w:t xml:space="preserve">    created_at TIMESTAMP WITH TIME ZONE NOT NULL DEFAULT now()</w:t>
+        <w:br/>
+        <w:t>);</w:t>
+      </w:r>
+    </w:p>
+    <w:p>
+      <w:r>
+        <w:t>迁移脚本使用标准 SQL 写法（不使用 BIGSERIAL、TIMESTAMPTZ 等数据库方言），保证本地 H2 与生产 PostgreSQL 都能执行同一份脚本。</w:t>
+      </w:r>
+    </w:p>
+    <w:p>
+      <w:pPr>
+        <w:pStyle w:val="Heading2"/>
+        <w:keepNext/>
+      </w:pPr>
+      <w:r>
+        <w:t>3.6 搜索能力与微服务边界</w:t>
+      </w:r>
+    </w:p>
+    <w:tbl>
+      <w:tblPr>
+        <w:tblStyle w:val="TableGrid"/>
+        <w:tblW w:type="auto" w:w="0"/>
+        <w:tblLayout w:type="autofit"/>
+        <w:tblLook w:firstColumn="1" w:firstRow="1" w:lastColumn="0" w:lastRow="0" w:noHBand="0" w:noVBand="1" w:val="04A0"/>
+      </w:tblPr>
+      <w:tblGrid>
+        <w:gridCol w:w="3264"/>
+        <w:gridCol w:w="3264"/>
+        <w:gridCol w:w="3264"/>
+      </w:tblGrid>
+      <w:tr>
+        <w:tc>
+          <w:tcPr>
+            <w:tcW w:type="dxa" w:w="3264"/>
+            <w:vAlign w:val="center"/>
+            <w:shd w:fill="1F4E79"/>
+          </w:tcPr>
+          <w:p>
+            <w:pPr>
+              <w:spacing w:after="0"/>
+            </w:pPr>
+            <w:r/>
+            <w:r>
+              <w:rPr>
+                <w:b/>
+                <w:color w:val="FFFFFF"/>
+              </w:rPr>
+              <w:t>候选技术</w:t>
+            </w:r>
+          </w:p>
+        </w:tc>
+        <w:tc>
+          <w:tcPr>
+            <w:tcW w:type="dxa" w:w="3264"/>
+            <w:vAlign w:val="center"/>
+            <w:shd w:fill="1F4E79"/>
+          </w:tcPr>
+          <w:p>
+            <w:pPr>
+              <w:spacing w:after="0"/>
+            </w:pPr>
+            <w:r/>
+            <w:r>
+              <w:rPr>
+                <w:b/>
+                <w:color w:val="FFFFFF"/>
+              </w:rPr>
+              <w:t>第一版方案</w:t>
+            </w:r>
+          </w:p>
+        </w:tc>
+        <w:tc>
+          <w:tcPr>
+            <w:tcW w:type="dxa" w:w="3264"/>
+            <w:vAlign w:val="center"/>
+            <w:shd w:fill="1F4E79"/>
+          </w:tcPr>
+          <w:p>
+            <w:pPr>
+              <w:spacing w:after="0"/>
+            </w:pPr>
+            <w:r/>
+            <w:r>
+              <w:rPr>
+                <w:b/>
+                <w:color w:val="FFFFFF"/>
+              </w:rPr>
+              <w:t>升级触发条件</w:t>
+            </w:r>
+          </w:p>
+        </w:tc>
+      </w:tr>
+      <w:tr>
+        <w:tc>
+          <w:tcPr>
+            <w:tcW w:type="dxa" w:w="3264"/>
+            <w:vAlign w:val="center"/>
+          </w:tcPr>
+          <w:p>
+            <w:pPr>
+              <w:spacing w:after="0"/>
+            </w:pPr>
+            <w:r/>
+            <w:r>
+              <w:rPr>
+                <w:b w:val="0"/>
+              </w:rPr>
+              <w:t>Elasticsearch</w:t>
+            </w:r>
+          </w:p>
+        </w:tc>
+        <w:tc>
+          <w:tcPr>
+            <w:tcW w:type="dxa" w:w="3264"/>
+            <w:vAlign w:val="center"/>
+          </w:tcPr>
+          <w:p>
+            <w:pPr>
+              <w:spacing w:after="0"/>
+            </w:pPr>
+            <w:r/>
+            <w:r>
+              <w:rPr>
+                <w:b w:val="0"/>
+              </w:rPr>
+              <w:t>PostgreSQL 全文检索（tsvector / pg_trgm），搜索能力封装为 SearchService 接口</w:t>
+            </w:r>
+          </w:p>
+        </w:tc>
+        <w:tc>
+          <w:tcPr>
+            <w:tcW w:type="dxa" w:w="3264"/>
+            <w:vAlign w:val="center"/>
+          </w:tcPr>
+          <w:p>
+            <w:pPr>
+              <w:spacing w:after="0"/>
+            </w:pPr>
+            <w:r/>
+            <w:r>
+              <w:rPr>
+                <w:b w:val="0"/>
+              </w:rPr>
+              <w:t>文档量到百万级、需要分词相关性排序或搜索与分析共用时替换为 ES</w:t>
+            </w:r>
+          </w:p>
+        </w:tc>
+      </w:tr>
+      <w:tr>
+        <w:tc>
+          <w:tcPr>
+            <w:tcW w:type="dxa" w:w="3264"/>
+            <w:vAlign w:val="center"/>
+          </w:tcPr>
+          <w:p>
+            <w:pPr>
+              <w:spacing w:after="0"/>
+            </w:pPr>
+            <w:r/>
+            <w:r>
+              <w:rPr>
+                <w:b w:val="0"/>
+              </w:rPr>
+              <w:t>Spring Cloud + Nacos</w:t>
+            </w:r>
+          </w:p>
+        </w:tc>
+        <w:tc>
+          <w:tcPr>
+            <w:tcW w:type="dxa" w:w="3264"/>
+            <w:vAlign w:val="center"/>
+          </w:tcPr>
+          <w:p>
+            <w:pPr>
+              <w:spacing w:after="0"/>
+            </w:pPr>
+            <w:r/>
+            <w:r>
+              <w:rPr>
+                <w:b w:val="0"/>
+              </w:rPr>
+              <w:t>单体应用内部按包分层，模块之间只通过接口调用</w:t>
+            </w:r>
+          </w:p>
+        </w:tc>
+        <w:tc>
+          <w:tcPr>
+            <w:tcW w:type="dxa" w:w="3264"/>
+            <w:vAlign w:val="center"/>
+          </w:tcPr>
+          <w:p>
+            <w:pPr>
+              <w:spacing w:after="0"/>
+            </w:pPr>
+            <w:r/>
+            <w:r>
+              <w:rPr>
+                <w:b w:val="0"/>
+              </w:rPr>
+              <w:t>需要多团队并行、独立扩缩容、灰度发布或集中配置管理时拆分服务</w:t>
+            </w:r>
+          </w:p>
+        </w:tc>
+      </w:tr>
+      <w:tr>
+        <w:tc>
+          <w:tcPr>
+            <w:tcW w:type="dxa" w:w="3264"/>
+            <w:vAlign w:val="center"/>
+          </w:tcPr>
+          <w:p>
+            <w:pPr>
+              <w:spacing w:after="0"/>
+            </w:pPr>
+            <w:r/>
+            <w:r>
+              <w:rPr>
+                <w:b w:val="0"/>
+              </w:rPr>
+              <w:t>RabbitMQ</w:t>
+            </w:r>
+          </w:p>
+        </w:tc>
+        <w:tc>
+          <w:tcPr>
+            <w:tcW w:type="dxa" w:w="3264"/>
+            <w:vAlign w:val="center"/>
+          </w:tcPr>
+          <w:p>
+            <w:pPr>
+              <w:spacing w:after="0"/>
+            </w:pPr>
+            <w:r/>
+            <w:r>
+              <w:rPr>
+                <w:b w:val="0"/>
+              </w:rPr>
+              <w:t>第一版就引入，承担导出、通知与异步查询</w:t>
+            </w:r>
+          </w:p>
+        </w:tc>
+        <w:tc>
+          <w:tcPr>
+            <w:tcW w:type="dxa" w:w="3264"/>
+            <w:vAlign w:val="center"/>
+          </w:tcPr>
+          <w:p>
+            <w:pPr>
+              <w:spacing w:after="0"/>
+            </w:pPr>
+            <w:r/>
+            <w:r>
+              <w:rPr>
+                <w:b w:val="0"/>
+              </w:rPr>
+              <w:t>吞吐或顺序性要求显著提升时再评估 Kafka，不提前替换</w:t>
+            </w:r>
+          </w:p>
+        </w:tc>
+      </w:tr>
+      <w:tr>
+        <w:tc>
+          <w:tcPr>
+            <w:tcW w:type="dxa" w:w="3264"/>
+            <w:vAlign w:val="center"/>
+          </w:tcPr>
+          <w:p>
+            <w:pPr>
+              <w:spacing w:after="0"/>
+            </w:pPr>
+            <w:r/>
+            <w:r>
+              <w:rPr>
+                <w:b w:val="0"/>
+              </w:rPr>
+              <w:t>MinIO / OSS</w:t>
+            </w:r>
+          </w:p>
+        </w:tc>
+        <w:tc>
+          <w:tcPr>
+            <w:tcW w:type="dxa" w:w="3264"/>
+            <w:vAlign w:val="center"/>
+          </w:tcPr>
+          <w:p>
+            <w:pPr>
+              <w:spacing w:after="0"/>
+            </w:pPr>
+            <w:r/>
+            <w:r>
+              <w:rPr>
+                <w:b w:val="0"/>
+              </w:rPr>
+              <w:t>第一版就引入，导出文件用签名 URL 下发</w:t>
+            </w:r>
+          </w:p>
+        </w:tc>
+        <w:tc>
+          <w:tcPr>
+            <w:tcW w:type="dxa" w:w="3264"/>
+            <w:vAlign w:val="center"/>
+          </w:tcPr>
+          <w:p>
+            <w:pPr>
+              <w:spacing w:after="0"/>
+            </w:pPr>
+            <w:r/>
+            <w:r>
+              <w:rPr>
+                <w:b w:val="0"/>
+              </w:rPr>
+              <w:t>需要 CDN 加速或云端存储时替换为 OSS / S3，接口保持不变</w:t>
+            </w:r>
+          </w:p>
+        </w:tc>
+      </w:tr>
+    </w:tbl>
+    <w:p>
+      <w:pPr>
+        <w:spacing w:after="40"/>
+      </w:pPr>
+    </w:p>
+    <w:p>
+      <w:r>
+        <w:t>结论：第一版不为微服务而微服务。跨模块调用统一按接口与 REST 契约设计，后续拆分服务时业务代码不需要重写。</w:t>
+      </w:r>
+    </w:p>
+    <w:p>
+      <w:pPr>
+        <w:pStyle w:val="Heading2"/>
+        <w:keepNext/>
+      </w:pPr>
+      <w:r>
+        <w:t>3.7 前端技术栈与工具链</w:t>
+      </w:r>
+    </w:p>
+    <w:p>
+      <w:pPr>
+        <w:pStyle w:val="ListBullet"/>
+        <w:spacing w:after="60"/>
+      </w:pPr>
+      <w:r>
+        <w:t>保留 Vue 3 + TypeScript：与 Vite、Pinia、axios 组合已覆盖页面、状态与请求，不替换为 React。</w:t>
+      </w:r>
+    </w:p>
+    <w:p>
+      <w:pPr>
+        <w:pStyle w:val="ListBullet"/>
+        <w:spacing w:after="60"/>
+      </w:pPr>
+      <w:r>
+        <w:t>数据可视化用 ECharts：企业后台统计图表与数据大屏统一使用，图表数据由后端聚合接口提供。</w:t>
+      </w:r>
+    </w:p>
+    <w:p>
+      <w:pPr>
+        <w:pStyle w:val="ListBullet"/>
+        <w:spacing w:after="60"/>
+      </w:pPr>
+      <w:r>
+        <w:t>测试：Vitest + Vue Test Utils 做组件与工具函数单元测试，覆盖率作为流水线门禁；端到端测试预留 Playwright。</w:t>
+      </w:r>
+    </w:p>
+    <w:p>
+      <w:pPr>
+        <w:pStyle w:val="ListBullet"/>
+        <w:spacing w:after="60"/>
+      </w:pPr>
+      <w:r>
+        <w:t>质量门禁：ESLint 9 + Prettier 统一风格，提交前用 husky + lint-staged 只校验改动文件，流水线跑全量校验与构建。</w:t>
+      </w:r>
+    </w:p>
+    <w:p>
+      <w:pPr>
+        <w:pStyle w:val="ListBullet"/>
+        <w:spacing w:after="60"/>
+      </w:pPr>
+      <w:r>
+        <w:t>应用安全：配置 CSP 响应头、默认转义防 XSS、跨站请求按同源加 token 防护、定期执行依赖漏洞扫描，密钥与模型 API Key 一律留在后端。</w:t>
+      </w:r>
+    </w:p>
+    <w:tbl>
+      <w:tblPr>
+        <w:tblStyle w:val="TableGrid"/>
+        <w:tblW w:type="auto" w:w="0"/>
+        <w:tblLayout w:type="autofit"/>
+        <w:tblLook w:firstColumn="1" w:firstRow="1" w:lastColumn="0" w:lastRow="0" w:noHBand="0" w:noVBand="1" w:val="04A0"/>
+      </w:tblPr>
+      <w:tblGrid>
+        <w:gridCol w:w="3264"/>
+        <w:gridCol w:w="3264"/>
+        <w:gridCol w:w="3264"/>
+      </w:tblGrid>
+      <w:tr>
+        <w:tc>
+          <w:tcPr>
+            <w:tcW w:type="dxa" w:w="3264"/>
+            <w:vAlign w:val="center"/>
+            <w:shd w:fill="1F4E79"/>
+          </w:tcPr>
+          <w:p>
+            <w:pPr>
+              <w:spacing w:after="0"/>
+            </w:pPr>
+            <w:r/>
+            <w:r>
+              <w:rPr>
+                <w:b/>
+                <w:color w:val="FFFFFF"/>
+              </w:rPr>
+              <w:t>命令</w:t>
+            </w:r>
+          </w:p>
+        </w:tc>
+        <w:tc>
+          <w:tcPr>
+            <w:tcW w:type="dxa" w:w="3264"/>
+            <w:vAlign w:val="center"/>
+            <w:shd w:fill="1F4E79"/>
+          </w:tcPr>
+          <w:p>
+            <w:pPr>
+              <w:spacing w:after="0"/>
+            </w:pPr>
+            <w:r/>
+            <w:r>
+              <w:rPr>
+                <w:b/>
+                <w:color w:val="FFFFFF"/>
+              </w:rPr>
+              <w:t>作用</w:t>
+            </w:r>
+          </w:p>
+        </w:tc>
+        <w:tc>
+          <w:tcPr>
+            <w:tcW w:type="dxa" w:w="3264"/>
+            <w:vAlign w:val="center"/>
+            <w:shd w:fill="1F4E79"/>
+          </w:tcPr>
+          <w:p>
+            <w:pPr>
+              <w:spacing w:after="0"/>
+            </w:pPr>
+            <w:r/>
+            <w:r>
+              <w:rPr>
+                <w:b/>
+                <w:color w:val="FFFFFF"/>
+              </w:rPr>
+              <w:t>说明</w:t>
+            </w:r>
+          </w:p>
+        </w:tc>
+      </w:tr>
+      <w:tr>
+        <w:tc>
+          <w:tcPr>
+            <w:tcW w:type="dxa" w:w="3264"/>
+            <w:vAlign w:val="center"/>
+          </w:tcPr>
+          <w:p>
+            <w:pPr>
+              <w:spacing w:after="0"/>
+            </w:pPr>
+            <w:r/>
+            <w:r>
+              <w:rPr>
+                <w:b w:val="0"/>
+              </w:rPr>
+              <w:t>npm run dev</w:t>
+            </w:r>
+          </w:p>
+        </w:tc>
+        <w:tc>
+          <w:tcPr>
+            <w:tcW w:type="dxa" w:w="3264"/>
+            <w:vAlign w:val="center"/>
+          </w:tcPr>
+          <w:p>
+            <w:pPr>
+              <w:spacing w:after="0"/>
+            </w:pPr>
+            <w:r/>
+            <w:r>
+              <w:rPr>
+                <w:b w:val="0"/>
+              </w:rPr>
+              <w:t>开发服务器</w:t>
+            </w:r>
+          </w:p>
+        </w:tc>
+        <w:tc>
+          <w:tcPr>
+            <w:tcW w:type="dxa" w:w="3264"/>
+            <w:vAlign w:val="center"/>
+          </w:tcPr>
+          <w:p>
+            <w:pPr>
+              <w:spacing w:after="0"/>
+            </w:pPr>
+            <w:r/>
+            <w:r>
+              <w:rPr>
+                <w:b w:val="0"/>
+              </w:rPr>
+              <w:t>Vite 代理 /api 到后端 8080</w:t>
+            </w:r>
+          </w:p>
+        </w:tc>
+      </w:tr>
+      <w:tr>
+        <w:tc>
+          <w:tcPr>
+            <w:tcW w:type="dxa" w:w="3264"/>
+            <w:vAlign w:val="center"/>
+          </w:tcPr>
+          <w:p>
+            <w:pPr>
+              <w:spacing w:after="0"/>
+            </w:pPr>
+            <w:r/>
+            <w:r>
+              <w:rPr>
+                <w:b w:val="0"/>
+              </w:rPr>
+              <w:t>npm run build</w:t>
+            </w:r>
+          </w:p>
+        </w:tc>
+        <w:tc>
+          <w:tcPr>
+            <w:tcW w:type="dxa" w:w="3264"/>
+            <w:vAlign w:val="center"/>
+          </w:tcPr>
+          <w:p>
+            <w:pPr>
+              <w:spacing w:after="0"/>
+            </w:pPr>
+            <w:r/>
+            <w:r>
+              <w:rPr>
+                <w:b w:val="0"/>
+              </w:rPr>
+              <w:t>生产构建</w:t>
+            </w:r>
+          </w:p>
+        </w:tc>
+        <w:tc>
+          <w:tcPr>
+            <w:tcW w:type="dxa" w:w="3264"/>
+            <w:vAlign w:val="center"/>
+          </w:tcPr>
+          <w:p>
+            <w:pPr>
+              <w:spacing w:after="0"/>
+            </w:pPr>
+            <w:r/>
+            <w:r>
+              <w:rPr>
+                <w:b w:val="0"/>
+              </w:rPr>
+              <w:t>先做类型检查再打包静态资源</w:t>
+            </w:r>
+          </w:p>
+        </w:tc>
+      </w:tr>
+      <w:tr>
+        <w:tc>
+          <w:tcPr>
+            <w:tcW w:type="dxa" w:w="3264"/>
+            <w:vAlign w:val="center"/>
+          </w:tcPr>
+          <w:p>
+            <w:pPr>
+              <w:spacing w:after="0"/>
+            </w:pPr>
+            <w:r/>
+            <w:r>
+              <w:rPr>
+                <w:b w:val="0"/>
+              </w:rPr>
+              <w:t>npm run lint</w:t>
+            </w:r>
+          </w:p>
+        </w:tc>
+        <w:tc>
+          <w:tcPr>
+            <w:tcW w:type="dxa" w:w="3264"/>
+            <w:vAlign w:val="center"/>
+          </w:tcPr>
+          <w:p>
+            <w:pPr>
+              <w:spacing w:after="0"/>
+            </w:pPr>
+            <w:r/>
+            <w:r>
+              <w:rPr>
+                <w:b w:val="0"/>
+              </w:rPr>
+              <w:t>代码校验</w:t>
+            </w:r>
+          </w:p>
+        </w:tc>
+        <w:tc>
+          <w:tcPr>
+            <w:tcW w:type="dxa" w:w="3264"/>
+            <w:vAlign w:val="center"/>
+          </w:tcPr>
+          <w:p>
+            <w:pPr>
+              <w:spacing w:after="0"/>
+            </w:pPr>
+            <w:r/>
+            <w:r>
+              <w:rPr>
+                <w:b w:val="0"/>
+              </w:rPr>
+              <w:t>ESLint + Prettier</w:t>
+            </w:r>
+          </w:p>
+        </w:tc>
+      </w:tr>
+      <w:tr>
+        <w:tc>
+          <w:tcPr>
+            <w:tcW w:type="dxa" w:w="3264"/>
+            <w:vAlign w:val="center"/>
+          </w:tcPr>
+          <w:p>
+            <w:pPr>
+              <w:spacing w:after="0"/>
+            </w:pPr>
+            <w:r/>
+            <w:r>
+              <w:rPr>
+                <w:b w:val="0"/>
+              </w:rPr>
+              <w:t>npm run test</w:t>
+            </w:r>
+          </w:p>
+        </w:tc>
+        <w:tc>
+          <w:tcPr>
+            <w:tcW w:type="dxa" w:w="3264"/>
+            <w:vAlign w:val="center"/>
+          </w:tcPr>
+          <w:p>
+            <w:pPr>
+              <w:spacing w:after="0"/>
+            </w:pPr>
+            <w:r/>
+            <w:r>
+              <w:rPr>
+                <w:b w:val="0"/>
+              </w:rPr>
+              <w:t>单元测试</w:t>
+            </w:r>
+          </w:p>
+        </w:tc>
+        <w:tc>
+          <w:tcPr>
+            <w:tcW w:type="dxa" w:w="3264"/>
+            <w:vAlign w:val="center"/>
+          </w:tcPr>
+          <w:p>
+            <w:pPr>
+              <w:spacing w:after="0"/>
+            </w:pPr>
+            <w:r/>
+            <w:r>
+              <w:rPr>
+                <w:b w:val="0"/>
+              </w:rPr>
+              <w:t>Vitest 运行一次（CI 使用）</w:t>
+            </w:r>
+          </w:p>
+        </w:tc>
+      </w:tr>
+      <w:tr>
+        <w:tc>
+          <w:tcPr>
+            <w:tcW w:type="dxa" w:w="3264"/>
+            <w:vAlign w:val="center"/>
+          </w:tcPr>
+          <w:p>
+            <w:pPr>
+              <w:spacing w:after="0"/>
+            </w:pPr>
+            <w:r/>
+            <w:r>
+              <w:rPr>
+                <w:b w:val="0"/>
+              </w:rPr>
+              <w:t>npm run test:watch</w:t>
+            </w:r>
+          </w:p>
+        </w:tc>
+        <w:tc>
+          <w:tcPr>
+            <w:tcW w:type="dxa" w:w="3264"/>
+            <w:vAlign w:val="center"/>
+          </w:tcPr>
+          <w:p>
+            <w:pPr>
+              <w:spacing w:after="0"/>
+            </w:pPr>
+            <w:r/>
+            <w:r>
+              <w:rPr>
+                <w:b w:val="0"/>
+              </w:rPr>
+              <w:t>开发期测试</w:t>
+            </w:r>
+          </w:p>
+        </w:tc>
+        <w:tc>
+          <w:tcPr>
+            <w:tcW w:type="dxa" w:w="3264"/>
+            <w:vAlign w:val="center"/>
+          </w:tcPr>
+          <w:p>
+            <w:pPr>
+              <w:spacing w:after="0"/>
+            </w:pPr>
+            <w:r/>
+            <w:r>
+              <w:rPr>
+                <w:b w:val="0"/>
+              </w:rPr>
+              <w:t>监听模式，改动即跑</w:t>
+            </w:r>
+          </w:p>
+        </w:tc>
+      </w:tr>
+      <w:tr>
+        <w:tc>
+          <w:tcPr>
+            <w:tcW w:type="dxa" w:w="3264"/>
+            <w:vAlign w:val="center"/>
+          </w:tcPr>
+          <w:p>
+            <w:pPr>
+              <w:spacing w:after="0"/>
+            </w:pPr>
+            <w:r/>
+            <w:r>
+              <w:rPr>
+                <w:b w:val="0"/>
+              </w:rPr>
+              <w:t>npm run coverage</w:t>
+            </w:r>
+          </w:p>
+        </w:tc>
+        <w:tc>
+          <w:tcPr>
+            <w:tcW w:type="dxa" w:w="3264"/>
+            <w:vAlign w:val="center"/>
+          </w:tcPr>
+          <w:p>
+            <w:pPr>
+              <w:spacing w:after="0"/>
+            </w:pPr>
+            <w:r/>
+            <w:r>
+              <w:rPr>
+                <w:b w:val="0"/>
+              </w:rPr>
+              <w:t>覆盖率报告</w:t>
+            </w:r>
+          </w:p>
+        </w:tc>
+        <w:tc>
+          <w:tcPr>
+            <w:tcW w:type="dxa" w:w="3264"/>
+            <w:vAlign w:val="center"/>
+          </w:tcPr>
+          <w:p>
+            <w:pPr>
+              <w:spacing w:after="0"/>
+            </w:pPr>
+            <w:r/>
+            <w:r>
+              <w:rPr>
+                <w:b w:val="0"/>
+              </w:rPr>
+              <w:t>输出覆盖率，供流水线门禁使用</w:t>
+            </w:r>
+          </w:p>
+        </w:tc>
+      </w:tr>
+    </w:tbl>
+    <w:p>
+      <w:pPr>
+        <w:spacing w:after="40"/>
+      </w:pPr>
+    </w:p>
+    <w:p>
+      <w:pPr>
+        <w:pStyle w:val="Heading2"/>
+        <w:keepNext/>
+      </w:pPr>
+      <w:r>
+        <w:t>3.8 与脚手架 scaffold-cli 的对应关系</w:t>
+      </w:r>
+    </w:p>
+    <w:p>
+      <w:r>
+        <w:t>上述选型已经固化到脚手架中：依赖 id 决定引入哪些依赖，以及生成哪些配置与示例代码，团队新建项目不需要再手工挑版本、抄配置。</w:t>
+      </w:r>
+    </w:p>
+    <w:tbl>
+      <w:tblPr>
+        <w:tblStyle w:val="TableGrid"/>
+        <w:tblW w:type="auto" w:w="0"/>
+        <w:tblLayout w:type="autofit"/>
+        <w:tblLook w:firstColumn="1" w:firstRow="1" w:lastColumn="0" w:lastRow="0" w:noHBand="0" w:noVBand="1" w:val="04A0"/>
+      </w:tblPr>
+      <w:tblGrid>
+        <w:gridCol w:w="3264"/>
+        <w:gridCol w:w="3264"/>
+        <w:gridCol w:w="3264"/>
+      </w:tblGrid>
+      <w:tr>
+        <w:tc>
+          <w:tcPr>
+            <w:tcW w:type="dxa" w:w="3264"/>
+            <w:vAlign w:val="center"/>
+            <w:shd w:fill="1F4E79"/>
+          </w:tcPr>
+          <w:p>
+            <w:pPr>
+              <w:spacing w:after="0"/>
+            </w:pPr>
+            <w:r/>
+            <w:r>
+              <w:rPr>
+                <w:b/>
+                <w:color w:val="FFFFFF"/>
+              </w:rPr>
+              <w:t>依赖 id</w:t>
+            </w:r>
+          </w:p>
+        </w:tc>
+        <w:tc>
+          <w:tcPr>
+            <w:tcW w:type="dxa" w:w="3264"/>
+            <w:vAlign w:val="center"/>
+            <w:shd w:fill="1F4E79"/>
+          </w:tcPr>
+          <w:p>
+            <w:pPr>
+              <w:spacing w:after="0"/>
+            </w:pPr>
+            <w:r/>
+            <w:r>
+              <w:rPr>
+                <w:b/>
+                <w:color w:val="FFFFFF"/>
+              </w:rPr>
+              <w:t>引入内容</w:t>
+            </w:r>
+          </w:p>
+        </w:tc>
+        <w:tc>
+          <w:tcPr>
+            <w:tcW w:type="dxa" w:w="3264"/>
+            <w:vAlign w:val="center"/>
+            <w:shd w:fill="1F4E79"/>
+          </w:tcPr>
+          <w:p>
+            <w:pPr>
+              <w:spacing w:after="0"/>
+            </w:pPr>
+            <w:r/>
+            <w:r>
+              <w:rPr>
+                <w:b/>
+                <w:color w:val="FFFFFF"/>
+              </w:rPr>
+              <w:t>生成的代码与配置</w:t>
+            </w:r>
+          </w:p>
+        </w:tc>
+      </w:tr>
+      <w:tr>
+        <w:tc>
+          <w:tcPr>
+            <w:tcW w:type="dxa" w:w="3264"/>
+            <w:vAlign w:val="center"/>
+          </w:tcPr>
+          <w:p>
+            <w:pPr>
+              <w:spacing w:after="0"/>
+            </w:pPr>
+            <w:r/>
+            <w:r>
+              <w:rPr>
+                <w:b w:val="0"/>
+              </w:rPr>
+              <w:t>spring-boot-web</w:t>
+            </w:r>
+          </w:p>
+        </w:tc>
+        <w:tc>
+          <w:tcPr>
+            <w:tcW w:type="dxa" w:w="3264"/>
+            <w:vAlign w:val="center"/>
+          </w:tcPr>
+          <w:p>
+            <w:pPr>
+              <w:spacing w:after="0"/>
+            </w:pPr>
+            <w:r/>
+            <w:r>
+              <w:rPr>
+                <w:b w:val="0"/>
+              </w:rPr>
+              <w:t>Spring Boot Web + 内嵌 Tomcat</w:t>
+            </w:r>
+          </w:p>
+        </w:tc>
+        <w:tc>
+          <w:tcPr>
+            <w:tcW w:type="dxa" w:w="3264"/>
+            <w:vAlign w:val="center"/>
+          </w:tcPr>
+          <w:p>
+            <w:pPr>
+              <w:spacing w:after="0"/>
+            </w:pPr>
+            <w:r/>
+            <w:r>
+              <w:rPr>
+                <w:b w:val="0"/>
+              </w:rPr>
+              <w:t>启动类、/api/v1/health 接口、统一响应、CORS 配置、application.yml</w:t>
+            </w:r>
+          </w:p>
+        </w:tc>
+      </w:tr>
+      <w:tr>
+        <w:tc>
+          <w:tcPr>
+            <w:tcW w:type="dxa" w:w="3264"/>
+            <w:vAlign w:val="center"/>
+          </w:tcPr>
+          <w:p>
+            <w:pPr>
+              <w:spacing w:after="0"/>
+            </w:pPr>
+            <w:r/>
+            <w:r>
+              <w:rPr>
+                <w:b w:val="0"/>
+              </w:rPr>
+              <w:t>mybatis-plus</w:t>
+            </w:r>
+          </w:p>
+        </w:tc>
+        <w:tc>
+          <w:tcPr>
+            <w:tcW w:type="dxa" w:w="3264"/>
+            <w:vAlign w:val="center"/>
+          </w:tcPr>
+          <w:p>
+            <w:pPr>
+              <w:spacing w:after="0"/>
+            </w:pPr>
+            <w:r/>
+            <w:r>
+              <w:rPr>
+                <w:b w:val="0"/>
+              </w:rPr>
+              <w:t>MyBatis-Plus 3.5.x</w:t>
+            </w:r>
+          </w:p>
+        </w:tc>
+        <w:tc>
+          <w:tcPr>
+            <w:tcW w:type="dxa" w:w="3264"/>
+            <w:vAlign w:val="center"/>
+          </w:tcPr>
+          <w:p>
+            <w:pPr>
+              <w:spacing w:after="0"/>
+            </w:pPr>
+            <w:r/>
+            <w:r>
+              <w:rPr>
+                <w:b w:val="0"/>
+              </w:rPr>
+              <w:t>持久层依赖与配置，Mapper 扫描入口</w:t>
+            </w:r>
+          </w:p>
+        </w:tc>
+      </w:tr>
+      <w:tr>
+        <w:tc>
+          <w:tcPr>
+            <w:tcW w:type="dxa" w:w="3264"/>
+            <w:vAlign w:val="center"/>
+          </w:tcPr>
+          <w:p>
+            <w:pPr>
+              <w:spacing w:after="0"/>
+            </w:pPr>
+            <w:r/>
+            <w:r>
+              <w:rPr>
+                <w:b w:val="0"/>
+              </w:rPr>
+              <w:t>flyway</w:t>
+            </w:r>
+          </w:p>
+        </w:tc>
+        <w:tc>
+          <w:tcPr>
+            <w:tcW w:type="dxa" w:w="3264"/>
+            <w:vAlign w:val="center"/>
+          </w:tcPr>
+          <w:p>
+            <w:pPr>
+              <w:spacing w:after="0"/>
+            </w:pPr>
+            <w:r/>
+            <w:r>
+              <w:rPr>
+                <w:b w:val="0"/>
+              </w:rPr>
+              <w:t>Flyway 迁移工具</w:t>
+            </w:r>
+          </w:p>
+        </w:tc>
+        <w:tc>
+          <w:tcPr>
+            <w:tcW w:type="dxa" w:w="3264"/>
+            <w:vAlign w:val="center"/>
+          </w:tcPr>
+          <w:p>
+            <w:pPr>
+              <w:spacing w:after="0"/>
+            </w:pPr>
+            <w:r/>
+            <w:r>
+              <w:rPr>
+                <w:b w:val="0"/>
+              </w:rPr>
+              <w:t>db/migration 目录与首个迁移脚本</w:t>
+            </w:r>
+          </w:p>
+        </w:tc>
+      </w:tr>
+      <w:tr>
+        <w:tc>
+          <w:tcPr>
+            <w:tcW w:type="dxa" w:w="3264"/>
+            <w:vAlign w:val="center"/>
+          </w:tcPr>
+          <w:p>
+            <w:pPr>
+              <w:spacing w:after="0"/>
+            </w:pPr>
+            <w:r/>
+            <w:r>
+              <w:rPr>
+                <w:b w:val="0"/>
+              </w:rPr>
+              <w:t>postgresql / h2</w:t>
+            </w:r>
+          </w:p>
+        </w:tc>
+        <w:tc>
+          <w:tcPr>
+            <w:tcW w:type="dxa" w:w="3264"/>
+            <w:vAlign w:val="center"/>
+          </w:tcPr>
+          <w:p>
+            <w:pPr>
+              <w:spacing w:after="0"/>
+            </w:pPr>
+            <w:r/>
+            <w:r>
+              <w:rPr>
+                <w:b w:val="0"/>
+              </w:rPr>
+              <w:t>数据库驱动</w:t>
+            </w:r>
+          </w:p>
+        </w:tc>
+        <w:tc>
+          <w:tcPr>
+            <w:tcW w:type="dxa" w:w="3264"/>
+            <w:vAlign w:val="center"/>
+          </w:tcPr>
+          <w:p>
+            <w:pPr>
+              <w:spacing w:after="0"/>
+            </w:pPr>
+            <w:r/>
+            <w:r>
+              <w:rPr>
+                <w:b w:val="0"/>
+              </w:rPr>
+              <w:t>application.yml 数据源配置（H2 便于本地启动与测试）</w:t>
+            </w:r>
+          </w:p>
+        </w:tc>
+      </w:tr>
+      <w:tr>
+        <w:tc>
+          <w:tcPr>
+            <w:tcW w:type="dxa" w:w="3264"/>
+            <w:vAlign w:val="center"/>
+          </w:tcPr>
+          <w:p>
+            <w:pPr>
+              <w:spacing w:after="0"/>
+            </w:pPr>
+            <w:r/>
+            <w:r>
+              <w:rPr>
+                <w:b w:val="0"/>
+              </w:rPr>
+              <w:t>springdoc</w:t>
+            </w:r>
+          </w:p>
+        </w:tc>
+        <w:tc>
+          <w:tcPr>
+            <w:tcW w:type="dxa" w:w="3264"/>
+            <w:vAlign w:val="center"/>
+          </w:tcPr>
+          <w:p>
+            <w:pPr>
+              <w:spacing w:after="0"/>
+            </w:pPr>
+            <w:r/>
+            <w:r>
+              <w:rPr>
+                <w:b w:val="0"/>
+              </w:rPr>
+              <w:t>SpringDoc OpenAPI</w:t>
+            </w:r>
+          </w:p>
+        </w:tc>
+        <w:tc>
+          <w:tcPr>
+            <w:tcW w:type="dxa" w:w="3264"/>
+            <w:vAlign w:val="center"/>
+          </w:tcPr>
+          <w:p>
+            <w:pPr>
+              <w:spacing w:after="0"/>
+            </w:pPr>
+            <w:r/>
+            <w:r>
+              <w:rPr>
+                <w:b w:val="0"/>
+              </w:rPr>
+              <w:t>Swagger UI 接口文档 /swagger-ui.html</w:t>
+            </w:r>
+          </w:p>
+        </w:tc>
+      </w:tr>
+      <w:tr>
+        <w:tc>
+          <w:tcPr>
+            <w:tcW w:type="dxa" w:w="3264"/>
+            <w:vAlign w:val="center"/>
+          </w:tcPr>
+          <w:p>
+            <w:pPr>
+              <w:spacing w:after="0"/>
+            </w:pPr>
+            <w:r/>
+            <w:r>
+              <w:rPr>
+                <w:b w:val="0"/>
+              </w:rPr>
+              <w:t>druid</w:t>
+            </w:r>
+          </w:p>
+        </w:tc>
+        <w:tc>
+          <w:tcPr>
+            <w:tcW w:type="dxa" w:w="3264"/>
+            <w:vAlign w:val="center"/>
+          </w:tcPr>
+          <w:p>
+            <w:pPr>
+              <w:spacing w:after="0"/>
+            </w:pPr>
+            <w:r/>
+            <w:r>
+              <w:rPr>
+                <w:b w:val="0"/>
+              </w:rPr>
+              <w:t>Druid 连接池（替换 HikariCP）</w:t>
+            </w:r>
+          </w:p>
+        </w:tc>
+        <w:tc>
+          <w:tcPr>
+            <w:tcW w:type="dxa" w:w="3264"/>
+            <w:vAlign w:val="center"/>
+          </w:tcPr>
+          <w:p>
+            <w:pPr>
+              <w:spacing w:after="0"/>
+            </w:pPr>
+            <w:r/>
+            <w:r>
+              <w:rPr>
+                <w:b w:val="0"/>
+              </w:rPr>
+              <w:t>连接池与监控端点配置</w:t>
+            </w:r>
+          </w:p>
+        </w:tc>
+      </w:tr>
+      <w:tr>
+        <w:tc>
+          <w:tcPr>
+            <w:tcW w:type="dxa" w:w="3264"/>
+            <w:vAlign w:val="center"/>
+          </w:tcPr>
+          <w:p>
+            <w:pPr>
+              <w:spacing w:after="0"/>
+            </w:pPr>
+            <w:r/>
+            <w:r>
+              <w:rPr>
+                <w:b w:val="0"/>
+              </w:rPr>
+              <w:t>log4j2</w:t>
+            </w:r>
+          </w:p>
+        </w:tc>
+        <w:tc>
+          <w:tcPr>
+            <w:tcW w:type="dxa" w:w="3264"/>
+            <w:vAlign w:val="center"/>
+          </w:tcPr>
+          <w:p>
+            <w:pPr>
+              <w:spacing w:after="0"/>
+            </w:pPr>
+            <w:r/>
+            <w:r>
+              <w:rPr>
+                <w:b w:val="0"/>
+              </w:rPr>
+              <w:t>Log4j2 日志实现（替换 Logback）</w:t>
+            </w:r>
+          </w:p>
+        </w:tc>
+        <w:tc>
+          <w:tcPr>
+            <w:tcW w:type="dxa" w:w="3264"/>
+            <w:vAlign w:val="center"/>
+          </w:tcPr>
+          <w:p>
+            <w:pPr>
+              <w:spacing w:after="0"/>
+            </w:pPr>
+            <w:r/>
+            <w:r>
+              <w:rPr>
+                <w:b w:val="0"/>
+              </w:rPr>
+              <w:t>log4j2-spring.xml 日志配置</w:t>
+            </w:r>
+          </w:p>
+        </w:tc>
+      </w:tr>
+      <w:tr>
+        <w:tc>
+          <w:tcPr>
+            <w:tcW w:type="dxa" w:w="3264"/>
+            <w:vAlign w:val="center"/>
+          </w:tcPr>
+          <w:p>
+            <w:pPr>
+              <w:spacing w:after="0"/>
+            </w:pPr>
+            <w:r/>
+            <w:r>
+              <w:rPr>
+                <w:b w:val="0"/>
+              </w:rPr>
+              <w:t>spring-boot-security</w:t>
+            </w:r>
+          </w:p>
+        </w:tc>
+        <w:tc>
+          <w:tcPr>
+            <w:tcW w:type="dxa" w:w="3264"/>
+            <w:vAlign w:val="center"/>
+          </w:tcPr>
+          <w:p>
+            <w:pPr>
+              <w:spacing w:after="0"/>
+            </w:pPr>
+            <w:r/>
+            <w:r>
+              <w:rPr>
+                <w:b w:val="0"/>
+              </w:rPr>
+              <w:t>Spring Security</w:t>
+            </w:r>
+          </w:p>
+        </w:tc>
+        <w:tc>
+          <w:tcPr>
+            <w:tcW w:type="dxa" w:w="3264"/>
+            <w:vAlign w:val="center"/>
+          </w:tcPr>
+          <w:p>
+            <w:pPr>
+              <w:spacing w:after="0"/>
+            </w:pPr>
+            <w:r/>
+            <w:r>
+              <w:rPr>
+                <w:b w:val="0"/>
+              </w:rPr>
+              <w:t>安全配置骨架：健康检查放行，其余接口需认证</w:t>
+            </w:r>
+          </w:p>
+        </w:tc>
+      </w:tr>
+      <w:tr>
+        <w:tc>
+          <w:tcPr>
+            <w:tcW w:type="dxa" w:w="3264"/>
+            <w:vAlign w:val="center"/>
+          </w:tcPr>
+          <w:p>
+            <w:pPr>
+              <w:spacing w:after="0"/>
+            </w:pPr>
+            <w:r/>
+            <w:r>
+              <w:rPr>
+                <w:b w:val="0"/>
+              </w:rPr>
+              <w:t>websocket</w:t>
+            </w:r>
+          </w:p>
+        </w:tc>
+        <w:tc>
+          <w:tcPr>
+            <w:tcW w:type="dxa" w:w="3264"/>
+            <w:vAlign w:val="center"/>
+          </w:tcPr>
+          <w:p>
+            <w:pPr>
+              <w:spacing w:after="0"/>
+            </w:pPr>
+            <w:r/>
+            <w:r>
+              <w:rPr>
+                <w:b w:val="0"/>
+              </w:rPr>
+              <w:t>Spring WebSocket(STOMP)</w:t>
+            </w:r>
+          </w:p>
+        </w:tc>
+        <w:tc>
+          <w:tcPr>
+            <w:tcW w:type="dxa" w:w="3264"/>
+            <w:vAlign w:val="center"/>
+          </w:tcPr>
+          <w:p>
+            <w:pPr>
+              <w:spacing w:after="0"/>
+            </w:pPr>
+            <w:r/>
+            <w:r>
+              <w:rPr>
+                <w:b w:val="0"/>
+              </w:rPr>
+              <w:t>消息代理与推送端点</w:t>
+            </w:r>
+          </w:p>
+        </w:tc>
+      </w:tr>
+      <w:tr>
+        <w:tc>
+          <w:tcPr>
+            <w:tcW w:type="dxa" w:w="3264"/>
+            <w:vAlign w:val="center"/>
+          </w:tcPr>
+          <w:p>
+            <w:pPr>
+              <w:spacing w:after="0"/>
+            </w:pPr>
+            <w:r/>
+            <w:r>
+              <w:rPr>
+                <w:b w:val="0"/>
+              </w:rPr>
+              <w:t>redis / rabbitmq / actuator</w:t>
+            </w:r>
+          </w:p>
+        </w:tc>
+        <w:tc>
+          <w:tcPr>
+            <w:tcW w:type="dxa" w:w="3264"/>
+            <w:vAlign w:val="center"/>
+          </w:tcPr>
+          <w:p>
+            <w:pPr>
+              <w:spacing w:after="0"/>
+            </w:pPr>
+            <w:r/>
+            <w:r>
+              <w:rPr>
+                <w:b w:val="0"/>
+              </w:rPr>
+              <w:t>缓存、消息队列、健康检查</w:t>
+            </w:r>
+          </w:p>
+        </w:tc>
+        <w:tc>
+          <w:tcPr>
+            <w:tcW w:type="dxa" w:w="3264"/>
+            <w:vAlign w:val="center"/>
+          </w:tcPr>
+          <w:p>
+            <w:pPr>
+              <w:spacing w:after="0"/>
+            </w:pPr>
+            <w:r/>
+            <w:r>
+              <w:rPr>
+                <w:b w:val="0"/>
+              </w:rPr>
+              <w:t>对应自动配置与开关</w:t>
+            </w:r>
+          </w:p>
+        </w:tc>
+      </w:tr>
+      <w:tr>
+        <w:tc>
+          <w:tcPr>
+            <w:tcW w:type="dxa" w:w="3264"/>
+            <w:vAlign w:val="center"/>
+          </w:tcPr>
+          <w:p>
+            <w:pPr>
+              <w:spacing w:after="0"/>
+            </w:pPr>
+            <w:r/>
+            <w:r>
+              <w:rPr>
+                <w:b w:val="0"/>
+              </w:rPr>
+              <w:t>echarts</w:t>
+            </w:r>
+          </w:p>
+        </w:tc>
+        <w:tc>
+          <w:tcPr>
+            <w:tcW w:type="dxa" w:w="3264"/>
+            <w:vAlign w:val="center"/>
+          </w:tcPr>
+          <w:p>
+            <w:pPr>
+              <w:spacing w:after="0"/>
+            </w:pPr>
+            <w:r/>
+            <w:r>
+              <w:rPr>
+                <w:b w:val="0"/>
+              </w:rPr>
+              <w:t>ECharts 图表组件</w:t>
+            </w:r>
+          </w:p>
+        </w:tc>
+        <w:tc>
+          <w:tcPr>
+            <w:tcW w:type="dxa" w:w="3264"/>
+            <w:vAlign w:val="center"/>
+          </w:tcPr>
+          <w:p>
+            <w:pPr>
+              <w:spacing w:after="0"/>
+            </w:pPr>
+            <w:r/>
+            <w:r>
+              <w:rPr>
+                <w:b w:val="0"/>
+              </w:rPr>
+              <w:t>图表组件封装与示例页面</w:t>
+            </w:r>
+          </w:p>
+        </w:tc>
+      </w:tr>
+      <w:tr>
+        <w:tc>
+          <w:tcPr>
+            <w:tcW w:type="dxa" w:w="3264"/>
+            <w:vAlign w:val="center"/>
+          </w:tcPr>
+          <w:p>
+            <w:pPr>
+              <w:spacing w:after="0"/>
+            </w:pPr>
+            <w:r/>
+            <w:r>
+              <w:rPr>
+                <w:b w:val="0"/>
+              </w:rPr>
+              <w:t>stomp</w:t>
+            </w:r>
+          </w:p>
+        </w:tc>
+        <w:tc>
+          <w:tcPr>
+            <w:tcW w:type="dxa" w:w="3264"/>
+            <w:vAlign w:val="center"/>
+          </w:tcPr>
+          <w:p>
+            <w:pPr>
+              <w:spacing w:after="0"/>
+            </w:pPr>
+            <w:r/>
+            <w:r>
+              <w:rPr>
+                <w:b w:val="0"/>
+              </w:rPr>
+              <w:t>@stomp/stompjs 客户端</w:t>
+            </w:r>
+          </w:p>
+        </w:tc>
+        <w:tc>
+          <w:tcPr>
+            <w:tcW w:type="dxa" w:w="3264"/>
+            <w:vAlign w:val="center"/>
+          </w:tcPr>
+          <w:p>
+            <w:pPr>
+              <w:spacing w:after="0"/>
+            </w:pPr>
+            <w:r/>
+            <w:r>
+              <w:rPr>
+                <w:b w:val="0"/>
+              </w:rPr>
+              <w:t>WebSocket 连接与订阅封装</w:t>
+            </w:r>
+          </w:p>
+        </w:tc>
+      </w:tr>
+      <w:tr>
+        <w:tc>
+          <w:tcPr>
+            <w:tcW w:type="dxa" w:w="3264"/>
+            <w:vAlign w:val="center"/>
+          </w:tcPr>
+          <w:p>
+            <w:pPr>
+              <w:spacing w:after="0"/>
+            </w:pPr>
+            <w:r/>
+            <w:r>
+              <w:rPr>
+                <w:b w:val="0"/>
+              </w:rPr>
+              <w:t>vitest</w:t>
+            </w:r>
+          </w:p>
+        </w:tc>
+        <w:tc>
+          <w:tcPr>
+            <w:tcW w:type="dxa" w:w="3264"/>
+            <w:vAlign w:val="center"/>
+          </w:tcPr>
+          <w:p>
+            <w:pPr>
+              <w:spacing w:after="0"/>
+            </w:pPr>
+            <w:r/>
+            <w:r>
+              <w:rPr>
+                <w:b w:val="0"/>
+              </w:rPr>
+              <w:t>Vitest + Vue Test Utils</w:t>
+            </w:r>
+          </w:p>
+        </w:tc>
+        <w:tc>
+          <w:tcPr>
+            <w:tcW w:type="dxa" w:w="3264"/>
+            <w:vAlign w:val="center"/>
+          </w:tcPr>
+          <w:p>
+            <w:pPr>
+              <w:spacing w:after="0"/>
+            </w:pPr>
+            <w:r/>
+            <w:r>
+              <w:rPr>
+                <w:b w:val="0"/>
+              </w:rPr>
+              <w:t>vitest.config.ts、示例测试、test 与 coverage 命令</w:t>
+            </w:r>
+          </w:p>
+        </w:tc>
+      </w:tr>
+    </w:tbl>
+    <w:p>
+      <w:pPr>
+        <w:spacing w:after="40"/>
+      </w:pPr>
+    </w:p>
+    <w:p>
+      <w:pPr>
+        <w:pStyle w:val="CodeBlock"/>
+        <w:spacing w:before="80" w:after="160"/>
+      </w:pPr>
+      <w:r>
+        <w:t># 按本章选型生成前后端分离骨架</w:t>
+        <w:br/>
+        <w:t>scaffold-cli init travel-planner --type fullstack --java 21 ^</w:t>
+        <w:br/>
+        <w:t xml:space="preserve">  --deps spring-boot-web,mybatis-plus,flyway,postgresql,h2,springdoc,junit,logback ^</w:t>
+        <w:br/>
+        <w:t xml:space="preserve">  --frontend-deps vue,vue-router,pinia,axios,echarts,stomp</w:t>
+      </w:r>
+    </w:p>
+    <w:p>
+      <w:pPr>
+        <w:pStyle w:val="Heading1"/>
+        <w:keepNext/>
+      </w:pPr>
+      <w:r>
+        <w:t>4. 功能模块设计</w:t>
+      </w:r>
+    </w:p>
+    <w:p>
+      <w:pPr>
+        <w:pStyle w:val="Heading2"/>
+        <w:keepNext/>
+      </w:pPr>
+      <w:r>
+        <w:t>4.1 用户与对话模块</w:t>
       </w:r>
     </w:p>
     <w:p>
@@ -940,7 +5619,7 @@
         <w:keepNext/>
       </w:pPr>
       <w:r>
-        <w:t>3.2 旅行需求解析</w:t>
+        <w:t>4.2 旅行需求解析</w:t>
       </w:r>
     </w:p>
     <w:p>
@@ -987,7 +5666,7 @@
         <w:keepNext/>
       </w:pPr>
       <w:r>
-        <w:t>3.3 Agent 编排模块</w:t>
+        <w:t>4.3 Agent 编排模块</w:t>
       </w:r>
     </w:p>
     <w:p>
@@ -1026,7 +5705,7 @@
         <w:keepNext/>
       </w:pPr>
       <w:r>
-        <w:t>3.4 旅行工具层</w:t>
+        <w:t>4.4 旅行工具层</w:t>
       </w:r>
     </w:p>
     <w:tbl>
@@ -1605,7 +6284,7 @@
         <w:keepNext/>
       </w:pPr>
       <w:r>
-        <w:t>4. 行程生成与优化</w:t>
+        <w:t>5. 行程生成与优化</w:t>
       </w:r>
     </w:p>
     <w:p>
@@ -1614,7 +6293,7 @@
         <w:keepNext/>
       </w:pPr>
       <w:r>
-        <w:t>4.1 规划流程</w:t>
+        <w:t>5.1 规划流程</w:t>
       </w:r>
     </w:p>
     <w:p>
@@ -1686,7 +6365,7 @@
         <w:keepNext/>
       </w:pPr>
       <w:r>
-        <w:t>4.2 路线优化规则</w:t>
+        <w:t>5.2 路线优化规则</w:t>
       </w:r>
     </w:p>
     <w:p>
@@ -1758,7 +6437,7 @@
         <w:keepNext/>
       </w:pPr>
       <w:r>
-        <w:t>4.3 行程模型</w:t>
+        <w:t>5.3 行程模型</w:t>
       </w:r>
     </w:p>
     <w:p>
@@ -1813,7 +6492,7 @@
         <w:keepNext/>
       </w:pPr>
       <w:r>
-        <w:t>5. 核心 Java 服务设计</w:t>
+        <w:t>6. 核心 Java 服务设计</w:t>
       </w:r>
     </w:p>
     <w:p>
@@ -1899,7 +6578,7 @@
         <w:keepNext/>
       </w:pPr>
       <w:r>
-        <w:t>6. 多轮对话和行程编辑</w:t>
+        <w:t>7. 多轮对话和行程编辑</w:t>
       </w:r>
     </w:p>
     <w:p>
@@ -2329,7 +7008,7 @@
         <w:keepNext/>
       </w:pPr>
       <w:r>
-        <w:t>7. 接口设计</w:t>
+        <w:t>8. 接口设计</w:t>
       </w:r>
     </w:p>
     <w:tbl>
@@ -3034,12 +7713,53 @@
       </w:r>
     </w:p>
     <w:p>
+      <w:r>
+        <w:t>以上接口全部由后端提供、前端调用，是前后端分离后的唯一交互面：接口一律返回 JSON，不使用服务端渲染页面，前端按第 2.4 节的统一响应结构解析。</w:t>
+      </w:r>
+    </w:p>
+    <w:p>
+      <w:pPr>
+        <w:pStyle w:val="ListBullet"/>
+        <w:spacing w:after="60"/>
+      </w:pPr>
+      <w:r>
+        <w:t>路径统一带版本前缀（/api/v1），便于前后端独立发版和灰度发布。</w:t>
+      </w:r>
+    </w:p>
+    <w:p>
+      <w:pPr>
+        <w:pStyle w:val="ListBullet"/>
+        <w:spacing w:after="60"/>
+      </w:pPr>
+      <w:r>
+        <w:t>登录接口返回 JWT，前端后续请求统一携带 Authorization 请求头；后端接口做权限校验和数据归属校验。</w:t>
+      </w:r>
+    </w:p>
+    <w:p>
+      <w:pPr>
+        <w:pStyle w:val="ListBullet"/>
+        <w:spacing w:after="60"/>
+      </w:pPr>
+      <w:r>
+        <w:t>SSE 接口（/stream）把 Agent 生成进度实时推给前端，前端断线后可凭 tripId 重新订阅。</w:t>
+      </w:r>
+    </w:p>
+    <w:p>
+      <w:pPr>
+        <w:pStyle w:val="ListBullet"/>
+        <w:spacing w:after="60"/>
+      </w:pPr>
+      <w:r>
+        <w:t>导出接口返回文件标识或下载地址，由前端触发下载；后端不拼接任何前端页面。</w:t>
+      </w:r>
+    </w:p>
+    <w:p>
       <w:pPr>
         <w:pStyle w:val="Heading1"/>
         <w:keepNext/>
       </w:pPr>
       <w:r>
-        <w:t>8. 数据库设计</w:t>
+        <w:t>9. 数据库设计</w:t>
       </w:r>
     </w:p>
     <w:tbl>
@@ -3805,7 +8525,7 @@
         <w:keepNext/>
       </w:pPr>
       <w:r>
-        <w:t>9. Word、PDF 和图片导出</w:t>
+        <w:t>10. Word、PDF 和图片导出</w:t>
       </w:r>
     </w:p>
     <w:p>
@@ -3860,7 +8580,7 @@
         <w:keepNext/>
       </w:pPr>
       <w:r>
-        <w:t>10. 企业后台设计</w:t>
+        <w:t>11. 企业后台设计</w:t>
       </w:r>
     </w:p>
     <w:p>
@@ -3914,7 +8634,7 @@
         <w:keepNext/>
       </w:pPr>
       <w:r>
-        <w:t>11. 安全、稳定性与合规</w:t>
+        <w:t>12. 安全、稳定性与合规</w:t>
       </w:r>
     </w:p>
     <w:p>
@@ -3977,7 +8697,1130 @@
         <w:keepNext/>
       </w:pPr>
       <w:r>
-        <w:t>12. MVP 实施范围</w:t>
+        <w:t>13. 部署、容器化与 CI/CD</w:t>
+      </w:r>
+    </w:p>
+    <w:p>
+      <w:r>
+        <w:t>前后端分离之后，两端各自产出独立的部署物：后端是可执行 jar 或容器镜像，前端是静态资源。二者通过 Nginx 组合成同一个对外域名，接口统一走 /api 前缀。</w:t>
+      </w:r>
+    </w:p>
+    <w:p>
+      <w:pPr>
+        <w:pStyle w:val="Heading2"/>
+        <w:keepNext/>
+      </w:pPr>
+      <w:r>
+        <w:t>13.1 部署拓扑</w:t>
+      </w:r>
+    </w:p>
+    <w:p>
+      <w:pPr>
+        <w:pStyle w:val="CodeBlock"/>
+        <w:spacing w:before="80" w:after="160"/>
+      </w:pPr>
+      <w:r>
+        <w:t>用户浏览器</w:t>
+        <w:br/>
+        <w:t xml:space="preserve">   │  HTTPS（443）</w:t>
+        <w:br/>
+        <w:t xml:space="preserve">   ▼</w:t>
+        <w:br/>
+        <w:t>Nginx / CDN</w:t>
+        <w:br/>
+        <w:t xml:space="preserve">   ├── /            → 前端静态资源（dist）</w:t>
+        <w:br/>
+        <w:t xml:space="preserve">   └── /api, /ws    → 后端服务（8080，可多实例负载均衡）</w:t>
+        <w:br/>
+        <w:t xml:space="preserve">                          │</w:t>
+        <w:br/>
+        <w:t xml:space="preserve">                          ├── PostgreSQL（业务库 + 备份）</w:t>
+        <w:br/>
+        <w:t xml:space="preserve">                          ├── Redis（缓存、限流、会话）</w:t>
+        <w:br/>
+        <w:t xml:space="preserve">                          ├── RabbitMQ（异步任务）</w:t>
+        <w:br/>
+        <w:t xml:space="preserve">                          └── MinIO / OSS（导出文件）</w:t>
+      </w:r>
+    </w:p>
+    <w:p>
+      <w:pPr>
+        <w:pStyle w:val="Heading2"/>
+        <w:keepNext/>
+      </w:pPr>
+      <w:r>
+        <w:t>13.2 容器化</w:t>
+      </w:r>
+    </w:p>
+    <w:p>
+      <w:r>
+        <w:t>后端与前端各写一份 Dockerfile，本地用 Docker Compose 起依赖组件；镜像里不包含任何密钥与环境差异。</w:t>
+      </w:r>
+    </w:p>
+    <w:p>
+      <w:pPr>
+        <w:pStyle w:val="CodeBlock"/>
+        <w:spacing w:before="80" w:after="160"/>
+      </w:pPr>
+      <w:r>
+        <w:t># backend/Dockerfile（多阶段构建）</w:t>
+        <w:br/>
+        <w:t>FROM maven:3.9-eclipse-temurin-21 AS build</w:t>
+        <w:br/>
+        <w:t>WORKDIR /build</w:t>
+        <w:br/>
+        <w:t>COPY pom.xml .</w:t>
+        <w:br/>
+        <w:t>RUN mvn -B -q dependency:go-offline</w:t>
+        <w:br/>
+        <w:t>COPY src ./src</w:t>
+        <w:br/>
+        <w:t>RUN mvn -B -q clean package -DskipTests</w:t>
+        <w:br/>
+        <w:br/>
+        <w:t>FROM eclipse-temurin:21-jre</w:t>
+        <w:br/>
+        <w:t>WORKDIR /app</w:t>
+        <w:br/>
+        <w:t>COPY --from=build /build/target/*.jar app.jar</w:t>
+        <w:br/>
+        <w:t>EXPOSE 8080</w:t>
+        <w:br/>
+        <w:t>ENTRYPOINT ["java", "-XX:MaxRAMPercentage=75", "-jar", "app.jar"]</w:t>
+      </w:r>
+    </w:p>
+    <w:p>
+      <w:pPr>
+        <w:pStyle w:val="CodeBlock"/>
+        <w:spacing w:before="80" w:after="160"/>
+      </w:pPr>
+      <w:r>
+        <w:t># frontend/Dockerfile（静态资源交给 Nginx）</w:t>
+        <w:br/>
+        <w:t>FROM node:22-alpine AS build</w:t>
+        <w:br/>
+        <w:t>WORKDIR /build</w:t>
+        <w:br/>
+        <w:t>COPY package*.json ./</w:t>
+        <w:br/>
+        <w:t>RUN npm ci</w:t>
+        <w:br/>
+        <w:t>COPY . .</w:t>
+        <w:br/>
+        <w:t>RUN npm run build</w:t>
+        <w:br/>
+        <w:br/>
+        <w:t>FROM nginx:1.27-alpine</w:t>
+        <w:br/>
+        <w:t>COPY --from=build /build/dist /usr/share/nginx/html</w:t>
+        <w:br/>
+        <w:t>COPY nginx.conf /etc/nginx/conf.d/default.conf</w:t>
+      </w:r>
+    </w:p>
+    <w:p>
+      <w:pPr>
+        <w:pStyle w:val="CodeBlock"/>
+        <w:spacing w:before="80" w:after="160"/>
+      </w:pPr>
+      <w:r>
+        <w:t># docker-compose.yml（本地开发依赖；后端与前端仍可本地启动）</w:t>
+        <w:br/>
+        <w:t>services:</w:t>
+        <w:br/>
+        <w:t xml:space="preserve">  postgres:</w:t>
+        <w:br/>
+        <w:t xml:space="preserve">    image: postgis/postgis:16-3.4</w:t>
+        <w:br/>
+        <w:t xml:space="preserve">    environment: [POSTGRES_DB=travel, POSTGRES_USER=travel, POSTGRES_PASSWORD=travel]</w:t>
+        <w:br/>
+        <w:t xml:space="preserve">    ports: ["5432:5432"]</w:t>
+        <w:br/>
+        <w:t xml:space="preserve">    volumes: ["pgdata:/var/lib/postgresql/data"]</w:t>
+        <w:br/>
+        <w:t xml:space="preserve">  redis:</w:t>
+        <w:br/>
+        <w:t xml:space="preserve">    image: redis:7-alpine</w:t>
+        <w:br/>
+        <w:t xml:space="preserve">    ports: ["6379:6379"]</w:t>
+        <w:br/>
+        <w:t xml:space="preserve">  rabbitmq:</w:t>
+        <w:br/>
+        <w:t xml:space="preserve">    image: rabbitmq:3.13-management</w:t>
+        <w:br/>
+        <w:t xml:space="preserve">    ports: ["5672:5672", "15672:15672"]</w:t>
+        <w:br/>
+        <w:t xml:space="preserve">  minio:</w:t>
+        <w:br/>
+        <w:t xml:space="preserve">    image: minio/minio</w:t>
+        <w:br/>
+        <w:t xml:space="preserve">    command: server /data --console-address ":9001"</w:t>
+        <w:br/>
+        <w:t xml:space="preserve">    ports: ["9000:9000", "9001:9001"]</w:t>
+        <w:br/>
+        <w:t>volumes:</w:t>
+        <w:br/>
+        <w:t xml:space="preserve">  pgdata:</w:t>
+      </w:r>
+    </w:p>
+    <w:p>
+      <w:pPr>
+        <w:pStyle w:val="Heading2"/>
+        <w:keepNext/>
+      </w:pPr>
+      <w:r>
+        <w:t>13.3 环境与配置管理</w:t>
+      </w:r>
+    </w:p>
+    <w:tbl>
+      <w:tblPr>
+        <w:tblStyle w:val="TableGrid"/>
+        <w:tblW w:type="auto" w:w="0"/>
+        <w:tblLayout w:type="autofit"/>
+        <w:tblLook w:firstColumn="1" w:firstRow="1" w:lastColumn="0" w:lastRow="0" w:noHBand="0" w:noVBand="1" w:val="04A0"/>
+      </w:tblPr>
+      <w:tblGrid>
+        <w:gridCol w:w="2448"/>
+        <w:gridCol w:w="2448"/>
+        <w:gridCol w:w="2448"/>
+        <w:gridCol w:w="2448"/>
+      </w:tblGrid>
+      <w:tr>
+        <w:tc>
+          <w:tcPr>
+            <w:tcW w:type="dxa" w:w="2448"/>
+            <w:vAlign w:val="center"/>
+            <w:shd w:fill="1F4E79"/>
+          </w:tcPr>
+          <w:p>
+            <w:pPr>
+              <w:spacing w:after="0"/>
+            </w:pPr>
+            <w:r/>
+            <w:r>
+              <w:rPr>
+                <w:b/>
+                <w:color w:val="FFFFFF"/>
+              </w:rPr>
+              <w:t>环境</w:t>
+            </w:r>
+          </w:p>
+        </w:tc>
+        <w:tc>
+          <w:tcPr>
+            <w:tcW w:type="dxa" w:w="2448"/>
+            <w:vAlign w:val="center"/>
+            <w:shd w:fill="1F4E79"/>
+          </w:tcPr>
+          <w:p>
+            <w:pPr>
+              <w:spacing w:after="0"/>
+            </w:pPr>
+            <w:r/>
+            <w:r>
+              <w:rPr>
+                <w:b/>
+                <w:color w:val="FFFFFF"/>
+              </w:rPr>
+              <w:t>后端配置</w:t>
+            </w:r>
+          </w:p>
+        </w:tc>
+        <w:tc>
+          <w:tcPr>
+            <w:tcW w:type="dxa" w:w="2448"/>
+            <w:vAlign w:val="center"/>
+            <w:shd w:fill="1F4E79"/>
+          </w:tcPr>
+          <w:p>
+            <w:pPr>
+              <w:spacing w:after="0"/>
+            </w:pPr>
+            <w:r/>
+            <w:r>
+              <w:rPr>
+                <w:b/>
+                <w:color w:val="FFFFFF"/>
+              </w:rPr>
+              <w:t>前端配置</w:t>
+            </w:r>
+          </w:p>
+        </w:tc>
+        <w:tc>
+          <w:tcPr>
+            <w:tcW w:type="dxa" w:w="2448"/>
+            <w:vAlign w:val="center"/>
+            <w:shd w:fill="1F4E79"/>
+          </w:tcPr>
+          <w:p>
+            <w:pPr>
+              <w:spacing w:after="0"/>
+            </w:pPr>
+            <w:r/>
+            <w:r>
+              <w:rPr>
+                <w:b/>
+                <w:color w:val="FFFFFF"/>
+              </w:rPr>
+              <w:t>密钥来源</w:t>
+            </w:r>
+          </w:p>
+        </w:tc>
+      </w:tr>
+      <w:tr>
+        <w:tc>
+          <w:tcPr>
+            <w:tcW w:type="dxa" w:w="2448"/>
+            <w:vAlign w:val="center"/>
+          </w:tcPr>
+          <w:p>
+            <w:pPr>
+              <w:spacing w:after="0"/>
+            </w:pPr>
+            <w:r/>
+            <w:r>
+              <w:rPr>
+                <w:b w:val="0"/>
+              </w:rPr>
+              <w:t>本地开发</w:t>
+            </w:r>
+          </w:p>
+        </w:tc>
+        <w:tc>
+          <w:tcPr>
+            <w:tcW w:type="dxa" w:w="2448"/>
+            <w:vAlign w:val="center"/>
+          </w:tcPr>
+          <w:p>
+            <w:pPr>
+              <w:spacing w:after="0"/>
+            </w:pPr>
+            <w:r/>
+            <w:r>
+              <w:rPr>
+                <w:b w:val="0"/>
+              </w:rPr>
+              <w:t>application-local.yml + H2 或本地 Compose 依赖</w:t>
+            </w:r>
+          </w:p>
+        </w:tc>
+        <w:tc>
+          <w:tcPr>
+            <w:tcW w:type="dxa" w:w="2448"/>
+            <w:vAlign w:val="center"/>
+          </w:tcPr>
+          <w:p>
+            <w:pPr>
+              <w:spacing w:after="0"/>
+            </w:pPr>
+            <w:r/>
+            <w:r>
+              <w:rPr>
+                <w:b w:val="0"/>
+              </w:rPr>
+              <w:t>VITE_API_BASE_URL 走 Vite 代理</w:t>
+            </w:r>
+          </w:p>
+        </w:tc>
+        <w:tc>
+          <w:tcPr>
+            <w:tcW w:type="dxa" w:w="2448"/>
+            <w:vAlign w:val="center"/>
+          </w:tcPr>
+          <w:p>
+            <w:pPr>
+              <w:spacing w:after="0"/>
+            </w:pPr>
+            <w:r/>
+            <w:r>
+              <w:rPr>
+                <w:b w:val="0"/>
+              </w:rPr>
+              <w:t>.env.local（不入库）</w:t>
+            </w:r>
+          </w:p>
+        </w:tc>
+      </w:tr>
+      <w:tr>
+        <w:tc>
+          <w:tcPr>
+            <w:tcW w:type="dxa" w:w="2448"/>
+            <w:vAlign w:val="center"/>
+          </w:tcPr>
+          <w:p>
+            <w:pPr>
+              <w:spacing w:after="0"/>
+            </w:pPr>
+            <w:r/>
+            <w:r>
+              <w:rPr>
+                <w:b w:val="0"/>
+              </w:rPr>
+              <w:t>测试环境</w:t>
+            </w:r>
+          </w:p>
+        </w:tc>
+        <w:tc>
+          <w:tcPr>
+            <w:tcW w:type="dxa" w:w="2448"/>
+            <w:vAlign w:val="center"/>
+          </w:tcPr>
+          <w:p>
+            <w:pPr>
+              <w:spacing w:after="0"/>
+            </w:pPr>
+            <w:r/>
+            <w:r>
+              <w:rPr>
+                <w:b w:val="0"/>
+              </w:rPr>
+              <w:t>application-test.yml + 容器内服务名</w:t>
+            </w:r>
+          </w:p>
+        </w:tc>
+        <w:tc>
+          <w:tcPr>
+            <w:tcW w:type="dxa" w:w="2448"/>
+            <w:vAlign w:val="center"/>
+          </w:tcPr>
+          <w:p>
+            <w:pPr>
+              <w:spacing w:after="0"/>
+            </w:pPr>
+            <w:r/>
+            <w:r>
+              <w:rPr>
+                <w:b w:val="0"/>
+              </w:rPr>
+              <w:t>构建时注入 VITE_API_BASE_URL</w:t>
+            </w:r>
+          </w:p>
+        </w:tc>
+        <w:tc>
+          <w:tcPr>
+            <w:tcW w:type="dxa" w:w="2448"/>
+            <w:vAlign w:val="center"/>
+          </w:tcPr>
+          <w:p>
+            <w:pPr>
+              <w:spacing w:after="0"/>
+            </w:pPr>
+            <w:r/>
+            <w:r>
+              <w:rPr>
+                <w:b w:val="0"/>
+              </w:rPr>
+              <w:t>CI 变量 / 密钥管理服务</w:t>
+            </w:r>
+          </w:p>
+        </w:tc>
+      </w:tr>
+      <w:tr>
+        <w:tc>
+          <w:tcPr>
+            <w:tcW w:type="dxa" w:w="2448"/>
+            <w:vAlign w:val="center"/>
+          </w:tcPr>
+          <w:p>
+            <w:pPr>
+              <w:spacing w:after="0"/>
+            </w:pPr>
+            <w:r/>
+            <w:r>
+              <w:rPr>
+                <w:b w:val="0"/>
+              </w:rPr>
+              <w:t>生产环境</w:t>
+            </w:r>
+          </w:p>
+        </w:tc>
+        <w:tc>
+          <w:tcPr>
+            <w:tcW w:type="dxa" w:w="2448"/>
+            <w:vAlign w:val="center"/>
+          </w:tcPr>
+          <w:p>
+            <w:pPr>
+              <w:spacing w:after="0"/>
+            </w:pPr>
+            <w:r/>
+            <w:r>
+              <w:rPr>
+                <w:b w:val="0"/>
+              </w:rPr>
+              <w:t>application-prod.yml + 外置配置</w:t>
+            </w:r>
+          </w:p>
+        </w:tc>
+        <w:tc>
+          <w:tcPr>
+            <w:tcW w:type="dxa" w:w="2448"/>
+            <w:vAlign w:val="center"/>
+          </w:tcPr>
+          <w:p>
+            <w:pPr>
+              <w:spacing w:after="0"/>
+            </w:pPr>
+            <w:r/>
+            <w:r>
+              <w:rPr>
+                <w:b w:val="0"/>
+              </w:rPr>
+              <w:t>dist + CDN 版本号</w:t>
+            </w:r>
+          </w:p>
+        </w:tc>
+        <w:tc>
+          <w:tcPr>
+            <w:tcW w:type="dxa" w:w="2448"/>
+            <w:vAlign w:val="center"/>
+          </w:tcPr>
+          <w:p>
+            <w:pPr>
+              <w:spacing w:after="0"/>
+            </w:pPr>
+            <w:r/>
+            <w:r>
+              <w:rPr>
+                <w:b w:val="0"/>
+              </w:rPr>
+              <w:t>密钥管理服务，禁止写进镜像</w:t>
+            </w:r>
+          </w:p>
+        </w:tc>
+      </w:tr>
+    </w:tbl>
+    <w:p>
+      <w:pPr>
+        <w:spacing w:after="40"/>
+      </w:pPr>
+    </w:p>
+    <w:p>
+      <w:pPr>
+        <w:pStyle w:val="ListBullet"/>
+        <w:spacing w:after="60"/>
+      </w:pPr>
+      <w:r>
+        <w:t>镜像里不打包密钥：数据库口令、模型 API Key、地图与酒店 Key 一律由环境变量或密钥服务注入。</w:t>
+      </w:r>
+    </w:p>
+    <w:p>
+      <w:pPr>
+        <w:pStyle w:val="ListBullet"/>
+        <w:spacing w:after="60"/>
+      </w:pPr>
+      <w:r>
+        <w:t>前端只保留构建期变量（VITE_ 前缀），敏感信息不进入前端产物。</w:t>
+      </w:r>
+    </w:p>
+    <w:p>
+      <w:pPr>
+        <w:pStyle w:val="ListBullet"/>
+        <w:spacing w:after="60"/>
+      </w:pPr>
+      <w:r>
+        <w:t>同一份镜像靠环境变量区分环境，禁止为每个环境单独改代码重新构建。</w:t>
+      </w:r>
+    </w:p>
+    <w:p>
+      <w:pPr>
+        <w:pStyle w:val="Heading2"/>
+        <w:keepNext/>
+      </w:pPr>
+      <w:r>
+        <w:t>13.4 持续集成流水线</w:t>
+      </w:r>
+    </w:p>
+    <w:tbl>
+      <w:tblPr>
+        <w:tblStyle w:val="TableGrid"/>
+        <w:tblW w:type="auto" w:w="0"/>
+        <w:tblLayout w:type="autofit"/>
+        <w:tblLook w:firstColumn="1" w:firstRow="1" w:lastColumn="0" w:lastRow="0" w:noHBand="0" w:noVBand="1" w:val="04A0"/>
+      </w:tblPr>
+      <w:tblGrid>
+        <w:gridCol w:w="3264"/>
+        <w:gridCol w:w="3264"/>
+        <w:gridCol w:w="3264"/>
+      </w:tblGrid>
+      <w:tr>
+        <w:tc>
+          <w:tcPr>
+            <w:tcW w:type="dxa" w:w="3264"/>
+            <w:vAlign w:val="center"/>
+            <w:shd w:fill="1F4E79"/>
+          </w:tcPr>
+          <w:p>
+            <w:pPr>
+              <w:spacing w:after="0"/>
+            </w:pPr>
+            <w:r/>
+            <w:r>
+              <w:rPr>
+                <w:b/>
+                <w:color w:val="FFFFFF"/>
+              </w:rPr>
+              <w:t>阶段</w:t>
+            </w:r>
+          </w:p>
+        </w:tc>
+        <w:tc>
+          <w:tcPr>
+            <w:tcW w:type="dxa" w:w="3264"/>
+            <w:vAlign w:val="center"/>
+            <w:shd w:fill="1F4E79"/>
+          </w:tcPr>
+          <w:p>
+            <w:pPr>
+              <w:spacing w:after="0"/>
+            </w:pPr>
+            <w:r/>
+            <w:r>
+              <w:rPr>
+                <w:b/>
+                <w:color w:val="FFFFFF"/>
+              </w:rPr>
+              <w:t>后端（backend/）</w:t>
+            </w:r>
+          </w:p>
+        </w:tc>
+        <w:tc>
+          <w:tcPr>
+            <w:tcW w:type="dxa" w:w="3264"/>
+            <w:vAlign w:val="center"/>
+            <w:shd w:fill="1F4E79"/>
+          </w:tcPr>
+          <w:p>
+            <w:pPr>
+              <w:spacing w:after="0"/>
+            </w:pPr>
+            <w:r/>
+            <w:r>
+              <w:rPr>
+                <w:b/>
+                <w:color w:val="FFFFFF"/>
+              </w:rPr>
+              <w:t>前端（frontend/）</w:t>
+            </w:r>
+          </w:p>
+        </w:tc>
+      </w:tr>
+      <w:tr>
+        <w:tc>
+          <w:tcPr>
+            <w:tcW w:type="dxa" w:w="3264"/>
+            <w:vAlign w:val="center"/>
+          </w:tcPr>
+          <w:p>
+            <w:pPr>
+              <w:spacing w:after="0"/>
+            </w:pPr>
+            <w:r/>
+            <w:r>
+              <w:rPr>
+                <w:b w:val="0"/>
+              </w:rPr>
+              <w:t>代码检出</w:t>
+            </w:r>
+          </w:p>
+        </w:tc>
+        <w:tc>
+          <w:tcPr>
+            <w:tcW w:type="dxa" w:w="3264"/>
+            <w:vAlign w:val="center"/>
+          </w:tcPr>
+          <w:p>
+            <w:pPr>
+              <w:spacing w:after="0"/>
+            </w:pPr>
+            <w:r/>
+            <w:r>
+              <w:rPr>
+                <w:b w:val="0"/>
+              </w:rPr>
+              <w:t>checkout + 缓存 Maven 仓库</w:t>
+            </w:r>
+          </w:p>
+        </w:tc>
+        <w:tc>
+          <w:tcPr>
+            <w:tcW w:type="dxa" w:w="3264"/>
+            <w:vAlign w:val="center"/>
+          </w:tcPr>
+          <w:p>
+            <w:pPr>
+              <w:spacing w:after="0"/>
+            </w:pPr>
+            <w:r/>
+            <w:r>
+              <w:rPr>
+                <w:b w:val="0"/>
+              </w:rPr>
+              <w:t>checkout + 缓存 npm</w:t>
+            </w:r>
+          </w:p>
+        </w:tc>
+      </w:tr>
+      <w:tr>
+        <w:tc>
+          <w:tcPr>
+            <w:tcW w:type="dxa" w:w="3264"/>
+            <w:vAlign w:val="center"/>
+          </w:tcPr>
+          <w:p>
+            <w:pPr>
+              <w:spacing w:after="0"/>
+            </w:pPr>
+            <w:r/>
+            <w:r>
+              <w:rPr>
+                <w:b w:val="0"/>
+              </w:rPr>
+              <w:t>依赖安装</w:t>
+            </w:r>
+          </w:p>
+        </w:tc>
+        <w:tc>
+          <w:tcPr>
+            <w:tcW w:type="dxa" w:w="3264"/>
+            <w:vAlign w:val="center"/>
+          </w:tcPr>
+          <w:p>
+            <w:pPr>
+              <w:spacing w:after="0"/>
+            </w:pPr>
+            <w:r/>
+            <w:r>
+              <w:rPr>
+                <w:b w:val="0"/>
+              </w:rPr>
+              <w:t>mvn -B dependency:go-offline</w:t>
+            </w:r>
+          </w:p>
+        </w:tc>
+        <w:tc>
+          <w:tcPr>
+            <w:tcW w:type="dxa" w:w="3264"/>
+            <w:vAlign w:val="center"/>
+          </w:tcPr>
+          <w:p>
+            <w:pPr>
+              <w:spacing w:after="0"/>
+            </w:pPr>
+            <w:r/>
+            <w:r>
+              <w:rPr>
+                <w:b w:val="0"/>
+              </w:rPr>
+              <w:t>npm ci</w:t>
+            </w:r>
+          </w:p>
+        </w:tc>
+      </w:tr>
+      <w:tr>
+        <w:tc>
+          <w:tcPr>
+            <w:tcW w:type="dxa" w:w="3264"/>
+            <w:vAlign w:val="center"/>
+          </w:tcPr>
+          <w:p>
+            <w:pPr>
+              <w:spacing w:after="0"/>
+            </w:pPr>
+            <w:r/>
+            <w:r>
+              <w:rPr>
+                <w:b w:val="0"/>
+              </w:rPr>
+              <w:t>质量校验</w:t>
+            </w:r>
+          </w:p>
+        </w:tc>
+        <w:tc>
+          <w:tcPr>
+            <w:tcW w:type="dxa" w:w="3264"/>
+            <w:vAlign w:val="center"/>
+          </w:tcPr>
+          <w:p>
+            <w:pPr>
+              <w:spacing w:after="0"/>
+            </w:pPr>
+            <w:r/>
+            <w:r>
+              <w:rPr>
+                <w:b w:val="0"/>
+              </w:rPr>
+              <w:t>mvn -B -Pquality verify（Checkstyle）</w:t>
+            </w:r>
+          </w:p>
+        </w:tc>
+        <w:tc>
+          <w:tcPr>
+            <w:tcW w:type="dxa" w:w="3264"/>
+            <w:vAlign w:val="center"/>
+          </w:tcPr>
+          <w:p>
+            <w:pPr>
+              <w:spacing w:after="0"/>
+            </w:pPr>
+            <w:r/>
+            <w:r>
+              <w:rPr>
+                <w:b w:val="0"/>
+              </w:rPr>
+              <w:t>npm run lint</w:t>
+            </w:r>
+          </w:p>
+        </w:tc>
+      </w:tr>
+      <w:tr>
+        <w:tc>
+          <w:tcPr>
+            <w:tcW w:type="dxa" w:w="3264"/>
+            <w:vAlign w:val="center"/>
+          </w:tcPr>
+          <w:p>
+            <w:pPr>
+              <w:spacing w:after="0"/>
+            </w:pPr>
+            <w:r/>
+            <w:r>
+              <w:rPr>
+                <w:b w:val="0"/>
+              </w:rPr>
+              <w:t>测试</w:t>
+            </w:r>
+          </w:p>
+        </w:tc>
+        <w:tc>
+          <w:tcPr>
+            <w:tcW w:type="dxa" w:w="3264"/>
+            <w:vAlign w:val="center"/>
+          </w:tcPr>
+          <w:p>
+            <w:pPr>
+              <w:spacing w:after="0"/>
+            </w:pPr>
+            <w:r/>
+            <w:r>
+              <w:rPr>
+                <w:b w:val="0"/>
+              </w:rPr>
+              <w:t>mvn -B test（单元 + 集成）</w:t>
+            </w:r>
+          </w:p>
+        </w:tc>
+        <w:tc>
+          <w:tcPr>
+            <w:tcW w:type="dxa" w:w="3264"/>
+            <w:vAlign w:val="center"/>
+          </w:tcPr>
+          <w:p>
+            <w:pPr>
+              <w:spacing w:after="0"/>
+            </w:pPr>
+            <w:r/>
+            <w:r>
+              <w:rPr>
+                <w:b w:val="0"/>
+              </w:rPr>
+              <w:t>npm run test -- --coverage</w:t>
+            </w:r>
+          </w:p>
+        </w:tc>
+      </w:tr>
+      <w:tr>
+        <w:tc>
+          <w:tcPr>
+            <w:tcW w:type="dxa" w:w="3264"/>
+            <w:vAlign w:val="center"/>
+          </w:tcPr>
+          <w:p>
+            <w:pPr>
+              <w:spacing w:after="0"/>
+            </w:pPr>
+            <w:r/>
+            <w:r>
+              <w:rPr>
+                <w:b w:val="0"/>
+              </w:rPr>
+              <w:t>构建</w:t>
+            </w:r>
+          </w:p>
+        </w:tc>
+        <w:tc>
+          <w:tcPr>
+            <w:tcW w:type="dxa" w:w="3264"/>
+            <w:vAlign w:val="center"/>
+          </w:tcPr>
+          <w:p>
+            <w:pPr>
+              <w:spacing w:after="0"/>
+            </w:pPr>
+            <w:r/>
+            <w:r>
+              <w:rPr>
+                <w:b w:val="0"/>
+              </w:rPr>
+              <w:t>mvn -B clean package（可执行 jar）</w:t>
+            </w:r>
+          </w:p>
+        </w:tc>
+        <w:tc>
+          <w:tcPr>
+            <w:tcW w:type="dxa" w:w="3264"/>
+            <w:vAlign w:val="center"/>
+          </w:tcPr>
+          <w:p>
+            <w:pPr>
+              <w:spacing w:after="0"/>
+            </w:pPr>
+            <w:r/>
+            <w:r>
+              <w:rPr>
+                <w:b w:val="0"/>
+              </w:rPr>
+              <w:t>npm run build（dist 静态资源）</w:t>
+            </w:r>
+          </w:p>
+        </w:tc>
+      </w:tr>
+      <w:tr>
+        <w:tc>
+          <w:tcPr>
+            <w:tcW w:type="dxa" w:w="3264"/>
+            <w:vAlign w:val="center"/>
+          </w:tcPr>
+          <w:p>
+            <w:pPr>
+              <w:spacing w:after="0"/>
+            </w:pPr>
+            <w:r/>
+            <w:r>
+              <w:rPr>
+                <w:b w:val="0"/>
+              </w:rPr>
+              <w:t>制品与镜像</w:t>
+            </w:r>
+          </w:p>
+        </w:tc>
+        <w:tc>
+          <w:tcPr>
+            <w:tcW w:type="dxa" w:w="3264"/>
+            <w:vAlign w:val="center"/>
+          </w:tcPr>
+          <w:p>
+            <w:pPr>
+              <w:spacing w:after="0"/>
+            </w:pPr>
+            <w:r/>
+            <w:r>
+              <w:rPr>
+                <w:b w:val="0"/>
+              </w:rPr>
+              <w:t>后端镜像打版本号推送到镜像仓库</w:t>
+            </w:r>
+          </w:p>
+        </w:tc>
+        <w:tc>
+          <w:tcPr>
+            <w:tcW w:type="dxa" w:w="3264"/>
+            <w:vAlign w:val="center"/>
+          </w:tcPr>
+          <w:p>
+            <w:pPr>
+              <w:spacing w:after="0"/>
+            </w:pPr>
+            <w:r/>
+            <w:r>
+              <w:rPr>
+                <w:b w:val="0"/>
+              </w:rPr>
+              <w:t>dist 上传 CDN 或打包前端镜像</w:t>
+            </w:r>
+          </w:p>
+        </w:tc>
+      </w:tr>
+      <w:tr>
+        <w:tc>
+          <w:tcPr>
+            <w:tcW w:type="dxa" w:w="3264"/>
+            <w:vAlign w:val="center"/>
+          </w:tcPr>
+          <w:p>
+            <w:pPr>
+              <w:spacing w:after="0"/>
+            </w:pPr>
+            <w:r/>
+            <w:r>
+              <w:rPr>
+                <w:b w:val="0"/>
+              </w:rPr>
+              <w:t>部署</w:t>
+            </w:r>
+          </w:p>
+        </w:tc>
+        <w:tc>
+          <w:tcPr>
+            <w:tcW w:type="dxa" w:w="3264"/>
+            <w:vAlign w:val="center"/>
+          </w:tcPr>
+          <w:p>
+            <w:pPr>
+              <w:spacing w:after="0"/>
+            </w:pPr>
+            <w:r/>
+            <w:r>
+              <w:rPr>
+                <w:b w:val="0"/>
+              </w:rPr>
+              <w:t>按环境发布，健康检查通过再切流量</w:t>
+            </w:r>
+          </w:p>
+        </w:tc>
+        <w:tc>
+          <w:tcPr>
+            <w:tcW w:type="dxa" w:w="3264"/>
+            <w:vAlign w:val="center"/>
+          </w:tcPr>
+          <w:p>
+            <w:pPr>
+              <w:spacing w:after="0"/>
+            </w:pPr>
+            <w:r/>
+            <w:r>
+              <w:rPr>
+                <w:b w:val="0"/>
+              </w:rPr>
+              <w:t>静态资源发布，支持按版本回滚</w:t>
+            </w:r>
+          </w:p>
+        </w:tc>
+      </w:tr>
+    </w:tbl>
+    <w:p>
+      <w:pPr>
+        <w:spacing w:after="40"/>
+      </w:pPr>
+    </w:p>
+    <w:p>
+      <w:pPr>
+        <w:pStyle w:val="CodeBlock"/>
+        <w:spacing w:before="80" w:after="160"/>
+      </w:pPr>
+      <w:r>
+        <w:t># .github/workflows/ci.yml（仓库托管在 GitHub 时使用）</w:t>
+        <w:br/>
+        <w:t>name: ci</w:t>
+        <w:br/>
+        <w:t>on:</w:t>
+        <w:br/>
+        <w:t xml:space="preserve">  push: { branches: [ main ] }</w:t>
+        <w:br/>
+        <w:t xml:space="preserve">  pull_request:</w:t>
+        <w:br/>
+        <w:t>jobs:</w:t>
+        <w:br/>
+        <w:t xml:space="preserve">  backend:</w:t>
+        <w:br/>
+        <w:t xml:space="preserve">    runs-on: ubuntu-latest</w:t>
+        <w:br/>
+        <w:t xml:space="preserve">    steps:</w:t>
+        <w:br/>
+        <w:t xml:space="preserve">      - uses: actions/checkout@v4</w:t>
+        <w:br/>
+        <w:t xml:space="preserve">      - uses: actions/setup-java@v4</w:t>
+        <w:br/>
+        <w:t xml:space="preserve">        with: { distribution: temurin, java-version: '21', cache: maven }</w:t>
+        <w:br/>
+        <w:t xml:space="preserve">      - run: mvn -B -f backend/pom.xml verify</w:t>
+        <w:br/>
+        <w:t xml:space="preserve">  frontend:</w:t>
+        <w:br/>
+        <w:t xml:space="preserve">    runs-on: ubuntu-latest</w:t>
+        <w:br/>
+        <w:t xml:space="preserve">    steps:</w:t>
+        <w:br/>
+        <w:t xml:space="preserve">      - uses: actions/checkout@v4</w:t>
+        <w:br/>
+        <w:t xml:space="preserve">      - uses: actions/setup-node@v4</w:t>
+        <w:br/>
+        <w:t xml:space="preserve">        with: { node-version: '22', cache: npm, cache-dependency-path: frontend/package-lock.json }</w:t>
+        <w:br/>
+        <w:t xml:space="preserve">      - run: npm ci --prefix frontend</w:t>
+        <w:br/>
+        <w:t xml:space="preserve">      - run: npm run lint --prefix frontend</w:t>
+        <w:br/>
+        <w:t xml:space="preserve">      - run: npm run test --prefix frontend</w:t>
+        <w:br/>
+        <w:t xml:space="preserve">      - run: npm run build --prefix frontend</w:t>
+      </w:r>
+    </w:p>
+    <w:p>
+      <w:r>
+        <w:t>企业内部已有 Jenkins 时，把上表阶段映射成 Jenkinsfile 的 stage 即可，命令与镜像完全复用；CI 中必须包含 Flyway 迁移检查，避免生产环境执行未评审的表结构变更。</w:t>
+      </w:r>
+    </w:p>
+    <w:p>
+      <w:pPr>
+        <w:pStyle w:val="Heading2"/>
+        <w:keepNext/>
+      </w:pPr>
+      <w:r>
+        <w:t>13.5 发布、回滚与运行保障</w:t>
+      </w:r>
+    </w:p>
+    <w:p>
+      <w:pPr>
+        <w:pStyle w:val="ListBullet"/>
+        <w:spacing w:after="60"/>
+      </w:pPr>
+      <w:r>
+        <w:t>发布顺序：接口保持向后兼容时后端先发布、前端随后发布；破坏性变更先上 v2 接口，再切换前端。</w:t>
+      </w:r>
+    </w:p>
+    <w:p>
+      <w:pPr>
+        <w:pStyle w:val="ListBullet"/>
+        <w:spacing w:after="60"/>
+      </w:pPr>
+      <w:r>
+        <w:t>回滚：后端保留上一个镜像版本，前端保留上一个静态版本，回滚不需要重新构建。</w:t>
+      </w:r>
+    </w:p>
+    <w:p>
+      <w:pPr>
+        <w:pStyle w:val="ListBullet"/>
+        <w:spacing w:after="60"/>
+      </w:pPr>
+      <w:r>
+        <w:t>数据库变更：Flyway 脚本只向前执行，删列或改类型按“先加新列、再迁数据、最后删旧列”三步走，保证可回滚。</w:t>
+      </w:r>
+    </w:p>
+    <w:p>
+      <w:pPr>
+        <w:pStyle w:val="ListBullet"/>
+        <w:spacing w:after="60"/>
+      </w:pPr>
+      <w:r>
+        <w:t>健康检查与观测：/actuator/health 作为容器健康检查，接 Prometheus + Grafana 观察接口耗时、错误率、大模型调用与外部数据源成功率。</w:t>
+      </w:r>
+    </w:p>
+    <w:p>
+      <w:pPr>
+        <w:pStyle w:val="ListBullet"/>
+        <w:spacing w:after="60"/>
+      </w:pPr>
+      <w:r>
+        <w:t>容量与限流：对外部数据源与大模型调用设配额与熔断，避免单次规划触发过多外部请求拖垮服务。</w:t>
+      </w:r>
+    </w:p>
+    <w:p>
+      <w:pPr>
+        <w:pStyle w:val="Heading1"/>
+        <w:keepNext/>
+      </w:pPr>
+      <w:r>
+        <w:t>14. MVP 实施范围</w:t>
       </w:r>
     </w:p>
     <w:p>
@@ -4519,7 +10362,7 @@
         <w:keepNext/>
       </w:pPr>
       <w:r>
-        <w:t>13. 开发计划</w:t>
+        <w:t>15. 开发计划</w:t>
       </w:r>
     </w:p>
     <w:tbl>
@@ -4629,25 +10472,25 @@
               <w:rPr>
                 <w:b w:val="0"/>
               </w:rPr>
-              <w:t>Spring Boot、数据库、Redis、认证、Docker</w:t>
-            </w:r>
-          </w:p>
-        </w:tc>
-        <w:tc>
-          <w:tcPr>
-            <w:tcW w:type="dxa" w:w="3264"/>
-            <w:vAlign w:val="center"/>
-          </w:tcPr>
-          <w:p>
-            <w:pPr>
-              <w:spacing w:after="0"/>
-            </w:pPr>
-            <w:r/>
-            <w:r>
-              <w:rPr>
-                <w:b w:val="0"/>
-              </w:rPr>
-              <w:t>可运行的 Java 后端骨架</w:t>
+              <w:t>backend 与 frontend 两端工程、REST 契约、MyBatis-Plus + Flyway、Docker 镜像与 CI 流水线、认证</w:t>
+            </w:r>
+          </w:p>
+        </w:tc>
+        <w:tc>
+          <w:tcPr>
+            <w:tcW w:type="dxa" w:w="3264"/>
+            <w:vAlign w:val="center"/>
+          </w:tcPr>
+          <w:p>
+            <w:pPr>
+              <w:spacing w:after="0"/>
+            </w:pPr>
+            <w:r/>
+            <w:r>
+              <w:rPr>
+                <w:b w:val="0"/>
+              </w:rPr>
+              <w:t>可独立构建、独立部署、可自动构建发布的前后端分离骨架</w:t>
             </w:r>
           </w:p>
         </w:tc>
@@ -4928,6 +10771,62 @@
                 <w:b w:val="0"/>
               </w:rPr>
               <w:t>旅行社或企业版能力</w:t>
+            </w:r>
+          </w:p>
+        </w:tc>
+      </w:tr>
+      <w:tr>
+        <w:tc>
+          <w:tcPr>
+            <w:tcW w:type="dxa" w:w="3264"/>
+            <w:vAlign w:val="center"/>
+          </w:tcPr>
+          <w:p>
+            <w:pPr>
+              <w:spacing w:after="0"/>
+            </w:pPr>
+            <w:r/>
+            <w:r>
+              <w:rPr>
+                <w:b w:val="0"/>
+              </w:rPr>
+              <w:t>阶段七：上线保障</w:t>
+            </w:r>
+          </w:p>
+        </w:tc>
+        <w:tc>
+          <w:tcPr>
+            <w:tcW w:type="dxa" w:w="3264"/>
+            <w:vAlign w:val="center"/>
+          </w:tcPr>
+          <w:p>
+            <w:pPr>
+              <w:spacing w:after="0"/>
+            </w:pPr>
+            <w:r/>
+            <w:r>
+              <w:rPr>
+                <w:b w:val="0"/>
+              </w:rPr>
+              <w:t>镜像仓库、环境与密钥管理、监控告警、容量与限流</w:t>
+            </w:r>
+          </w:p>
+        </w:tc>
+        <w:tc>
+          <w:tcPr>
+            <w:tcW w:type="dxa" w:w="3264"/>
+            <w:vAlign w:val="center"/>
+          </w:tcPr>
+          <w:p>
+            <w:pPr>
+              <w:spacing w:after="0"/>
+            </w:pPr>
+            <w:r/>
+            <w:r>
+              <w:rPr>
+                <w:b w:val="0"/>
+              </w:rPr>
+              <w:t>具备上线与快速回滚能力的运行环境</w:t>
             </w:r>
           </w:p>
         </w:tc>
@@ -4944,7 +10843,7 @@
         <w:keepNext/>
       </w:pPr>
       <w:r>
-        <w:t>14. 结论与实施建议</w:t>
+        <w:t>16. 结论与实施建议</w:t>
       </w:r>
     </w:p>
     <w:p>
@@ -4991,6 +10890,24 @@
       </w:pPr>
       <w:r>
         <w:t>数据库负责保存行程版本、工具调用记录、数据来源和导出文件。</w:t>
+      </w:r>
+    </w:p>
+    <w:p>
+      <w:pPr>
+        <w:pStyle w:val="ListBullet"/>
+        <w:spacing w:after="60"/>
+      </w:pPr>
+      <w:r>
+        <w:t>前后端分离：前端只负责界面与交互，后端只负责业务与数据，两端以 REST 接口契约协作，独立构建、独立部署。</w:t>
+      </w:r>
+    </w:p>
+    <w:p>
+      <w:pPr>
+        <w:pStyle w:val="ListBullet"/>
+        <w:spacing w:after="60"/>
+      </w:pPr>
+      <w:r>
+        <w:t>交付方式：后端容器镜像 + 前端静态产物，通过 Docker 与 CI 流水线实现可重复发布与快速回滚。</w:t>
       </w:r>
     </w:p>
     <w:p>

--- a/旅游规划智能体系统_Java技术方案.docx
+++ b/旅游规划智能体系统_Java技术方案.docx
@@ -43,11 +43,11 @@
       </w:r>
       <w:r>
         <w:br/>
-        <w:t>编制日期：2026-09-15</w:t>
+        <w:t>编制日期：2026-10-27</w:t>
       </w:r>
       <w:r>
         <w:br/>
-        <w:t>技术路线：前后端分离（Vue 3 SPA + Spring Boot REST API）+ Spring AI + MyBatis-Plus + Flyway + PostgreSQL + RabbitMQ + Docker</w:t>
+        <w:t>技术路线：前后端分离（Vue 3 SPA + Spring Boot REST API）+ Spring AI + MyBatis-Plus + Flyway + MySQL + RabbitMQ + Docker</w:t>
       </w:r>
     </w:p>
     <w:p>
@@ -253,7 +253,7 @@
         <w:br/>
         <w:t xml:space="preserve">                    ▼</w:t>
         <w:br/>
-        <w:t xml:space="preserve">       PostgreSQL + PostGIS + Redis</w:t>
+        <w:t xml:space="preserve">       MySQL 8（空间索引）+ Redis</w:t>
         <w:br/>
         <w:t xml:space="preserve">                    │</w:t>
         <w:br/>
@@ -658,7 +658,7 @@
               <w:rPr>
                 <w:b w:val="0"/>
               </w:rPr>
-              <w:t>PostgreSQL + PostGIS</w:t>
+              <w:t>MySQL 8（InnoDB + 空间索引）</w:t>
             </w:r>
           </w:p>
         </w:tc>
@@ -2926,7 +2926,7 @@
               <w:rPr>
                 <w:b w:val="0"/>
               </w:rPr>
-              <w:t>第一版用 PostgreSQL 全文检索覆盖景点与线路搜索；搜索能力按接口抽象，后续可平滑替换为 ES</w:t>
+              <w:t>第一版用 MySQL 全文索引（FULLTEXT + ngram 分词）覆盖景点与线路搜索；搜索能力按接口抽象，后续可平滑替换为 ES</w:t>
             </w:r>
           </w:p>
         </w:tc>
@@ -3931,7 +3931,7 @@
     </w:p>
     <w:p>
       <w:r>
-        <w:t>迁移脚本使用标准 SQL 写法（不使用 BIGSERIAL、TIMESTAMPTZ 等数据库方言），保证本地 H2 与生产 PostgreSQL 都能执行同一份脚本。</w:t>
+        <w:t>迁移脚本只用 H2（MySQL 兼容模式）与 MySQL 8 都支持的写法：自增用 AUTO_INCREMENT、时间默认值用 CURRENT_TIMESTAMP，保证本地与生产执行同一份脚本。</w:t>
       </w:r>
     </w:p>
     <w:p>
@@ -4050,7 +4050,7 @@
               <w:rPr>
                 <w:b w:val="0"/>
               </w:rPr>
-              <w:t>PostgreSQL 全文检索（tsvector / pg_trgm），搜索能力封装为 SearchService 接口</w:t>
+              <w:t>MySQL 全文索引（FULLTEXT + ngram 分词），搜索能力封装为 SearchService 接口</w:t>
             </w:r>
           </w:p>
         </w:tc>
@@ -4993,7 +4993,7 @@
               <w:rPr>
                 <w:b w:val="0"/>
               </w:rPr>
-              <w:t>postgresql / h2</w:t>
+              <w:t>mysql / h2</w:t>
             </w:r>
           </w:p>
         </w:tc>
@@ -5029,7 +5029,7 @@
               <w:rPr>
                 <w:b w:val="0"/>
               </w:rPr>
-              <w:t>application.yml 数据源配置（H2 便于本地启动与测试）</w:t>
+              <w:t>application.yml 数据源配置（H2 用 MODE=MySQL，便于本地启动与测试）</w:t>
             </w:r>
           </w:p>
         </w:tc>
@@ -5554,7 +5554,7 @@
         <w:br/>
         <w:t>scaffold-cli init travel-planner --type fullstack --java 21 ^</w:t>
         <w:br/>
-        <w:t xml:space="preserve">  --deps spring-boot-web,mybatis-plus,flyway,postgresql,h2,springdoc,junit,logback ^</w:t>
+        <w:t xml:space="preserve">  --deps spring-boot-web,mybatis-plus,flyway,mysql,h2,springdoc,junit,logback ^</w:t>
         <w:br/>
         <w:t xml:space="preserve">  --frontend-deps vue,vue-router,pinia,axios,echarts,stomp</w:t>
       </w:r>
@@ -8734,7 +8734,7 @@
         <w:br/>
         <w:t xml:space="preserve">                          │</w:t>
         <w:br/>
-        <w:t xml:space="preserve">                          ├── PostgreSQL（业务库 + 备份）</w:t>
+        <w:t xml:space="preserve">                          ├── MySQL（业务库 + 备份）</w:t>
         <w:br/>
         <w:t xml:space="preserve">                          ├── Redis（缓存、限流、会话）</w:t>
         <w:br/>
@@ -8827,15 +8827,17 @@
         <w:br/>
         <w:t>services:</w:t>
         <w:br/>
-        <w:t xml:space="preserve">  postgres:</w:t>
+        <w:t xml:space="preserve">  mysql:</w:t>
         <w:br/>
-        <w:t xml:space="preserve">    image: postgis/postgis:16-3.4</w:t>
+        <w:t xml:space="preserve">    image: mysql:8.4</w:t>
         <w:br/>
-        <w:t xml:space="preserve">    environment: [POSTGRES_DB=travel, POSTGRES_USER=travel, POSTGRES_PASSWORD=travel]</w:t>
+        <w:t xml:space="preserve">    environment: [MYSQL_DATABASE=travel, MYSQL_USER=travel, MYSQL_PASSWORD=travel, MYSQL_ROOT_PASSWORD=root]</w:t>
         <w:br/>
-        <w:t xml:space="preserve">    ports: ["5432:5432"]</w:t>
+        <w:t xml:space="preserve">    command: ["--character-set-server=utf8mb4", "--collation-server=utf8mb4_0900_ai_ci"]</w:t>
         <w:br/>
-        <w:t xml:space="preserve">    volumes: ["pgdata:/var/lib/postgresql/data"]</w:t>
+        <w:t xml:space="preserve">    ports: ["3306:3306"]</w:t>
+        <w:br/>
+        <w:t xml:space="preserve">    volumes: ["mysqldata:/var/lib/mysql"]</w:t>
         <w:br/>
         <w:t xml:space="preserve">  redis:</w:t>
         <w:br/>
@@ -8859,7 +8861,7 @@
         <w:br/>
         <w:t>volumes:</w:t>
         <w:br/>
-        <w:t xml:space="preserve">  pgdata:</w:t>
+        <w:t xml:space="preserve">  mysqldata:</w:t>
       </w:r>
     </w:p>
     <w:p>
@@ -10848,7 +10850,7 @@
     </w:p>
     <w:p>
       <w:r>
-        <w:t>本项目建议采用 Java 作为主开发语言，以 Spring Boot 构建稳定的业务后端，以 Spring AI 负责大模型接入和 Agent 工具调用，以 PostgreSQL、Redis 和外部旅行数据服务支撑实时规划。</w:t>
+        <w:t>本项目建议采用 Java 作为主开发语言，以 Spring Boot 构建稳定的业务后端，以 Spring AI 负责大模型接入和 Agent 工具调用，以 MySQL、Redis 和外部旅行数据服务支撑实时规划。</w:t>
       </w:r>
     </w:p>
     <w:p>
